--- a/docs/callenge/challenge2_booking_system/대용량 예매 시스템 핵심 로직 구현 챌린지 v2.0.docx
+++ b/docs/callenge/challenge2_booking_system/대용량 예매 시스템 핵심 로직 구현 챌린지 v2.0.docx
@@ -5355,7 +5355,7 @@
           <w:highlight w:val="white"/>
           <w:rtl w:val="0"/>
         </w:rPr>
-        <w:t xml:space="preserve">Given S-001은 AVAILABLE이고 S-002는 RESERVED일 때, When 예매 가능 좌석을 조회하면, Then S-001만 반환된다.</w:t>
+        <w:t xml:space="preserve">Given S-001은 AVAILABLE이고 S-002는 BOOKED일 때, When 예매 가능 좌석을 조회하면, Then S-001만 반환된다.</w:t>
       </w:r>
     </w:p>
     <w:p>
@@ -5602,7 +5602,7 @@
           <w:highlight w:val="white"/>
           <w:rtl w:val="0"/>
         </w:rPr>
-        <w:t xml:space="preserve">Given S-001이 AVAILABLE일 때, When U-001이 예매하면, Then 좌석은 RESERVED가 되고 예매 결과가 생성된다.</w:t>
+        <w:t xml:space="preserve">Given S-001이 AVAILABLE일 때, When U-001이 예매하면, Then 좌석은 BOOKED가 되고 예매 결과가 생성된다.</w:t>
       </w:r>
     </w:p>
     <w:p>
@@ -5644,7 +5644,7 @@
           <w:highlight w:val="white"/>
           <w:rtl w:val="0"/>
         </w:rPr>
-        <w:t xml:space="preserve">Given S-001이 이미 RESERVED일 때, When U-002가 예매하면, Then 예매 불가 예외가 발생하고 기존 예약은 유지된다.</w:t>
+        <w:t xml:space="preserve">Given S-001이 이미 BOOKED일 때, When U-002가 예매하면, Then 예매 불가 예외가 발생하고 기존 예약은 유지된다.</w:t>
       </w:r>
     </w:p>
     <w:p>
@@ -5849,7 +5849,7 @@
           <w:highlight w:val="white"/>
           <w:rtl w:val="0"/>
         </w:rPr>
-        <w:t xml:space="preserve">Given S-001이 예매 가능한 상태, When 예매 저장을 완료하고 새 트랜잭션에서 조회하면, Then 예매 1건과 RESERVED 상태가 확인된다.</w:t>
+        <w:t xml:space="preserve">Given S-001이 예매 가능한 상태, When 예매 저장을 완료하고 새 트랜잭션에서 조회하면, Then 예매 1건과 BOOKED 상태가 확인된다.</w:t>
       </w:r>
     </w:p>
     <w:p>
@@ -6632,7 +6632,7 @@
           <w:highlight w:val="white"/>
           <w:rtl w:val="0"/>
         </w:rPr>
-        <w:t xml:space="preserve">Given 실패 후 좌석만 RESERVED이거나 예매만 저장된 경우, Then 테스트는 실패하여 부분 반영을 탐지한다.</w:t>
+        <w:t xml:space="preserve">Given 실패 후 좌석만 BOOKED이거나 예매만 저장된 경우, Then 테스트는 실패하여 부분 반영을 탐지한다.</w:t>
       </w:r>
     </w:p>
     <w:p>
@@ -8120,7 +8120,7 @@
           <w:highlight w:val="white"/>
           <w:rtl w:val="0"/>
         </w:rPr>
-        <w:t xml:space="preserve">Given 실패 후 좌석만 RESERVED이거나 예매만 저장된 경우, Then 테스트는 실패하여 부분 반영을 탐지한다.</w:t>
+        <w:t xml:space="preserve">Given 실패 후 좌석만BOOKED이거나 예매만 저장된 경우, Then 테스트는 실패하여 부분 반영을 탐지한다.</w:t>
       </w:r>
     </w:p>
     <w:p>
@@ -8572,7 +8572,7 @@
           <w:highlight w:val="white"/>
           <w:rtl w:val="0"/>
         </w:rPr>
-        <w:t xml:space="preserve">Given S-001과 동시 사용자 100명, When 예매하면, Then 성공 1건·실패 99건·예매 1건·RESERVED 상태가 확인된다.</w:t>
+        <w:t xml:space="preserve">Given S-001과 동시 사용자 100명, When 예매하면, Then 성공 1건·실패 99건·예매 1건·BOOKED 상태가 확인된다.</w:t>
       </w:r>
     </w:p>
     <w:p>
@@ -9355,7 +9355,7 @@
           <w:highlight w:val="white"/>
           <w:rtl w:val="0"/>
         </w:rPr>
-        <w:t xml:space="preserve">Given 실패 후 좌석만 RESERVED이거나 예매만 저장된 경우, Then 테스트는 실패하여 부분 반영을 탐지한다.</w:t>
+        <w:t xml:space="preserve">Given 실패 후 좌석만BOOKED이거나 예매만 저장된 경우, Then 테스트는 실패하여 부분 반영을 탐지한다.</w:t>
       </w:r>
     </w:p>
     <w:p>
@@ -13331,7 +13331,7 @@
           <w:highlight w:val="white"/>
           <w:rtl w:val="0"/>
         </w:rPr>
-        <w:t xml:space="preserve">Given 만료 직전 S-001, When 확정과 만료 처리를 동시에 실행하면, Then RESERVED 또는 반환 중 하나의 유효한 상태만 남고 중복 예매가 없다.</w:t>
+        <w:t xml:space="preserve">Given 만료 직전 S-001, When 확정과 만료 처리를 동시에 실행하면, Then BOOKED 또는 반환 중 하나의 유효한 상태만 남고 중복 예매가 없다.</w:t>
       </w:r>
     </w:p>
     <w:p>
@@ -32366,7 +32366,7 @@
           <w:highlight w:val="white"/>
           <w:rtl w:val="0"/>
         </w:rPr>
-        <w:t xml:space="preserve">Given S-001이 예매 가능한 상태, When 예매 저장을 완료하고 새 트랜잭션에서 조회하면, Then 예매 1건과 RESERVED 상태가 확인된다.</w:t>
+        <w:t xml:space="preserve">Given S-001이 예매 가능한 상태, When 예매 저장을 완료하고 새 트랜잭션에서 조회하면, Then 예매 1건과 BOOKED 상태가 확인된다.</w:t>
       </w:r>
     </w:p>
     <w:p>
@@ -32613,7 +32613,7 @@
           <w:highlight w:val="white"/>
           <w:rtl w:val="0"/>
         </w:rPr>
-        <w:t xml:space="preserve">Given S-001이 예매 가능한 상태, When 예매 저장을 완료하고 새 트랜잭션에서 조회하면, Then 예매 1건과 RESERVED 상태가 확인된다.</w:t>
+        <w:t xml:space="preserve">Given S-001이 예매 가능한 상태, When 예매 저장을 완료하고 새 트랜잭션에서 조회하면, Then 예매 1건과 BOOKED 상태가 확인된다.</w:t>
       </w:r>
     </w:p>
     <w:p>
@@ -37968,7 +37968,7 @@
           <w:highlight w:val="white"/>
           <w:rtl w:val="0"/>
         </w:rPr>
-        <w:t xml:space="preserve">Given 실패 후 좌석만 RESERVED이거나 예매만 저장된 경우, Then 테스트는 실패하여 부분 반영을 탐지한다.</w:t>
+        <w:t xml:space="preserve">Given 실패 후 좌석만BOOKED이거나 예매만 저장된 경우, Then 테스트는 실패하여 부분 반영을 탐지한다.</w:t>
       </w:r>
     </w:p>
     <w:p>
@@ -45152,7 +45152,22 @@
                 <w:highlight w:val="white"/>
                 <w:rtl w:val="0"/>
               </w:rPr>
-              <w:t xml:space="preserve">최종 좌석: RESERVED</w:t>
+              <w:t xml:space="preserve">최종 좌석:</w:t>
+            </w:r>
+            <w:r>
+              <w:rPr>
+                <w:color w:val="222222"/>
+                <w:sz w:val="18"/>
+                <w:szCs w:val="18"/>
+                <w:highlight w:val="white"/>
+                <w:rtl w:val="0"/>
+              </w:rPr>
+              <w:t xml:space="preserve">BOOKED</w:t>
+            </w:r>
+            <w:r>
+              <w:rPr>
+                <w:rtl w:val="0"/>
+              </w:rPr>
             </w:r>
           </w:p>
           <w:p>

--- a/docs/callenge/challenge2_booking_system/대용량 예매 시스템 핵심 로직 구현 챌린지 v2.0.docx
+++ b/docs/callenge/challenge2_booking_system/대용량 예매 시스템 핵심 로직 구현 챌린지 v2.0.docx
@@ -4178,238 +4178,4954 @@
         <w:rPr>
           <w:b w:val="1"/>
           <w:bCs w:val="1"/>
+          <w:color w:val="1f4e78"/>
+          <w:sz w:val="18"/>
+          <w:szCs w:val="18"/>
+          <w:highlight w:val="white"/>
+        </w:rPr>
+      </w:pPr>
+      <w:r>
+        <w:rPr>
+          <w:rFonts w:ascii="Arial Unicode MS" w:cs="Arial Unicode MS" w:eastAsia="Arial Unicode MS" w:hAnsi="Arial Unicode MS"/>
+          <w:b w:val="1"/>
+          <w:bCs w:val="1"/>
           <w:i w:val="1"/>
           <w:iCs w:val="1"/>
           <w:color w:val="4f81bd"/>
           <w:sz w:val="20"/>
           <w:szCs w:val="20"/>
           <w:highlight w:val="white"/>
-        </w:rPr>
-      </w:pPr>
-      <w:r>
-        <w:rPr>
-          <w:rFonts w:ascii="Arial Unicode MS" w:cs="Arial Unicode MS" w:eastAsia="Arial Unicode MS" w:hAnsi="Arial Unicode MS"/>
-          <w:b w:val="1"/>
-          <w:bCs w:val="1"/>
-          <w:i w:val="1"/>
-          <w:iCs w:val="1"/>
-          <w:color w:val="4f81bd"/>
-          <w:sz w:val="20"/>
-          <w:szCs w:val="20"/>
-          <w:highlight w:val="white"/>
           <w:rtl w:val="0"/>
         </w:rPr>
         <w:t xml:space="preserve">미션 1. 좌석 및 예매 기본 데이터 구성</w:t>
       </w:r>
-    </w:p>
-    <w:p>
-      <w:pPr>
-        <w:pBdr>
-          <w:top w:color="auto" w:space="0" w:sz="0" w:val="none"/>
-          <w:left w:color="auto" w:space="0" w:sz="0" w:val="none"/>
-          <w:bottom w:color="auto" w:space="0" w:sz="0" w:val="none"/>
-          <w:right w:color="auto" w:space="0" w:sz="0" w:val="none"/>
-          <w:between w:color="auto" w:space="0" w:sz="0" w:val="none"/>
-        </w:pBdr>
-        <w:spacing w:after="40" w:line="259.20000000000005" w:lineRule="auto"/>
-        <w:rPr>
-          <w:color w:val="222222"/>
-          <w:sz w:val="18"/>
-          <w:szCs w:val="18"/>
-          <w:highlight w:val="white"/>
-        </w:rPr>
-      </w:pPr>
-      <w:r>
-        <w:rPr>
-          <w:rFonts w:ascii="Arial Unicode MS" w:cs="Arial Unicode MS" w:eastAsia="Arial Unicode MS" w:hAnsi="Arial Unicode MS"/>
-          <w:b w:val="1"/>
-          <w:bCs w:val="1"/>
-          <w:color w:val="1f4e78"/>
-          <w:sz w:val="18"/>
-          <w:szCs w:val="18"/>
-          <w:highlight w:val="white"/>
-          <w:rtl w:val="0"/>
-        </w:rPr>
-        <w:t xml:space="preserve">미션 목표  </w:t>
-      </w:r>
-      <w:r>
-        <w:rPr>
-          <w:rFonts w:ascii="Arial Unicode MS" w:cs="Arial Unicode MS" w:eastAsia="Arial Unicode MS" w:hAnsi="Arial Unicode MS"/>
-          <w:color w:val="222222"/>
-          <w:sz w:val="18"/>
-          <w:szCs w:val="18"/>
-          <w:highlight w:val="white"/>
-          <w:rtl w:val="0"/>
-        </w:rPr>
-        <w:t xml:space="preserve">좌석 및 예매 기본 데이터 구성을 통해 이후 미션에서 공통으로 사용할 식별자와 데이터 계약을 확정한다.</w:t>
-      </w:r>
-    </w:p>
-    <w:p>
-      <w:pPr>
-        <w:pBdr>
-          <w:top w:color="auto" w:space="0" w:sz="0" w:val="none"/>
-          <w:left w:color="auto" w:space="0" w:sz="0" w:val="none"/>
-          <w:bottom w:color="auto" w:space="0" w:sz="0" w:val="none"/>
-          <w:right w:color="auto" w:space="0" w:sz="0" w:val="none"/>
-          <w:between w:color="auto" w:space="0" w:sz="0" w:val="none"/>
-        </w:pBdr>
-        <w:spacing w:after="40" w:line="259.20000000000005" w:lineRule="auto"/>
-        <w:rPr>
-          <w:color w:val="222222"/>
-          <w:sz w:val="18"/>
-          <w:szCs w:val="18"/>
-          <w:highlight w:val="white"/>
-        </w:rPr>
-      </w:pPr>
-      <w:r>
-        <w:rPr>
-          <w:rFonts w:ascii="Arial Unicode MS" w:cs="Arial Unicode MS" w:eastAsia="Arial Unicode MS" w:hAnsi="Arial Unicode MS"/>
-          <w:b w:val="1"/>
-          <w:bCs w:val="1"/>
-          <w:color w:val="1f4e78"/>
-          <w:sz w:val="18"/>
-          <w:szCs w:val="18"/>
-          <w:highlight w:val="white"/>
-          <w:rtl w:val="0"/>
-        </w:rPr>
-        <w:t xml:space="preserve">미션 구현 범위  </w:t>
-      </w:r>
-      <w:r>
-        <w:rPr>
-          <w:rFonts w:ascii="Arial Unicode MS" w:cs="Arial Unicode MS" w:eastAsia="Arial Unicode MS" w:hAnsi="Arial Unicode MS"/>
-          <w:color w:val="222222"/>
-          <w:sz w:val="18"/>
-          <w:szCs w:val="18"/>
-          <w:highlight w:val="white"/>
-          <w:rtl w:val="0"/>
-        </w:rPr>
-        <w:t xml:space="preserve">포함: 필수 필드, 식별자, 상태값, 저장 구조, 테스트 fixture / 제외: Redis 좌석 선점, Redis Sorted Set 대기열, MQ, 분산 장애 복구</w:t>
-      </w:r>
-    </w:p>
-    <w:p>
-      <w:pPr>
-        <w:pBdr>
-          <w:top w:color="auto" w:space="0" w:sz="0" w:val="none"/>
-          <w:left w:color="auto" w:space="0" w:sz="0" w:val="none"/>
-          <w:bottom w:color="auto" w:space="0" w:sz="0" w:val="none"/>
-          <w:right w:color="auto" w:space="0" w:sz="0" w:val="none"/>
-          <w:between w:color="auto" w:space="0" w:sz="0" w:val="none"/>
-        </w:pBdr>
-        <w:spacing w:after="40" w:line="259.20000000000005" w:lineRule="auto"/>
-        <w:rPr>
-          <w:color w:val="222222"/>
-          <w:sz w:val="18"/>
-          <w:szCs w:val="18"/>
-          <w:highlight w:val="white"/>
-        </w:rPr>
-      </w:pPr>
-      <w:r>
-        <w:rPr>
-          <w:rFonts w:ascii="Arial Unicode MS" w:cs="Arial Unicode MS" w:eastAsia="Arial Unicode MS" w:hAnsi="Arial Unicode MS"/>
-          <w:b w:val="1"/>
-          <w:bCs w:val="1"/>
-          <w:color w:val="1f4e78"/>
-          <w:sz w:val="18"/>
-          <w:szCs w:val="18"/>
-          <w:highlight w:val="white"/>
-          <w:rtl w:val="0"/>
-        </w:rPr>
-        <w:t xml:space="preserve">제약사항  </w:t>
-      </w:r>
-      <w:r>
-        <w:rPr>
-          <w:rFonts w:ascii="Arial Unicode MS" w:cs="Arial Unicode MS" w:eastAsia="Arial Unicode MS" w:hAnsi="Arial Unicode MS"/>
-          <w:color w:val="222222"/>
-          <w:sz w:val="18"/>
-          <w:szCs w:val="18"/>
-          <w:highlight w:val="white"/>
-          <w:rtl w:val="0"/>
-        </w:rPr>
-        <w:t xml:space="preserve">식별자는 중복되지 않아야 하며 상태값은 현재 레벨에서 필요한 최소 범위만 둔다.</w:t>
-      </w:r>
-    </w:p>
-    <w:p>
-      <w:pPr>
-        <w:pBdr>
-          <w:top w:color="auto" w:space="0" w:sz="0" w:val="none"/>
-          <w:left w:color="auto" w:space="0" w:sz="0" w:val="none"/>
-          <w:bottom w:color="auto" w:space="0" w:sz="0" w:val="none"/>
-          <w:right w:color="auto" w:space="0" w:sz="0" w:val="none"/>
-          <w:between w:color="auto" w:space="0" w:sz="0" w:val="none"/>
-        </w:pBdr>
-        <w:spacing w:after="40" w:line="259.20000000000005" w:lineRule="auto"/>
-        <w:rPr>
-          <w:color w:val="222222"/>
-          <w:sz w:val="18"/>
-          <w:szCs w:val="18"/>
-          <w:highlight w:val="white"/>
-        </w:rPr>
-      </w:pPr>
-      <w:r>
-        <w:rPr>
-          <w:rFonts w:ascii="Arial Unicode MS" w:cs="Arial Unicode MS" w:eastAsia="Arial Unicode MS" w:hAnsi="Arial Unicode MS"/>
-          <w:b w:val="1"/>
-          <w:bCs w:val="1"/>
-          <w:color w:val="1f4e78"/>
-          <w:sz w:val="18"/>
-          <w:szCs w:val="18"/>
-          <w:highlight w:val="white"/>
-          <w:rtl w:val="0"/>
-        </w:rPr>
-        <w:t xml:space="preserve">미션 성공 시나리오  </w:t>
-      </w:r>
-      <w:r>
-        <w:rPr>
-          <w:rFonts w:ascii="Arial Unicode MS" w:cs="Arial Unicode MS" w:eastAsia="Arial Unicode MS" w:hAnsi="Arial Unicode MS"/>
-          <w:color w:val="222222"/>
-          <w:sz w:val="18"/>
-          <w:szCs w:val="18"/>
-          <w:highlight w:val="white"/>
-          <w:rtl w:val="0"/>
-        </w:rPr>
-        <w:t xml:space="preserve">Given 빈 저장소, When S-001·U-001 또는 REQ-001·EVT-001 데이터를 생성하면, Then 동일 식별자로 다시 조회할 수 있다.</w:t>
-      </w:r>
-    </w:p>
-    <w:p>
-      <w:pPr>
-        <w:pBdr>
-          <w:top w:color="auto" w:space="0" w:sz="0" w:val="none"/>
-          <w:left w:color="auto" w:space="0" w:sz="0" w:val="none"/>
-          <w:bottom w:color="auto" w:space="0" w:sz="0" w:val="none"/>
-          <w:right w:color="auto" w:space="0" w:sz="0" w:val="none"/>
-          <w:between w:color="auto" w:space="0" w:sz="0" w:val="none"/>
-        </w:pBdr>
-        <w:spacing w:after="40" w:line="259.20000000000005" w:lineRule="auto"/>
-        <w:rPr>
-          <w:color w:val="222222"/>
-          <w:sz w:val="18"/>
-          <w:szCs w:val="18"/>
-          <w:highlight w:val="white"/>
-        </w:rPr>
-      </w:pPr>
-      <w:r>
-        <w:rPr>
-          <w:rFonts w:ascii="Arial Unicode MS" w:cs="Arial Unicode MS" w:eastAsia="Arial Unicode MS" w:hAnsi="Arial Unicode MS"/>
-          <w:b w:val="1"/>
-          <w:bCs w:val="1"/>
-          <w:color w:val="1f4e78"/>
-          <w:sz w:val="18"/>
-          <w:szCs w:val="18"/>
-          <w:highlight w:val="white"/>
-          <w:rtl w:val="0"/>
-        </w:rPr>
-        <w:t xml:space="preserve">미션 실패 시나리오  </w:t>
-      </w:r>
-      <w:r>
-        <w:rPr>
-          <w:rFonts w:ascii="Arial Unicode MS" w:cs="Arial Unicode MS" w:eastAsia="Arial Unicode MS" w:hAnsi="Arial Unicode MS"/>
-          <w:color w:val="222222"/>
-          <w:sz w:val="18"/>
-          <w:szCs w:val="18"/>
-          <w:highlight w:val="white"/>
-          <w:rtl w:val="0"/>
-        </w:rPr>
-        <w:t xml:space="preserve">Given 이미 존재하는 식별자 또는 필수값 누락, When 데이터를 생성하면, Then 중복·검증 예외가 발생하고 기존 데이터는 유지된다.</w:t>
+      <w:r>
+        <w:rPr>
+          <w:rtl w:val="0"/>
+        </w:rPr>
+      </w:r>
+    </w:p>
+    <w:p>
+      <w:pPr>
+        <w:pBdr>
+          <w:top w:color="auto" w:space="0" w:sz="0" w:val="none"/>
+          <w:left w:color="auto" w:space="0" w:sz="0" w:val="none"/>
+          <w:bottom w:color="auto" w:space="0" w:sz="0" w:val="none"/>
+          <w:right w:color="auto" w:space="0" w:sz="0" w:val="none"/>
+          <w:between w:color="auto" w:space="0" w:sz="0" w:val="none"/>
+        </w:pBdr>
+        <w:spacing w:after="40" w:line="259.20000000000005" w:lineRule="auto"/>
+        <w:rPr>
+          <w:b w:val="1"/>
+          <w:bCs w:val="1"/>
+          <w:color w:val="1f4e78"/>
+          <w:sz w:val="18"/>
+          <w:szCs w:val="18"/>
+          <w:highlight w:val="white"/>
+        </w:rPr>
+      </w:pPr>
+      <w:r>
+        <w:rPr>
+          <w:rtl w:val="0"/>
+        </w:rPr>
+      </w:r>
+    </w:p>
+    <w:p>
+      <w:pPr>
+        <w:pBdr>
+          <w:top w:color="auto" w:space="0" w:sz="0" w:val="none"/>
+          <w:left w:color="auto" w:space="0" w:sz="0" w:val="none"/>
+          <w:bottom w:color="auto" w:space="0" w:sz="0" w:val="none"/>
+          <w:right w:color="auto" w:space="0" w:sz="0" w:val="none"/>
+          <w:between w:color="auto" w:space="0" w:sz="0" w:val="none"/>
+        </w:pBdr>
+        <w:spacing w:after="40" w:line="259.20000000000005" w:lineRule="auto"/>
+        <w:rPr>
+          <w:b w:val="1"/>
+          <w:bCs w:val="1"/>
+          <w:color w:val="1f4e78"/>
+          <w:sz w:val="18"/>
+          <w:szCs w:val="18"/>
+          <w:highlight w:val="white"/>
+        </w:rPr>
+      </w:pPr>
+      <w:r>
+        <w:rPr>
+          <w:rFonts w:ascii="Arial Unicode MS" w:cs="Arial Unicode MS" w:eastAsia="Arial Unicode MS" w:hAnsi="Arial Unicode MS"/>
+          <w:b w:val="1"/>
+          <w:bCs w:val="1"/>
+          <w:color w:val="1f4e78"/>
+          <w:sz w:val="18"/>
+          <w:szCs w:val="18"/>
+          <w:highlight w:val="white"/>
+          <w:rtl w:val="0"/>
+        </w:rPr>
+        <w:t xml:space="preserve">## 미션 목표</w:t>
+      </w:r>
+    </w:p>
+    <w:p>
+      <w:pPr>
+        <w:pBdr>
+          <w:top w:color="auto" w:space="0" w:sz="0" w:val="none"/>
+          <w:left w:color="auto" w:space="0" w:sz="0" w:val="none"/>
+          <w:bottom w:color="auto" w:space="0" w:sz="0" w:val="none"/>
+          <w:right w:color="auto" w:space="0" w:sz="0" w:val="none"/>
+          <w:between w:color="auto" w:space="0" w:sz="0" w:val="none"/>
+        </w:pBdr>
+        <w:spacing w:after="40" w:line="259.20000000000005" w:lineRule="auto"/>
+        <w:rPr>
+          <w:b w:val="1"/>
+          <w:bCs w:val="1"/>
+          <w:color w:val="1f4e78"/>
+          <w:sz w:val="18"/>
+          <w:szCs w:val="18"/>
+          <w:highlight w:val="white"/>
+        </w:rPr>
+      </w:pPr>
+      <w:r>
+        <w:rPr>
+          <w:rtl w:val="0"/>
+        </w:rPr>
+      </w:r>
+    </w:p>
+    <w:p>
+      <w:pPr>
+        <w:pBdr>
+          <w:top w:color="auto" w:space="0" w:sz="0" w:val="none"/>
+          <w:left w:color="auto" w:space="0" w:sz="0" w:val="none"/>
+          <w:bottom w:color="auto" w:space="0" w:sz="0" w:val="none"/>
+          <w:right w:color="auto" w:space="0" w:sz="0" w:val="none"/>
+          <w:between w:color="auto" w:space="0" w:sz="0" w:val="none"/>
+        </w:pBdr>
+        <w:spacing w:after="40" w:line="259.20000000000005" w:lineRule="auto"/>
+        <w:rPr>
+          <w:b w:val="1"/>
+          <w:bCs w:val="1"/>
+          <w:color w:val="1f4e78"/>
+          <w:sz w:val="18"/>
+          <w:szCs w:val="18"/>
+          <w:highlight w:val="white"/>
+        </w:rPr>
+      </w:pPr>
+      <w:r>
+        <w:rPr>
+          <w:rFonts w:ascii="Arial Unicode MS" w:cs="Arial Unicode MS" w:eastAsia="Arial Unicode MS" w:hAnsi="Arial Unicode MS"/>
+          <w:b w:val="1"/>
+          <w:bCs w:val="1"/>
+          <w:color w:val="1f4e78"/>
+          <w:sz w:val="18"/>
+          <w:szCs w:val="18"/>
+          <w:highlight w:val="white"/>
+          <w:rtl w:val="0"/>
+        </w:rPr>
+        <w:t xml:space="preserve">좌석과 예매에 필요한 기본 데이터를 구성하고, 이후 미션에서 공통으로 사용할 식별자와 데이터 저장 규칙을 확정한다.</w:t>
+      </w:r>
+    </w:p>
+    <w:p>
+      <w:pPr>
+        <w:pBdr>
+          <w:top w:color="auto" w:space="0" w:sz="0" w:val="none"/>
+          <w:left w:color="auto" w:space="0" w:sz="0" w:val="none"/>
+          <w:bottom w:color="auto" w:space="0" w:sz="0" w:val="none"/>
+          <w:right w:color="auto" w:space="0" w:sz="0" w:val="none"/>
+          <w:between w:color="auto" w:space="0" w:sz="0" w:val="none"/>
+        </w:pBdr>
+        <w:spacing w:after="40" w:line="259.20000000000005" w:lineRule="auto"/>
+        <w:rPr>
+          <w:b w:val="1"/>
+          <w:bCs w:val="1"/>
+          <w:color w:val="1f4e78"/>
+          <w:sz w:val="18"/>
+          <w:szCs w:val="18"/>
+          <w:highlight w:val="white"/>
+        </w:rPr>
+      </w:pPr>
+      <w:r>
+        <w:rPr>
+          <w:rtl w:val="0"/>
+        </w:rPr>
+      </w:r>
+    </w:p>
+    <w:p>
+      <w:pPr>
+        <w:pBdr>
+          <w:top w:color="auto" w:space="0" w:sz="0" w:val="none"/>
+          <w:left w:color="auto" w:space="0" w:sz="0" w:val="none"/>
+          <w:bottom w:color="auto" w:space="0" w:sz="0" w:val="none"/>
+          <w:right w:color="auto" w:space="0" w:sz="0" w:val="none"/>
+          <w:between w:color="auto" w:space="0" w:sz="0" w:val="none"/>
+        </w:pBdr>
+        <w:spacing w:after="40" w:line="259.20000000000005" w:lineRule="auto"/>
+        <w:rPr>
+          <w:b w:val="1"/>
+          <w:bCs w:val="1"/>
+          <w:color w:val="1f4e78"/>
+          <w:sz w:val="18"/>
+          <w:szCs w:val="18"/>
+          <w:highlight w:val="white"/>
+        </w:rPr>
+      </w:pPr>
+      <w:r>
+        <w:rPr>
+          <w:rFonts w:ascii="Arial Unicode MS" w:cs="Arial Unicode MS" w:eastAsia="Arial Unicode MS" w:hAnsi="Arial Unicode MS"/>
+          <w:b w:val="1"/>
+          <w:bCs w:val="1"/>
+          <w:color w:val="1f4e78"/>
+          <w:sz w:val="18"/>
+          <w:szCs w:val="18"/>
+          <w:highlight w:val="white"/>
+          <w:rtl w:val="0"/>
+        </w:rPr>
+        <w:t xml:space="preserve">## 미션 구현 범위</w:t>
+      </w:r>
+    </w:p>
+    <w:p>
+      <w:pPr>
+        <w:pBdr>
+          <w:top w:color="auto" w:space="0" w:sz="0" w:val="none"/>
+          <w:left w:color="auto" w:space="0" w:sz="0" w:val="none"/>
+          <w:bottom w:color="auto" w:space="0" w:sz="0" w:val="none"/>
+          <w:right w:color="auto" w:space="0" w:sz="0" w:val="none"/>
+          <w:between w:color="auto" w:space="0" w:sz="0" w:val="none"/>
+        </w:pBdr>
+        <w:spacing w:after="40" w:line="259.20000000000005" w:lineRule="auto"/>
+        <w:rPr>
+          <w:b w:val="1"/>
+          <w:bCs w:val="1"/>
+          <w:color w:val="1f4e78"/>
+          <w:sz w:val="18"/>
+          <w:szCs w:val="18"/>
+          <w:highlight w:val="white"/>
+        </w:rPr>
+      </w:pPr>
+      <w:r>
+        <w:rPr>
+          <w:rtl w:val="0"/>
+        </w:rPr>
+      </w:r>
+    </w:p>
+    <w:p>
+      <w:pPr>
+        <w:pBdr>
+          <w:top w:color="auto" w:space="0" w:sz="0" w:val="none"/>
+          <w:left w:color="auto" w:space="0" w:sz="0" w:val="none"/>
+          <w:bottom w:color="auto" w:space="0" w:sz="0" w:val="none"/>
+          <w:right w:color="auto" w:space="0" w:sz="0" w:val="none"/>
+          <w:between w:color="auto" w:space="0" w:sz="0" w:val="none"/>
+        </w:pBdr>
+        <w:spacing w:after="40" w:line="259.20000000000005" w:lineRule="auto"/>
+        <w:rPr>
+          <w:b w:val="1"/>
+          <w:bCs w:val="1"/>
+          <w:color w:val="1f4e78"/>
+          <w:sz w:val="18"/>
+          <w:szCs w:val="18"/>
+          <w:highlight w:val="white"/>
+        </w:rPr>
+      </w:pPr>
+      <w:r>
+        <w:rPr>
+          <w:rFonts w:ascii="Arial Unicode MS" w:cs="Arial Unicode MS" w:eastAsia="Arial Unicode MS" w:hAnsi="Arial Unicode MS"/>
+          <w:b w:val="1"/>
+          <w:bCs w:val="1"/>
+          <w:color w:val="1f4e78"/>
+          <w:sz w:val="18"/>
+          <w:szCs w:val="18"/>
+          <w:highlight w:val="white"/>
+          <w:rtl w:val="0"/>
+        </w:rPr>
+        <w:t xml:space="preserve">- 기차 기본 정보</w:t>
+      </w:r>
+    </w:p>
+    <w:p>
+      <w:pPr>
+        <w:pBdr>
+          <w:top w:color="auto" w:space="0" w:sz="0" w:val="none"/>
+          <w:left w:color="auto" w:space="0" w:sz="0" w:val="none"/>
+          <w:bottom w:color="auto" w:space="0" w:sz="0" w:val="none"/>
+          <w:right w:color="auto" w:space="0" w:sz="0" w:val="none"/>
+          <w:between w:color="auto" w:space="0" w:sz="0" w:val="none"/>
+        </w:pBdr>
+        <w:spacing w:after="40" w:line="259.20000000000005" w:lineRule="auto"/>
+        <w:rPr>
+          <w:b w:val="1"/>
+          <w:bCs w:val="1"/>
+          <w:color w:val="1f4e78"/>
+          <w:sz w:val="18"/>
+          <w:szCs w:val="18"/>
+          <w:highlight w:val="white"/>
+        </w:rPr>
+      </w:pPr>
+      <w:r>
+        <w:rPr>
+          <w:rFonts w:ascii="Arial Unicode MS" w:cs="Arial Unicode MS" w:eastAsia="Arial Unicode MS" w:hAnsi="Arial Unicode MS"/>
+          <w:b w:val="1"/>
+          <w:bCs w:val="1"/>
+          <w:color w:val="1f4e78"/>
+          <w:sz w:val="18"/>
+          <w:szCs w:val="18"/>
+          <w:highlight w:val="white"/>
+          <w:rtl w:val="0"/>
+        </w:rPr>
+        <w:t xml:space="preserve">- 객차 기본 정보</w:t>
+      </w:r>
+    </w:p>
+    <w:p>
+      <w:pPr>
+        <w:pBdr>
+          <w:top w:color="auto" w:space="0" w:sz="0" w:val="none"/>
+          <w:left w:color="auto" w:space="0" w:sz="0" w:val="none"/>
+          <w:bottom w:color="auto" w:space="0" w:sz="0" w:val="none"/>
+          <w:right w:color="auto" w:space="0" w:sz="0" w:val="none"/>
+          <w:between w:color="auto" w:space="0" w:sz="0" w:val="none"/>
+        </w:pBdr>
+        <w:spacing w:after="40" w:line="259.20000000000005" w:lineRule="auto"/>
+        <w:rPr>
+          <w:b w:val="1"/>
+          <w:bCs w:val="1"/>
+          <w:color w:val="1f4e78"/>
+          <w:sz w:val="18"/>
+          <w:szCs w:val="18"/>
+          <w:highlight w:val="white"/>
+        </w:rPr>
+      </w:pPr>
+      <w:r>
+        <w:rPr>
+          <w:rFonts w:ascii="Arial Unicode MS" w:cs="Arial Unicode MS" w:eastAsia="Arial Unicode MS" w:hAnsi="Arial Unicode MS"/>
+          <w:b w:val="1"/>
+          <w:bCs w:val="1"/>
+          <w:color w:val="1f4e78"/>
+          <w:sz w:val="18"/>
+          <w:szCs w:val="18"/>
+          <w:highlight w:val="white"/>
+          <w:rtl w:val="0"/>
+        </w:rPr>
+        <w:t xml:space="preserve">- 좌석 기본 정보</w:t>
+      </w:r>
+    </w:p>
+    <w:p>
+      <w:pPr>
+        <w:pBdr>
+          <w:top w:color="auto" w:space="0" w:sz="0" w:val="none"/>
+          <w:left w:color="auto" w:space="0" w:sz="0" w:val="none"/>
+          <w:bottom w:color="auto" w:space="0" w:sz="0" w:val="none"/>
+          <w:right w:color="auto" w:space="0" w:sz="0" w:val="none"/>
+          <w:between w:color="auto" w:space="0" w:sz="0" w:val="none"/>
+        </w:pBdr>
+        <w:spacing w:after="40" w:line="259.20000000000005" w:lineRule="auto"/>
+        <w:rPr>
+          <w:b w:val="1"/>
+          <w:bCs w:val="1"/>
+          <w:color w:val="1f4e78"/>
+          <w:sz w:val="18"/>
+          <w:szCs w:val="18"/>
+          <w:highlight w:val="white"/>
+        </w:rPr>
+      </w:pPr>
+      <w:r>
+        <w:rPr>
+          <w:rFonts w:ascii="Arial Unicode MS" w:cs="Arial Unicode MS" w:eastAsia="Arial Unicode MS" w:hAnsi="Arial Unicode MS"/>
+          <w:b w:val="1"/>
+          <w:bCs w:val="1"/>
+          <w:color w:val="1f4e78"/>
+          <w:sz w:val="18"/>
+          <w:szCs w:val="18"/>
+          <w:highlight w:val="white"/>
+          <w:rtl w:val="0"/>
+        </w:rPr>
+        <w:t xml:space="preserve">- 운행 일정 기본 정보</w:t>
+      </w:r>
+    </w:p>
+    <w:p>
+      <w:pPr>
+        <w:pBdr>
+          <w:top w:color="auto" w:space="0" w:sz="0" w:val="none"/>
+          <w:left w:color="auto" w:space="0" w:sz="0" w:val="none"/>
+          <w:bottom w:color="auto" w:space="0" w:sz="0" w:val="none"/>
+          <w:right w:color="auto" w:space="0" w:sz="0" w:val="none"/>
+          <w:between w:color="auto" w:space="0" w:sz="0" w:val="none"/>
+        </w:pBdr>
+        <w:spacing w:after="40" w:line="259.20000000000005" w:lineRule="auto"/>
+        <w:rPr>
+          <w:b w:val="1"/>
+          <w:bCs w:val="1"/>
+          <w:color w:val="1f4e78"/>
+          <w:sz w:val="18"/>
+          <w:szCs w:val="18"/>
+          <w:highlight w:val="white"/>
+        </w:rPr>
+      </w:pPr>
+      <w:r>
+        <w:rPr>
+          <w:rFonts w:ascii="Arial Unicode MS" w:cs="Arial Unicode MS" w:eastAsia="Arial Unicode MS" w:hAnsi="Arial Unicode MS"/>
+          <w:b w:val="1"/>
+          <w:bCs w:val="1"/>
+          <w:color w:val="1f4e78"/>
+          <w:sz w:val="18"/>
+          <w:szCs w:val="18"/>
+          <w:highlight w:val="white"/>
+          <w:rtl w:val="0"/>
+        </w:rPr>
+        <w:t xml:space="preserve">- 운행 일정별 좌석 정보</w:t>
+      </w:r>
+    </w:p>
+    <w:p>
+      <w:pPr>
+        <w:pBdr>
+          <w:top w:color="auto" w:space="0" w:sz="0" w:val="none"/>
+          <w:left w:color="auto" w:space="0" w:sz="0" w:val="none"/>
+          <w:bottom w:color="auto" w:space="0" w:sz="0" w:val="none"/>
+          <w:right w:color="auto" w:space="0" w:sz="0" w:val="none"/>
+          <w:between w:color="auto" w:space="0" w:sz="0" w:val="none"/>
+        </w:pBdr>
+        <w:spacing w:after="40" w:line="259.20000000000005" w:lineRule="auto"/>
+        <w:rPr>
+          <w:b w:val="1"/>
+          <w:bCs w:val="1"/>
+          <w:color w:val="1f4e78"/>
+          <w:sz w:val="18"/>
+          <w:szCs w:val="18"/>
+          <w:highlight w:val="white"/>
+        </w:rPr>
+      </w:pPr>
+      <w:r>
+        <w:rPr>
+          <w:rFonts w:ascii="Arial Unicode MS" w:cs="Arial Unicode MS" w:eastAsia="Arial Unicode MS" w:hAnsi="Arial Unicode MS"/>
+          <w:b w:val="1"/>
+          <w:bCs w:val="1"/>
+          <w:color w:val="1f4e78"/>
+          <w:sz w:val="18"/>
+          <w:szCs w:val="18"/>
+          <w:highlight w:val="white"/>
+          <w:rtl w:val="0"/>
+        </w:rPr>
+        <w:t xml:space="preserve">- 예매 기본 정보</w:t>
+      </w:r>
+    </w:p>
+    <w:p>
+      <w:pPr>
+        <w:pBdr>
+          <w:top w:color="auto" w:space="0" w:sz="0" w:val="none"/>
+          <w:left w:color="auto" w:space="0" w:sz="0" w:val="none"/>
+          <w:bottom w:color="auto" w:space="0" w:sz="0" w:val="none"/>
+          <w:right w:color="auto" w:space="0" w:sz="0" w:val="none"/>
+          <w:between w:color="auto" w:space="0" w:sz="0" w:val="none"/>
+        </w:pBdr>
+        <w:spacing w:after="40" w:line="259.20000000000005" w:lineRule="auto"/>
+        <w:rPr>
+          <w:b w:val="1"/>
+          <w:bCs w:val="1"/>
+          <w:color w:val="1f4e78"/>
+          <w:sz w:val="18"/>
+          <w:szCs w:val="18"/>
+          <w:highlight w:val="white"/>
+        </w:rPr>
+      </w:pPr>
+      <w:r>
+        <w:rPr>
+          <w:rFonts w:ascii="Arial Unicode MS" w:cs="Arial Unicode MS" w:eastAsia="Arial Unicode MS" w:hAnsi="Arial Unicode MS"/>
+          <w:b w:val="1"/>
+          <w:bCs w:val="1"/>
+          <w:color w:val="1f4e78"/>
+          <w:sz w:val="18"/>
+          <w:szCs w:val="18"/>
+          <w:highlight w:val="white"/>
+          <w:rtl w:val="0"/>
+        </w:rPr>
+        <w:t xml:space="preserve">- 엔티티별 식별자</w:t>
+      </w:r>
+    </w:p>
+    <w:p>
+      <w:pPr>
+        <w:pBdr>
+          <w:top w:color="auto" w:space="0" w:sz="0" w:val="none"/>
+          <w:left w:color="auto" w:space="0" w:sz="0" w:val="none"/>
+          <w:bottom w:color="auto" w:space="0" w:sz="0" w:val="none"/>
+          <w:right w:color="auto" w:space="0" w:sz="0" w:val="none"/>
+          <w:between w:color="auto" w:space="0" w:sz="0" w:val="none"/>
+        </w:pBdr>
+        <w:spacing w:after="40" w:line="259.20000000000005" w:lineRule="auto"/>
+        <w:rPr>
+          <w:b w:val="1"/>
+          <w:bCs w:val="1"/>
+          <w:color w:val="1f4e78"/>
+          <w:sz w:val="18"/>
+          <w:szCs w:val="18"/>
+          <w:highlight w:val="white"/>
+        </w:rPr>
+      </w:pPr>
+      <w:r>
+        <w:rPr>
+          <w:rFonts w:ascii="Arial Unicode MS" w:cs="Arial Unicode MS" w:eastAsia="Arial Unicode MS" w:hAnsi="Arial Unicode MS"/>
+          <w:b w:val="1"/>
+          <w:bCs w:val="1"/>
+          <w:color w:val="1f4e78"/>
+          <w:sz w:val="18"/>
+          <w:szCs w:val="18"/>
+          <w:highlight w:val="white"/>
+          <w:rtl w:val="0"/>
+        </w:rPr>
+        <w:t xml:space="preserve">- 엔티티별 필수값</w:t>
+      </w:r>
+    </w:p>
+    <w:p>
+      <w:pPr>
+        <w:pBdr>
+          <w:top w:color="auto" w:space="0" w:sz="0" w:val="none"/>
+          <w:left w:color="auto" w:space="0" w:sz="0" w:val="none"/>
+          <w:bottom w:color="auto" w:space="0" w:sz="0" w:val="none"/>
+          <w:right w:color="auto" w:space="0" w:sz="0" w:val="none"/>
+          <w:between w:color="auto" w:space="0" w:sz="0" w:val="none"/>
+        </w:pBdr>
+        <w:spacing w:after="40" w:line="259.20000000000005" w:lineRule="auto"/>
+        <w:rPr>
+          <w:b w:val="1"/>
+          <w:bCs w:val="1"/>
+          <w:color w:val="1f4e78"/>
+          <w:sz w:val="18"/>
+          <w:szCs w:val="18"/>
+          <w:highlight w:val="white"/>
+        </w:rPr>
+      </w:pPr>
+      <w:r>
+        <w:rPr>
+          <w:rFonts w:ascii="Arial Unicode MS" w:cs="Arial Unicode MS" w:eastAsia="Arial Unicode MS" w:hAnsi="Arial Unicode MS"/>
+          <w:b w:val="1"/>
+          <w:bCs w:val="1"/>
+          <w:color w:val="1f4e78"/>
+          <w:sz w:val="18"/>
+          <w:szCs w:val="18"/>
+          <w:highlight w:val="white"/>
+          <w:rtl w:val="0"/>
+        </w:rPr>
+        <w:t xml:space="preserve">- 현재 미션에 필요한 최소 상태값</w:t>
+      </w:r>
+    </w:p>
+    <w:p>
+      <w:pPr>
+        <w:pBdr>
+          <w:top w:color="auto" w:space="0" w:sz="0" w:val="none"/>
+          <w:left w:color="auto" w:space="0" w:sz="0" w:val="none"/>
+          <w:bottom w:color="auto" w:space="0" w:sz="0" w:val="none"/>
+          <w:right w:color="auto" w:space="0" w:sz="0" w:val="none"/>
+          <w:between w:color="auto" w:space="0" w:sz="0" w:val="none"/>
+        </w:pBdr>
+        <w:spacing w:after="40" w:line="259.20000000000005" w:lineRule="auto"/>
+        <w:rPr>
+          <w:b w:val="1"/>
+          <w:bCs w:val="1"/>
+          <w:color w:val="1f4e78"/>
+          <w:sz w:val="18"/>
+          <w:szCs w:val="18"/>
+          <w:highlight w:val="white"/>
+        </w:rPr>
+      </w:pPr>
+      <w:r>
+        <w:rPr>
+          <w:rFonts w:ascii="Arial Unicode MS" w:cs="Arial Unicode MS" w:eastAsia="Arial Unicode MS" w:hAnsi="Arial Unicode MS"/>
+          <w:b w:val="1"/>
+          <w:bCs w:val="1"/>
+          <w:color w:val="1f4e78"/>
+          <w:sz w:val="18"/>
+          <w:szCs w:val="18"/>
+          <w:highlight w:val="white"/>
+          <w:rtl w:val="0"/>
+        </w:rPr>
+        <w:t xml:space="preserve">- 데이터베이스 저장 구조</w:t>
+      </w:r>
+    </w:p>
+    <w:p>
+      <w:pPr>
+        <w:pBdr>
+          <w:top w:color="auto" w:space="0" w:sz="0" w:val="none"/>
+          <w:left w:color="auto" w:space="0" w:sz="0" w:val="none"/>
+          <w:bottom w:color="auto" w:space="0" w:sz="0" w:val="none"/>
+          <w:right w:color="auto" w:space="0" w:sz="0" w:val="none"/>
+          <w:between w:color="auto" w:space="0" w:sz="0" w:val="none"/>
+        </w:pBdr>
+        <w:spacing w:after="40" w:line="259.20000000000005" w:lineRule="auto"/>
+        <w:rPr>
+          <w:b w:val="1"/>
+          <w:bCs w:val="1"/>
+          <w:color w:val="1f4e78"/>
+          <w:sz w:val="18"/>
+          <w:szCs w:val="18"/>
+          <w:highlight w:val="white"/>
+        </w:rPr>
+      </w:pPr>
+      <w:r>
+        <w:rPr>
+          <w:rFonts w:ascii="Arial Unicode MS" w:cs="Arial Unicode MS" w:eastAsia="Arial Unicode MS" w:hAnsi="Arial Unicode MS"/>
+          <w:b w:val="1"/>
+          <w:bCs w:val="1"/>
+          <w:color w:val="1f4e78"/>
+          <w:sz w:val="18"/>
+          <w:szCs w:val="18"/>
+          <w:highlight w:val="white"/>
+          <w:rtl w:val="0"/>
+        </w:rPr>
+        <w:t xml:space="preserve">- 이후 테스트에서 공통으로 사용할 fixture</w:t>
+      </w:r>
+    </w:p>
+    <w:p>
+      <w:pPr>
+        <w:pBdr>
+          <w:top w:color="auto" w:space="0" w:sz="0" w:val="none"/>
+          <w:left w:color="auto" w:space="0" w:sz="0" w:val="none"/>
+          <w:bottom w:color="auto" w:space="0" w:sz="0" w:val="none"/>
+          <w:right w:color="auto" w:space="0" w:sz="0" w:val="none"/>
+          <w:between w:color="auto" w:space="0" w:sz="0" w:val="none"/>
+        </w:pBdr>
+        <w:spacing w:after="40" w:line="259.20000000000005" w:lineRule="auto"/>
+        <w:rPr>
+          <w:b w:val="1"/>
+          <w:bCs w:val="1"/>
+          <w:color w:val="1f4e78"/>
+          <w:sz w:val="18"/>
+          <w:szCs w:val="18"/>
+          <w:highlight w:val="white"/>
+        </w:rPr>
+      </w:pPr>
+      <w:r>
+        <w:rPr>
+          <w:rtl w:val="0"/>
+        </w:rPr>
+      </w:r>
+    </w:p>
+    <w:p>
+      <w:pPr>
+        <w:pBdr>
+          <w:top w:color="auto" w:space="0" w:sz="0" w:val="none"/>
+          <w:left w:color="auto" w:space="0" w:sz="0" w:val="none"/>
+          <w:bottom w:color="auto" w:space="0" w:sz="0" w:val="none"/>
+          <w:right w:color="auto" w:space="0" w:sz="0" w:val="none"/>
+          <w:between w:color="auto" w:space="0" w:sz="0" w:val="none"/>
+        </w:pBdr>
+        <w:spacing w:after="40" w:line="259.20000000000005" w:lineRule="auto"/>
+        <w:rPr>
+          <w:b w:val="1"/>
+          <w:bCs w:val="1"/>
+          <w:color w:val="1f4e78"/>
+          <w:sz w:val="18"/>
+          <w:szCs w:val="18"/>
+          <w:highlight w:val="white"/>
+        </w:rPr>
+      </w:pPr>
+      <w:r>
+        <w:rPr>
+          <w:rFonts w:ascii="Arial Unicode MS" w:cs="Arial Unicode MS" w:eastAsia="Arial Unicode MS" w:hAnsi="Arial Unicode MS"/>
+          <w:b w:val="1"/>
+          <w:bCs w:val="1"/>
+          <w:color w:val="1f4e78"/>
+          <w:sz w:val="18"/>
+          <w:szCs w:val="18"/>
+          <w:highlight w:val="white"/>
+          <w:rtl w:val="0"/>
+        </w:rPr>
+        <w:t xml:space="preserve">## 성공 시나리오</w:t>
+      </w:r>
+    </w:p>
+    <w:p>
+      <w:pPr>
+        <w:pBdr>
+          <w:top w:color="auto" w:space="0" w:sz="0" w:val="none"/>
+          <w:left w:color="auto" w:space="0" w:sz="0" w:val="none"/>
+          <w:bottom w:color="auto" w:space="0" w:sz="0" w:val="none"/>
+          <w:right w:color="auto" w:space="0" w:sz="0" w:val="none"/>
+          <w:between w:color="auto" w:space="0" w:sz="0" w:val="none"/>
+        </w:pBdr>
+        <w:spacing w:after="40" w:line="259.20000000000005" w:lineRule="auto"/>
+        <w:rPr>
+          <w:b w:val="1"/>
+          <w:bCs w:val="1"/>
+          <w:color w:val="1f4e78"/>
+          <w:sz w:val="18"/>
+          <w:szCs w:val="18"/>
+          <w:highlight w:val="white"/>
+        </w:rPr>
+      </w:pPr>
+      <w:r>
+        <w:rPr>
+          <w:rtl w:val="0"/>
+        </w:rPr>
+      </w:r>
+    </w:p>
+    <w:p>
+      <w:pPr>
+        <w:pBdr>
+          <w:top w:color="auto" w:space="0" w:sz="0" w:val="none"/>
+          <w:left w:color="auto" w:space="0" w:sz="0" w:val="none"/>
+          <w:bottom w:color="auto" w:space="0" w:sz="0" w:val="none"/>
+          <w:right w:color="auto" w:space="0" w:sz="0" w:val="none"/>
+          <w:between w:color="auto" w:space="0" w:sz="0" w:val="none"/>
+        </w:pBdr>
+        <w:spacing w:after="40" w:line="259.20000000000005" w:lineRule="auto"/>
+        <w:rPr>
+          <w:b w:val="1"/>
+          <w:bCs w:val="1"/>
+          <w:color w:val="1f4e78"/>
+          <w:sz w:val="18"/>
+          <w:szCs w:val="18"/>
+          <w:highlight w:val="white"/>
+        </w:rPr>
+      </w:pPr>
+      <w:r>
+        <w:rPr>
+          <w:rFonts w:ascii="Arial Unicode MS" w:cs="Arial Unicode MS" w:eastAsia="Arial Unicode MS" w:hAnsi="Arial Unicode MS"/>
+          <w:b w:val="1"/>
+          <w:bCs w:val="1"/>
+          <w:color w:val="1f4e78"/>
+          <w:sz w:val="18"/>
+          <w:szCs w:val="18"/>
+          <w:highlight w:val="white"/>
+          <w:rtl w:val="0"/>
+        </w:rPr>
+        <w:t xml:space="preserve">### 1. 기본 데이터 저장</w:t>
+      </w:r>
+    </w:p>
+    <w:p>
+      <w:pPr>
+        <w:pBdr>
+          <w:top w:color="auto" w:space="0" w:sz="0" w:val="none"/>
+          <w:left w:color="auto" w:space="0" w:sz="0" w:val="none"/>
+          <w:bottom w:color="auto" w:space="0" w:sz="0" w:val="none"/>
+          <w:right w:color="auto" w:space="0" w:sz="0" w:val="none"/>
+          <w:between w:color="auto" w:space="0" w:sz="0" w:val="none"/>
+        </w:pBdr>
+        <w:spacing w:after="40" w:line="259.20000000000005" w:lineRule="auto"/>
+        <w:rPr>
+          <w:b w:val="1"/>
+          <w:bCs w:val="1"/>
+          <w:color w:val="1f4e78"/>
+          <w:sz w:val="18"/>
+          <w:szCs w:val="18"/>
+          <w:highlight w:val="white"/>
+        </w:rPr>
+      </w:pPr>
+      <w:r>
+        <w:rPr>
+          <w:rtl w:val="0"/>
+        </w:rPr>
+      </w:r>
+    </w:p>
+    <w:p>
+      <w:pPr>
+        <w:pBdr>
+          <w:top w:color="auto" w:space="0" w:sz="0" w:val="none"/>
+          <w:left w:color="auto" w:space="0" w:sz="0" w:val="none"/>
+          <w:bottom w:color="auto" w:space="0" w:sz="0" w:val="none"/>
+          <w:right w:color="auto" w:space="0" w:sz="0" w:val="none"/>
+          <w:between w:color="auto" w:space="0" w:sz="0" w:val="none"/>
+        </w:pBdr>
+        <w:spacing w:after="40" w:line="259.20000000000005" w:lineRule="auto"/>
+        <w:rPr>
+          <w:b w:val="1"/>
+          <w:bCs w:val="1"/>
+          <w:color w:val="1f4e78"/>
+          <w:sz w:val="18"/>
+          <w:szCs w:val="18"/>
+          <w:highlight w:val="white"/>
+        </w:rPr>
+      </w:pPr>
+      <w:r>
+        <w:rPr>
+          <w:rFonts w:ascii="Arial Unicode MS" w:cs="Arial Unicode MS" w:eastAsia="Arial Unicode MS" w:hAnsi="Arial Unicode MS"/>
+          <w:b w:val="1"/>
+          <w:bCs w:val="1"/>
+          <w:color w:val="1f4e78"/>
+          <w:sz w:val="18"/>
+          <w:szCs w:val="18"/>
+          <w:highlight w:val="white"/>
+          <w:rtl w:val="0"/>
+        </w:rPr>
+        <w:t xml:space="preserve">- Given 저장소가 비어 있고 기차, 객차, 좌석, 운행 일정 데이터가 준비되어 있다.</w:t>
+      </w:r>
+    </w:p>
+    <w:p>
+      <w:pPr>
+        <w:pBdr>
+          <w:top w:color="auto" w:space="0" w:sz="0" w:val="none"/>
+          <w:left w:color="auto" w:space="0" w:sz="0" w:val="none"/>
+          <w:bottom w:color="auto" w:space="0" w:sz="0" w:val="none"/>
+          <w:right w:color="auto" w:space="0" w:sz="0" w:val="none"/>
+          <w:between w:color="auto" w:space="0" w:sz="0" w:val="none"/>
+        </w:pBdr>
+        <w:spacing w:after="40" w:line="259.20000000000005" w:lineRule="auto"/>
+        <w:rPr>
+          <w:b w:val="1"/>
+          <w:bCs w:val="1"/>
+          <w:color w:val="1f4e78"/>
+          <w:sz w:val="18"/>
+          <w:szCs w:val="18"/>
+          <w:highlight w:val="white"/>
+        </w:rPr>
+      </w:pPr>
+      <w:r>
+        <w:rPr>
+          <w:rFonts w:ascii="Arial Unicode MS" w:cs="Arial Unicode MS" w:eastAsia="Arial Unicode MS" w:hAnsi="Arial Unicode MS"/>
+          <w:b w:val="1"/>
+          <w:bCs w:val="1"/>
+          <w:color w:val="1f4e78"/>
+          <w:sz w:val="18"/>
+          <w:szCs w:val="18"/>
+          <w:highlight w:val="white"/>
+          <w:rtl w:val="0"/>
+        </w:rPr>
+        <w:t xml:space="preserve">- When 기본 데이터를 저장한다.</w:t>
+      </w:r>
+    </w:p>
+    <w:p>
+      <w:pPr>
+        <w:pBdr>
+          <w:top w:color="auto" w:space="0" w:sz="0" w:val="none"/>
+          <w:left w:color="auto" w:space="0" w:sz="0" w:val="none"/>
+          <w:bottom w:color="auto" w:space="0" w:sz="0" w:val="none"/>
+          <w:right w:color="auto" w:space="0" w:sz="0" w:val="none"/>
+          <w:between w:color="auto" w:space="0" w:sz="0" w:val="none"/>
+        </w:pBdr>
+        <w:spacing w:after="40" w:line="259.20000000000005" w:lineRule="auto"/>
+        <w:rPr>
+          <w:b w:val="1"/>
+          <w:bCs w:val="1"/>
+          <w:color w:val="1f4e78"/>
+          <w:sz w:val="18"/>
+          <w:szCs w:val="18"/>
+          <w:highlight w:val="white"/>
+        </w:rPr>
+      </w:pPr>
+      <w:r>
+        <w:rPr>
+          <w:rFonts w:ascii="Arial Unicode MS" w:cs="Arial Unicode MS" w:eastAsia="Arial Unicode MS" w:hAnsi="Arial Unicode MS"/>
+          <w:b w:val="1"/>
+          <w:bCs w:val="1"/>
+          <w:color w:val="1f4e78"/>
+          <w:sz w:val="18"/>
+          <w:szCs w:val="18"/>
+          <w:highlight w:val="white"/>
+          <w:rtl w:val="0"/>
+        </w:rPr>
+        <w:t xml:space="preserve">- Then 기차, 객차, 좌석, 운행 일정 및 운행 좌석이 모두 저장된다.</w:t>
+      </w:r>
+    </w:p>
+    <w:p>
+      <w:pPr>
+        <w:pBdr>
+          <w:top w:color="auto" w:space="0" w:sz="0" w:val="none"/>
+          <w:left w:color="auto" w:space="0" w:sz="0" w:val="none"/>
+          <w:bottom w:color="auto" w:space="0" w:sz="0" w:val="none"/>
+          <w:right w:color="auto" w:space="0" w:sz="0" w:val="none"/>
+          <w:between w:color="auto" w:space="0" w:sz="0" w:val="none"/>
+        </w:pBdr>
+        <w:spacing w:after="40" w:line="259.20000000000005" w:lineRule="auto"/>
+        <w:rPr>
+          <w:b w:val="1"/>
+          <w:bCs w:val="1"/>
+          <w:color w:val="1f4e78"/>
+          <w:sz w:val="18"/>
+          <w:szCs w:val="18"/>
+          <w:highlight w:val="white"/>
+        </w:rPr>
+      </w:pPr>
+      <w:r>
+        <w:rPr>
+          <w:rtl w:val="0"/>
+        </w:rPr>
+      </w:r>
+    </w:p>
+    <w:p>
+      <w:pPr>
+        <w:pBdr>
+          <w:top w:color="auto" w:space="0" w:sz="0" w:val="none"/>
+          <w:left w:color="auto" w:space="0" w:sz="0" w:val="none"/>
+          <w:bottom w:color="auto" w:space="0" w:sz="0" w:val="none"/>
+          <w:right w:color="auto" w:space="0" w:sz="0" w:val="none"/>
+          <w:between w:color="auto" w:space="0" w:sz="0" w:val="none"/>
+        </w:pBdr>
+        <w:spacing w:after="40" w:line="259.20000000000005" w:lineRule="auto"/>
+        <w:rPr>
+          <w:b w:val="1"/>
+          <w:bCs w:val="1"/>
+          <w:color w:val="1f4e78"/>
+          <w:sz w:val="18"/>
+          <w:szCs w:val="18"/>
+          <w:highlight w:val="white"/>
+        </w:rPr>
+      </w:pPr>
+      <w:r>
+        <w:rPr>
+          <w:rFonts w:ascii="Arial Unicode MS" w:cs="Arial Unicode MS" w:eastAsia="Arial Unicode MS" w:hAnsi="Arial Unicode MS"/>
+          <w:b w:val="1"/>
+          <w:bCs w:val="1"/>
+          <w:color w:val="1f4e78"/>
+          <w:sz w:val="18"/>
+          <w:szCs w:val="18"/>
+          <w:highlight w:val="white"/>
+          <w:rtl w:val="0"/>
+        </w:rPr>
+        <w:t xml:space="preserve">검증할 테스트:</w:t>
+      </w:r>
+    </w:p>
+    <w:p>
+      <w:pPr>
+        <w:pBdr>
+          <w:top w:color="auto" w:space="0" w:sz="0" w:val="none"/>
+          <w:left w:color="auto" w:space="0" w:sz="0" w:val="none"/>
+          <w:bottom w:color="auto" w:space="0" w:sz="0" w:val="none"/>
+          <w:right w:color="auto" w:space="0" w:sz="0" w:val="none"/>
+          <w:between w:color="auto" w:space="0" w:sz="0" w:val="none"/>
+        </w:pBdr>
+        <w:spacing w:after="40" w:line="259.20000000000005" w:lineRule="auto"/>
+        <w:rPr>
+          <w:b w:val="1"/>
+          <w:bCs w:val="1"/>
+          <w:color w:val="1f4e78"/>
+          <w:sz w:val="18"/>
+          <w:szCs w:val="18"/>
+          <w:highlight w:val="white"/>
+        </w:rPr>
+      </w:pPr>
+      <w:r>
+        <w:rPr>
+          <w:rtl w:val="0"/>
+        </w:rPr>
+      </w:r>
+    </w:p>
+    <w:p>
+      <w:pPr>
+        <w:pBdr>
+          <w:top w:color="auto" w:space="0" w:sz="0" w:val="none"/>
+          <w:left w:color="auto" w:space="0" w:sz="0" w:val="none"/>
+          <w:bottom w:color="auto" w:space="0" w:sz="0" w:val="none"/>
+          <w:right w:color="auto" w:space="0" w:sz="0" w:val="none"/>
+          <w:between w:color="auto" w:space="0" w:sz="0" w:val="none"/>
+        </w:pBdr>
+        <w:spacing w:after="40" w:line="259.20000000000005" w:lineRule="auto"/>
+        <w:rPr>
+          <w:b w:val="1"/>
+          <w:bCs w:val="1"/>
+          <w:color w:val="1f4e78"/>
+          <w:sz w:val="18"/>
+          <w:szCs w:val="18"/>
+          <w:highlight w:val="white"/>
+        </w:rPr>
+      </w:pPr>
+      <w:r>
+        <w:rPr>
+          <w:rFonts w:ascii="Arial Unicode MS" w:cs="Arial Unicode MS" w:eastAsia="Arial Unicode MS" w:hAnsi="Arial Unicode MS"/>
+          <w:b w:val="1"/>
+          <w:bCs w:val="1"/>
+          <w:color w:val="1f4e78"/>
+          <w:sz w:val="18"/>
+          <w:szCs w:val="18"/>
+          <w:highlight w:val="white"/>
+          <w:rtl w:val="0"/>
+        </w:rPr>
+        <w:t xml:space="preserve">- 기차가 정상적으로 저장된다.</w:t>
+      </w:r>
+    </w:p>
+    <w:p>
+      <w:pPr>
+        <w:pBdr>
+          <w:top w:color="auto" w:space="0" w:sz="0" w:val="none"/>
+          <w:left w:color="auto" w:space="0" w:sz="0" w:val="none"/>
+          <w:bottom w:color="auto" w:space="0" w:sz="0" w:val="none"/>
+          <w:right w:color="auto" w:space="0" w:sz="0" w:val="none"/>
+          <w:between w:color="auto" w:space="0" w:sz="0" w:val="none"/>
+        </w:pBdr>
+        <w:spacing w:after="40" w:line="259.20000000000005" w:lineRule="auto"/>
+        <w:rPr>
+          <w:b w:val="1"/>
+          <w:bCs w:val="1"/>
+          <w:color w:val="1f4e78"/>
+          <w:sz w:val="18"/>
+          <w:szCs w:val="18"/>
+          <w:highlight w:val="white"/>
+        </w:rPr>
+      </w:pPr>
+      <w:r>
+        <w:rPr>
+          <w:rFonts w:ascii="Arial Unicode MS" w:cs="Arial Unicode MS" w:eastAsia="Arial Unicode MS" w:hAnsi="Arial Unicode MS"/>
+          <w:b w:val="1"/>
+          <w:bCs w:val="1"/>
+          <w:color w:val="1f4e78"/>
+          <w:sz w:val="18"/>
+          <w:szCs w:val="18"/>
+          <w:highlight w:val="white"/>
+          <w:rtl w:val="0"/>
+        </w:rPr>
+        <w:t xml:space="preserve">- 한 기차에 여러 객차가 저장된다.</w:t>
+      </w:r>
+    </w:p>
+    <w:p>
+      <w:pPr>
+        <w:pBdr>
+          <w:top w:color="auto" w:space="0" w:sz="0" w:val="none"/>
+          <w:left w:color="auto" w:space="0" w:sz="0" w:val="none"/>
+          <w:bottom w:color="auto" w:space="0" w:sz="0" w:val="none"/>
+          <w:right w:color="auto" w:space="0" w:sz="0" w:val="none"/>
+          <w:between w:color="auto" w:space="0" w:sz="0" w:val="none"/>
+        </w:pBdr>
+        <w:spacing w:after="40" w:line="259.20000000000005" w:lineRule="auto"/>
+        <w:rPr>
+          <w:b w:val="1"/>
+          <w:bCs w:val="1"/>
+          <w:color w:val="1f4e78"/>
+          <w:sz w:val="18"/>
+          <w:szCs w:val="18"/>
+          <w:highlight w:val="white"/>
+        </w:rPr>
+      </w:pPr>
+      <w:r>
+        <w:rPr>
+          <w:rFonts w:ascii="Arial Unicode MS" w:cs="Arial Unicode MS" w:eastAsia="Arial Unicode MS" w:hAnsi="Arial Unicode MS"/>
+          <w:b w:val="1"/>
+          <w:bCs w:val="1"/>
+          <w:color w:val="1f4e78"/>
+          <w:sz w:val="18"/>
+          <w:szCs w:val="18"/>
+          <w:highlight w:val="white"/>
+          <w:rtl w:val="0"/>
+        </w:rPr>
+        <w:t xml:space="preserve">- 한 객차에 여러 좌석이 저장된다.</w:t>
+      </w:r>
+    </w:p>
+    <w:p>
+      <w:pPr>
+        <w:pBdr>
+          <w:top w:color="auto" w:space="0" w:sz="0" w:val="none"/>
+          <w:left w:color="auto" w:space="0" w:sz="0" w:val="none"/>
+          <w:bottom w:color="auto" w:space="0" w:sz="0" w:val="none"/>
+          <w:right w:color="auto" w:space="0" w:sz="0" w:val="none"/>
+          <w:between w:color="auto" w:space="0" w:sz="0" w:val="none"/>
+        </w:pBdr>
+        <w:spacing w:after="40" w:line="259.20000000000005" w:lineRule="auto"/>
+        <w:rPr>
+          <w:b w:val="1"/>
+          <w:bCs w:val="1"/>
+          <w:color w:val="1f4e78"/>
+          <w:sz w:val="18"/>
+          <w:szCs w:val="18"/>
+          <w:highlight w:val="white"/>
+        </w:rPr>
+      </w:pPr>
+      <w:r>
+        <w:rPr>
+          <w:rFonts w:ascii="Arial Unicode MS" w:cs="Arial Unicode MS" w:eastAsia="Arial Unicode MS" w:hAnsi="Arial Unicode MS"/>
+          <w:b w:val="1"/>
+          <w:bCs w:val="1"/>
+          <w:color w:val="1f4e78"/>
+          <w:sz w:val="18"/>
+          <w:szCs w:val="18"/>
+          <w:highlight w:val="white"/>
+          <w:rtl w:val="0"/>
+        </w:rPr>
+        <w:t xml:space="preserve">- 한 기차에 운행 일정이 저장된다.</w:t>
+      </w:r>
+    </w:p>
+    <w:p>
+      <w:pPr>
+        <w:pBdr>
+          <w:top w:color="auto" w:space="0" w:sz="0" w:val="none"/>
+          <w:left w:color="auto" w:space="0" w:sz="0" w:val="none"/>
+          <w:bottom w:color="auto" w:space="0" w:sz="0" w:val="none"/>
+          <w:right w:color="auto" w:space="0" w:sz="0" w:val="none"/>
+          <w:between w:color="auto" w:space="0" w:sz="0" w:val="none"/>
+        </w:pBdr>
+        <w:spacing w:after="40" w:line="259.20000000000005" w:lineRule="auto"/>
+        <w:rPr>
+          <w:b w:val="1"/>
+          <w:bCs w:val="1"/>
+          <w:color w:val="1f4e78"/>
+          <w:sz w:val="18"/>
+          <w:szCs w:val="18"/>
+          <w:highlight w:val="white"/>
+        </w:rPr>
+      </w:pPr>
+      <w:r>
+        <w:rPr>
+          <w:rFonts w:ascii="Arial Unicode MS" w:cs="Arial Unicode MS" w:eastAsia="Arial Unicode MS" w:hAnsi="Arial Unicode MS"/>
+          <w:b w:val="1"/>
+          <w:bCs w:val="1"/>
+          <w:color w:val="1f4e78"/>
+          <w:sz w:val="18"/>
+          <w:szCs w:val="18"/>
+          <w:highlight w:val="white"/>
+          <w:rtl w:val="0"/>
+        </w:rPr>
+        <w:t xml:space="preserve">- 운행 일정에 해당 기차의 좌석들이 운행 좌석으로 저장된다.</w:t>
+      </w:r>
+    </w:p>
+    <w:p>
+      <w:pPr>
+        <w:pBdr>
+          <w:top w:color="auto" w:space="0" w:sz="0" w:val="none"/>
+          <w:left w:color="auto" w:space="0" w:sz="0" w:val="none"/>
+          <w:bottom w:color="auto" w:space="0" w:sz="0" w:val="none"/>
+          <w:right w:color="auto" w:space="0" w:sz="0" w:val="none"/>
+          <w:between w:color="auto" w:space="0" w:sz="0" w:val="none"/>
+        </w:pBdr>
+        <w:spacing w:after="40" w:line="259.20000000000005" w:lineRule="auto"/>
+        <w:rPr>
+          <w:b w:val="1"/>
+          <w:bCs w:val="1"/>
+          <w:color w:val="1f4e78"/>
+          <w:sz w:val="18"/>
+          <w:szCs w:val="18"/>
+          <w:highlight w:val="white"/>
+        </w:rPr>
+      </w:pPr>
+      <w:r>
+        <w:rPr>
+          <w:rtl w:val="0"/>
+        </w:rPr>
+      </w:r>
+    </w:p>
+    <w:p>
+      <w:pPr>
+        <w:pBdr>
+          <w:top w:color="auto" w:space="0" w:sz="0" w:val="none"/>
+          <w:left w:color="auto" w:space="0" w:sz="0" w:val="none"/>
+          <w:bottom w:color="auto" w:space="0" w:sz="0" w:val="none"/>
+          <w:right w:color="auto" w:space="0" w:sz="0" w:val="none"/>
+          <w:between w:color="auto" w:space="0" w:sz="0" w:val="none"/>
+        </w:pBdr>
+        <w:spacing w:after="40" w:line="259.20000000000005" w:lineRule="auto"/>
+        <w:rPr>
+          <w:b w:val="1"/>
+          <w:bCs w:val="1"/>
+          <w:color w:val="1f4e78"/>
+          <w:sz w:val="18"/>
+          <w:szCs w:val="18"/>
+          <w:highlight w:val="white"/>
+        </w:rPr>
+      </w:pPr>
+      <w:r>
+        <w:rPr>
+          <w:rFonts w:ascii="Arial Unicode MS" w:cs="Arial Unicode MS" w:eastAsia="Arial Unicode MS" w:hAnsi="Arial Unicode MS"/>
+          <w:b w:val="1"/>
+          <w:bCs w:val="1"/>
+          <w:color w:val="1f4e78"/>
+          <w:sz w:val="18"/>
+          <w:szCs w:val="18"/>
+          <w:highlight w:val="white"/>
+          <w:rtl w:val="0"/>
+        </w:rPr>
+        <w:t xml:space="preserve">### 2. 예매 저장 및 조회</w:t>
+      </w:r>
+    </w:p>
+    <w:p>
+      <w:pPr>
+        <w:pBdr>
+          <w:top w:color="auto" w:space="0" w:sz="0" w:val="none"/>
+          <w:left w:color="auto" w:space="0" w:sz="0" w:val="none"/>
+          <w:bottom w:color="auto" w:space="0" w:sz="0" w:val="none"/>
+          <w:right w:color="auto" w:space="0" w:sz="0" w:val="none"/>
+          <w:between w:color="auto" w:space="0" w:sz="0" w:val="none"/>
+        </w:pBdr>
+        <w:spacing w:after="40" w:line="259.20000000000005" w:lineRule="auto"/>
+        <w:rPr>
+          <w:b w:val="1"/>
+          <w:bCs w:val="1"/>
+          <w:color w:val="1f4e78"/>
+          <w:sz w:val="18"/>
+          <w:szCs w:val="18"/>
+          <w:highlight w:val="white"/>
+        </w:rPr>
+      </w:pPr>
+      <w:r>
+        <w:rPr>
+          <w:rtl w:val="0"/>
+        </w:rPr>
+      </w:r>
+    </w:p>
+    <w:p>
+      <w:pPr>
+        <w:pBdr>
+          <w:top w:color="auto" w:space="0" w:sz="0" w:val="none"/>
+          <w:left w:color="auto" w:space="0" w:sz="0" w:val="none"/>
+          <w:bottom w:color="auto" w:space="0" w:sz="0" w:val="none"/>
+          <w:right w:color="auto" w:space="0" w:sz="0" w:val="none"/>
+          <w:between w:color="auto" w:space="0" w:sz="0" w:val="none"/>
+        </w:pBdr>
+        <w:spacing w:after="40" w:line="259.20000000000005" w:lineRule="auto"/>
+        <w:rPr>
+          <w:b w:val="1"/>
+          <w:bCs w:val="1"/>
+          <w:color w:val="1f4e78"/>
+          <w:sz w:val="18"/>
+          <w:szCs w:val="18"/>
+          <w:highlight w:val="white"/>
+        </w:rPr>
+      </w:pPr>
+      <w:r>
+        <w:rPr>
+          <w:rFonts w:ascii="Arial Unicode MS" w:cs="Arial Unicode MS" w:eastAsia="Arial Unicode MS" w:hAnsi="Arial Unicode MS"/>
+          <w:b w:val="1"/>
+          <w:bCs w:val="1"/>
+          <w:color w:val="1f4e78"/>
+          <w:sz w:val="18"/>
+          <w:szCs w:val="18"/>
+          <w:highlight w:val="white"/>
+          <w:rtl w:val="0"/>
+        </w:rPr>
+        <w:t xml:space="preserve">- Given 예매 가능한 운행 좌석과 사용자 ID가 준비되어 있다.</w:t>
+      </w:r>
+    </w:p>
+    <w:p>
+      <w:pPr>
+        <w:pBdr>
+          <w:top w:color="auto" w:space="0" w:sz="0" w:val="none"/>
+          <w:left w:color="auto" w:space="0" w:sz="0" w:val="none"/>
+          <w:bottom w:color="auto" w:space="0" w:sz="0" w:val="none"/>
+          <w:right w:color="auto" w:space="0" w:sz="0" w:val="none"/>
+          <w:between w:color="auto" w:space="0" w:sz="0" w:val="none"/>
+        </w:pBdr>
+        <w:spacing w:after="40" w:line="259.20000000000005" w:lineRule="auto"/>
+        <w:rPr>
+          <w:b w:val="1"/>
+          <w:bCs w:val="1"/>
+          <w:color w:val="1f4e78"/>
+          <w:sz w:val="18"/>
+          <w:szCs w:val="18"/>
+          <w:highlight w:val="white"/>
+        </w:rPr>
+      </w:pPr>
+      <w:r>
+        <w:rPr>
+          <w:rFonts w:ascii="Arial Unicode MS" w:cs="Arial Unicode MS" w:eastAsia="Arial Unicode MS" w:hAnsi="Arial Unicode MS"/>
+          <w:b w:val="1"/>
+          <w:bCs w:val="1"/>
+          <w:color w:val="1f4e78"/>
+          <w:sz w:val="18"/>
+          <w:szCs w:val="18"/>
+          <w:highlight w:val="white"/>
+          <w:rtl w:val="0"/>
+        </w:rPr>
+        <w:t xml:space="preserve">- When 사용자가 해당 운행 좌석을 예매하고 저장한다.</w:t>
+      </w:r>
+    </w:p>
+    <w:p>
+      <w:pPr>
+        <w:pBdr>
+          <w:top w:color="auto" w:space="0" w:sz="0" w:val="none"/>
+          <w:left w:color="auto" w:space="0" w:sz="0" w:val="none"/>
+          <w:bottom w:color="auto" w:space="0" w:sz="0" w:val="none"/>
+          <w:right w:color="auto" w:space="0" w:sz="0" w:val="none"/>
+          <w:between w:color="auto" w:space="0" w:sz="0" w:val="none"/>
+        </w:pBdr>
+        <w:spacing w:after="40" w:line="259.20000000000005" w:lineRule="auto"/>
+        <w:rPr>
+          <w:b w:val="1"/>
+          <w:bCs w:val="1"/>
+          <w:color w:val="1f4e78"/>
+          <w:sz w:val="18"/>
+          <w:szCs w:val="18"/>
+          <w:highlight w:val="white"/>
+        </w:rPr>
+      </w:pPr>
+      <w:r>
+        <w:rPr>
+          <w:rFonts w:ascii="Arial Unicode MS" w:cs="Arial Unicode MS" w:eastAsia="Arial Unicode MS" w:hAnsi="Arial Unicode MS"/>
+          <w:b w:val="1"/>
+          <w:bCs w:val="1"/>
+          <w:color w:val="1f4e78"/>
+          <w:sz w:val="18"/>
+          <w:szCs w:val="18"/>
+          <w:highlight w:val="white"/>
+          <w:rtl w:val="0"/>
+        </w:rPr>
+        <w:t xml:space="preserve">- Then 저장된 예매를 동일한 예매 ID로 다시 조회할 수 있다.</w:t>
+      </w:r>
+    </w:p>
+    <w:p>
+      <w:pPr>
+        <w:pBdr>
+          <w:top w:color="auto" w:space="0" w:sz="0" w:val="none"/>
+          <w:left w:color="auto" w:space="0" w:sz="0" w:val="none"/>
+          <w:bottom w:color="auto" w:space="0" w:sz="0" w:val="none"/>
+          <w:right w:color="auto" w:space="0" w:sz="0" w:val="none"/>
+          <w:between w:color="auto" w:space="0" w:sz="0" w:val="none"/>
+        </w:pBdr>
+        <w:spacing w:after="40" w:line="259.20000000000005" w:lineRule="auto"/>
+        <w:rPr>
+          <w:b w:val="1"/>
+          <w:bCs w:val="1"/>
+          <w:color w:val="1f4e78"/>
+          <w:sz w:val="18"/>
+          <w:szCs w:val="18"/>
+          <w:highlight w:val="white"/>
+        </w:rPr>
+      </w:pPr>
+      <w:r>
+        <w:rPr>
+          <w:rtl w:val="0"/>
+        </w:rPr>
+      </w:r>
+    </w:p>
+    <w:p>
+      <w:pPr>
+        <w:pBdr>
+          <w:top w:color="auto" w:space="0" w:sz="0" w:val="none"/>
+          <w:left w:color="auto" w:space="0" w:sz="0" w:val="none"/>
+          <w:bottom w:color="auto" w:space="0" w:sz="0" w:val="none"/>
+          <w:right w:color="auto" w:space="0" w:sz="0" w:val="none"/>
+          <w:between w:color="auto" w:space="0" w:sz="0" w:val="none"/>
+        </w:pBdr>
+        <w:spacing w:after="40" w:line="259.20000000000005" w:lineRule="auto"/>
+        <w:rPr>
+          <w:b w:val="1"/>
+          <w:bCs w:val="1"/>
+          <w:color w:val="1f4e78"/>
+          <w:sz w:val="18"/>
+          <w:szCs w:val="18"/>
+          <w:highlight w:val="white"/>
+        </w:rPr>
+      </w:pPr>
+      <w:r>
+        <w:rPr>
+          <w:rFonts w:ascii="Arial Unicode MS" w:cs="Arial Unicode MS" w:eastAsia="Arial Unicode MS" w:hAnsi="Arial Unicode MS"/>
+          <w:b w:val="1"/>
+          <w:bCs w:val="1"/>
+          <w:color w:val="1f4e78"/>
+          <w:sz w:val="18"/>
+          <w:szCs w:val="18"/>
+          <w:highlight w:val="white"/>
+          <w:rtl w:val="0"/>
+        </w:rPr>
+        <w:t xml:space="preserve">검증할 테스트:</w:t>
+      </w:r>
+    </w:p>
+    <w:p>
+      <w:pPr>
+        <w:pBdr>
+          <w:top w:color="auto" w:space="0" w:sz="0" w:val="none"/>
+          <w:left w:color="auto" w:space="0" w:sz="0" w:val="none"/>
+          <w:bottom w:color="auto" w:space="0" w:sz="0" w:val="none"/>
+          <w:right w:color="auto" w:space="0" w:sz="0" w:val="none"/>
+          <w:between w:color="auto" w:space="0" w:sz="0" w:val="none"/>
+        </w:pBdr>
+        <w:spacing w:after="40" w:line="259.20000000000005" w:lineRule="auto"/>
+        <w:rPr>
+          <w:b w:val="1"/>
+          <w:bCs w:val="1"/>
+          <w:color w:val="1f4e78"/>
+          <w:sz w:val="18"/>
+          <w:szCs w:val="18"/>
+          <w:highlight w:val="white"/>
+        </w:rPr>
+      </w:pPr>
+      <w:r>
+        <w:rPr>
+          <w:rtl w:val="0"/>
+        </w:rPr>
+      </w:r>
+    </w:p>
+    <w:p>
+      <w:pPr>
+        <w:pBdr>
+          <w:top w:color="auto" w:space="0" w:sz="0" w:val="none"/>
+          <w:left w:color="auto" w:space="0" w:sz="0" w:val="none"/>
+          <w:bottom w:color="auto" w:space="0" w:sz="0" w:val="none"/>
+          <w:right w:color="auto" w:space="0" w:sz="0" w:val="none"/>
+          <w:between w:color="auto" w:space="0" w:sz="0" w:val="none"/>
+        </w:pBdr>
+        <w:spacing w:after="40" w:line="259.20000000000005" w:lineRule="auto"/>
+        <w:rPr>
+          <w:b w:val="1"/>
+          <w:bCs w:val="1"/>
+          <w:color w:val="1f4e78"/>
+          <w:sz w:val="18"/>
+          <w:szCs w:val="18"/>
+          <w:highlight w:val="white"/>
+        </w:rPr>
+      </w:pPr>
+      <w:r>
+        <w:rPr>
+          <w:rFonts w:ascii="Arial Unicode MS" w:cs="Arial Unicode MS" w:eastAsia="Arial Unicode MS" w:hAnsi="Arial Unicode MS"/>
+          <w:b w:val="1"/>
+          <w:bCs w:val="1"/>
+          <w:color w:val="1f4e78"/>
+          <w:sz w:val="18"/>
+          <w:szCs w:val="18"/>
+          <w:highlight w:val="white"/>
+          <w:rtl w:val="0"/>
+        </w:rPr>
+        <w:t xml:space="preserve">- 예매 저장 후 예매 ID가 생성된다.</w:t>
+      </w:r>
+    </w:p>
+    <w:p>
+      <w:pPr>
+        <w:pBdr>
+          <w:top w:color="auto" w:space="0" w:sz="0" w:val="none"/>
+          <w:left w:color="auto" w:space="0" w:sz="0" w:val="none"/>
+          <w:bottom w:color="auto" w:space="0" w:sz="0" w:val="none"/>
+          <w:right w:color="auto" w:space="0" w:sz="0" w:val="none"/>
+          <w:between w:color="auto" w:space="0" w:sz="0" w:val="none"/>
+        </w:pBdr>
+        <w:spacing w:after="40" w:line="259.20000000000005" w:lineRule="auto"/>
+        <w:rPr>
+          <w:b w:val="1"/>
+          <w:bCs w:val="1"/>
+          <w:color w:val="1f4e78"/>
+          <w:sz w:val="18"/>
+          <w:szCs w:val="18"/>
+          <w:highlight w:val="white"/>
+        </w:rPr>
+      </w:pPr>
+      <w:r>
+        <w:rPr>
+          <w:rFonts w:ascii="Arial Unicode MS" w:cs="Arial Unicode MS" w:eastAsia="Arial Unicode MS" w:hAnsi="Arial Unicode MS"/>
+          <w:b w:val="1"/>
+          <w:bCs w:val="1"/>
+          <w:color w:val="1f4e78"/>
+          <w:sz w:val="18"/>
+          <w:szCs w:val="18"/>
+          <w:highlight w:val="white"/>
+          <w:rtl w:val="0"/>
+        </w:rPr>
+        <w:t xml:space="preserve">- 저장된 예매의 사용자 ID가 유지된다.</w:t>
+      </w:r>
+    </w:p>
+    <w:p>
+      <w:pPr>
+        <w:pBdr>
+          <w:top w:color="auto" w:space="0" w:sz="0" w:val="none"/>
+          <w:left w:color="auto" w:space="0" w:sz="0" w:val="none"/>
+          <w:bottom w:color="auto" w:space="0" w:sz="0" w:val="none"/>
+          <w:right w:color="auto" w:space="0" w:sz="0" w:val="none"/>
+          <w:between w:color="auto" w:space="0" w:sz="0" w:val="none"/>
+        </w:pBdr>
+        <w:spacing w:after="40" w:line="259.20000000000005" w:lineRule="auto"/>
+        <w:rPr>
+          <w:b w:val="1"/>
+          <w:bCs w:val="1"/>
+          <w:color w:val="1f4e78"/>
+          <w:sz w:val="18"/>
+          <w:szCs w:val="18"/>
+          <w:highlight w:val="white"/>
+        </w:rPr>
+      </w:pPr>
+      <w:r>
+        <w:rPr>
+          <w:rFonts w:ascii="Arial Unicode MS" w:cs="Arial Unicode MS" w:eastAsia="Arial Unicode MS" w:hAnsi="Arial Unicode MS"/>
+          <w:b w:val="1"/>
+          <w:bCs w:val="1"/>
+          <w:color w:val="1f4e78"/>
+          <w:sz w:val="18"/>
+          <w:szCs w:val="18"/>
+          <w:highlight w:val="white"/>
+          <w:rtl w:val="0"/>
+        </w:rPr>
+        <w:t xml:space="preserve">- 저장된 예매의 운행 좌석 정보가 유지된다.</w:t>
+      </w:r>
+    </w:p>
+    <w:p>
+      <w:pPr>
+        <w:pBdr>
+          <w:top w:color="auto" w:space="0" w:sz="0" w:val="none"/>
+          <w:left w:color="auto" w:space="0" w:sz="0" w:val="none"/>
+          <w:bottom w:color="auto" w:space="0" w:sz="0" w:val="none"/>
+          <w:right w:color="auto" w:space="0" w:sz="0" w:val="none"/>
+          <w:between w:color="auto" w:space="0" w:sz="0" w:val="none"/>
+        </w:pBdr>
+        <w:spacing w:after="40" w:line="259.20000000000005" w:lineRule="auto"/>
+        <w:rPr>
+          <w:b w:val="1"/>
+          <w:bCs w:val="1"/>
+          <w:color w:val="1f4e78"/>
+          <w:sz w:val="18"/>
+          <w:szCs w:val="18"/>
+          <w:highlight w:val="white"/>
+        </w:rPr>
+      </w:pPr>
+      <w:r>
+        <w:rPr>
+          <w:rFonts w:ascii="Arial Unicode MS" w:cs="Arial Unicode MS" w:eastAsia="Arial Unicode MS" w:hAnsi="Arial Unicode MS"/>
+          <w:b w:val="1"/>
+          <w:bCs w:val="1"/>
+          <w:color w:val="1f4e78"/>
+          <w:sz w:val="18"/>
+          <w:szCs w:val="18"/>
+          <w:highlight w:val="white"/>
+          <w:rtl w:val="0"/>
+        </w:rPr>
+        <w:t xml:space="preserve">- 저장된 예매의 상태값이 유지된다.</w:t>
+      </w:r>
+    </w:p>
+    <w:p>
+      <w:pPr>
+        <w:pBdr>
+          <w:top w:color="auto" w:space="0" w:sz="0" w:val="none"/>
+          <w:left w:color="auto" w:space="0" w:sz="0" w:val="none"/>
+          <w:bottom w:color="auto" w:space="0" w:sz="0" w:val="none"/>
+          <w:right w:color="auto" w:space="0" w:sz="0" w:val="none"/>
+          <w:between w:color="auto" w:space="0" w:sz="0" w:val="none"/>
+        </w:pBdr>
+        <w:spacing w:after="40" w:line="259.20000000000005" w:lineRule="auto"/>
+        <w:rPr>
+          <w:b w:val="1"/>
+          <w:bCs w:val="1"/>
+          <w:color w:val="1f4e78"/>
+          <w:sz w:val="18"/>
+          <w:szCs w:val="18"/>
+          <w:highlight w:val="white"/>
+        </w:rPr>
+      </w:pPr>
+      <w:r>
+        <w:rPr>
+          <w:rFonts w:ascii="Arial Unicode MS" w:cs="Arial Unicode MS" w:eastAsia="Arial Unicode MS" w:hAnsi="Arial Unicode MS"/>
+          <w:b w:val="1"/>
+          <w:bCs w:val="1"/>
+          <w:color w:val="1f4e78"/>
+          <w:sz w:val="18"/>
+          <w:szCs w:val="18"/>
+          <w:highlight w:val="white"/>
+          <w:rtl w:val="0"/>
+        </w:rPr>
+        <w:t xml:space="preserve">- 저장된 예매를 예매 ID로 다시 조회할 수 있다.</w:t>
+      </w:r>
+    </w:p>
+    <w:p>
+      <w:pPr>
+        <w:pBdr>
+          <w:top w:color="auto" w:space="0" w:sz="0" w:val="none"/>
+          <w:left w:color="auto" w:space="0" w:sz="0" w:val="none"/>
+          <w:bottom w:color="auto" w:space="0" w:sz="0" w:val="none"/>
+          <w:right w:color="auto" w:space="0" w:sz="0" w:val="none"/>
+          <w:between w:color="auto" w:space="0" w:sz="0" w:val="none"/>
+        </w:pBdr>
+        <w:spacing w:after="40" w:line="259.20000000000005" w:lineRule="auto"/>
+        <w:rPr>
+          <w:b w:val="1"/>
+          <w:bCs w:val="1"/>
+          <w:color w:val="1f4e78"/>
+          <w:sz w:val="18"/>
+          <w:szCs w:val="18"/>
+          <w:highlight w:val="white"/>
+        </w:rPr>
+      </w:pPr>
+      <w:r>
+        <w:rPr>
+          <w:rtl w:val="0"/>
+        </w:rPr>
+      </w:r>
+    </w:p>
+    <w:p>
+      <w:pPr>
+        <w:pBdr>
+          <w:top w:color="auto" w:space="0" w:sz="0" w:val="none"/>
+          <w:left w:color="auto" w:space="0" w:sz="0" w:val="none"/>
+          <w:bottom w:color="auto" w:space="0" w:sz="0" w:val="none"/>
+          <w:right w:color="auto" w:space="0" w:sz="0" w:val="none"/>
+          <w:between w:color="auto" w:space="0" w:sz="0" w:val="none"/>
+        </w:pBdr>
+        <w:spacing w:after="40" w:line="259.20000000000005" w:lineRule="auto"/>
+        <w:rPr>
+          <w:b w:val="1"/>
+          <w:bCs w:val="1"/>
+          <w:color w:val="1f4e78"/>
+          <w:sz w:val="18"/>
+          <w:szCs w:val="18"/>
+          <w:highlight w:val="white"/>
+        </w:rPr>
+      </w:pPr>
+      <w:r>
+        <w:rPr>
+          <w:rFonts w:ascii="Arial Unicode MS" w:cs="Arial Unicode MS" w:eastAsia="Arial Unicode MS" w:hAnsi="Arial Unicode MS"/>
+          <w:b w:val="1"/>
+          <w:bCs w:val="1"/>
+          <w:color w:val="1f4e78"/>
+          <w:sz w:val="18"/>
+          <w:szCs w:val="18"/>
+          <w:highlight w:val="white"/>
+          <w:rtl w:val="0"/>
+        </w:rPr>
+        <w:t xml:space="preserve">### 3. 기본 상태값 확인</w:t>
+      </w:r>
+    </w:p>
+    <w:p>
+      <w:pPr>
+        <w:pBdr>
+          <w:top w:color="auto" w:space="0" w:sz="0" w:val="none"/>
+          <w:left w:color="auto" w:space="0" w:sz="0" w:val="none"/>
+          <w:bottom w:color="auto" w:space="0" w:sz="0" w:val="none"/>
+          <w:right w:color="auto" w:space="0" w:sz="0" w:val="none"/>
+          <w:between w:color="auto" w:space="0" w:sz="0" w:val="none"/>
+        </w:pBdr>
+        <w:spacing w:after="40" w:line="259.20000000000005" w:lineRule="auto"/>
+        <w:rPr>
+          <w:b w:val="1"/>
+          <w:bCs w:val="1"/>
+          <w:color w:val="1f4e78"/>
+          <w:sz w:val="18"/>
+          <w:szCs w:val="18"/>
+          <w:highlight w:val="white"/>
+        </w:rPr>
+      </w:pPr>
+      <w:r>
+        <w:rPr>
+          <w:rtl w:val="0"/>
+        </w:rPr>
+      </w:r>
+    </w:p>
+    <w:p>
+      <w:pPr>
+        <w:pBdr>
+          <w:top w:color="auto" w:space="0" w:sz="0" w:val="none"/>
+          <w:left w:color="auto" w:space="0" w:sz="0" w:val="none"/>
+          <w:bottom w:color="auto" w:space="0" w:sz="0" w:val="none"/>
+          <w:right w:color="auto" w:space="0" w:sz="0" w:val="none"/>
+          <w:between w:color="auto" w:space="0" w:sz="0" w:val="none"/>
+        </w:pBdr>
+        <w:spacing w:after="40" w:line="259.20000000000005" w:lineRule="auto"/>
+        <w:rPr>
+          <w:b w:val="1"/>
+          <w:bCs w:val="1"/>
+          <w:color w:val="1f4e78"/>
+          <w:sz w:val="18"/>
+          <w:szCs w:val="18"/>
+          <w:highlight w:val="white"/>
+        </w:rPr>
+      </w:pPr>
+      <w:r>
+        <w:rPr>
+          <w:rFonts w:ascii="Arial Unicode MS" w:cs="Arial Unicode MS" w:eastAsia="Arial Unicode MS" w:hAnsi="Arial Unicode MS"/>
+          <w:b w:val="1"/>
+          <w:bCs w:val="1"/>
+          <w:color w:val="1f4e78"/>
+          <w:sz w:val="18"/>
+          <w:szCs w:val="18"/>
+          <w:highlight w:val="white"/>
+          <w:rtl w:val="0"/>
+        </w:rPr>
+        <w:t xml:space="preserve">- Given 기차, 운행 일정, 운행 좌석 및 예매가 생성되어 있다.</w:t>
+      </w:r>
+    </w:p>
+    <w:p>
+      <w:pPr>
+        <w:pBdr>
+          <w:top w:color="auto" w:space="0" w:sz="0" w:val="none"/>
+          <w:left w:color="auto" w:space="0" w:sz="0" w:val="none"/>
+          <w:bottom w:color="auto" w:space="0" w:sz="0" w:val="none"/>
+          <w:right w:color="auto" w:space="0" w:sz="0" w:val="none"/>
+          <w:between w:color="auto" w:space="0" w:sz="0" w:val="none"/>
+        </w:pBdr>
+        <w:spacing w:after="40" w:line="259.20000000000005" w:lineRule="auto"/>
+        <w:rPr>
+          <w:b w:val="1"/>
+          <w:bCs w:val="1"/>
+          <w:color w:val="1f4e78"/>
+          <w:sz w:val="18"/>
+          <w:szCs w:val="18"/>
+          <w:highlight w:val="white"/>
+        </w:rPr>
+      </w:pPr>
+      <w:r>
+        <w:rPr>
+          <w:rFonts w:ascii="Arial Unicode MS" w:cs="Arial Unicode MS" w:eastAsia="Arial Unicode MS" w:hAnsi="Arial Unicode MS"/>
+          <w:b w:val="1"/>
+          <w:bCs w:val="1"/>
+          <w:color w:val="1f4e78"/>
+          <w:sz w:val="18"/>
+          <w:szCs w:val="18"/>
+          <w:highlight w:val="white"/>
+          <w:rtl w:val="0"/>
+        </w:rPr>
+        <w:t xml:space="preserve">- When 각 데이터의 초기 상태를 확인한다.</w:t>
+      </w:r>
+    </w:p>
+    <w:p>
+      <w:pPr>
+        <w:pBdr>
+          <w:top w:color="auto" w:space="0" w:sz="0" w:val="none"/>
+          <w:left w:color="auto" w:space="0" w:sz="0" w:val="none"/>
+          <w:bottom w:color="auto" w:space="0" w:sz="0" w:val="none"/>
+          <w:right w:color="auto" w:space="0" w:sz="0" w:val="none"/>
+          <w:between w:color="auto" w:space="0" w:sz="0" w:val="none"/>
+        </w:pBdr>
+        <w:spacing w:after="40" w:line="259.20000000000005" w:lineRule="auto"/>
+        <w:rPr>
+          <w:b w:val="1"/>
+          <w:bCs w:val="1"/>
+          <w:color w:val="1f4e78"/>
+          <w:sz w:val="18"/>
+          <w:szCs w:val="18"/>
+          <w:highlight w:val="white"/>
+        </w:rPr>
+      </w:pPr>
+      <w:r>
+        <w:rPr>
+          <w:rFonts w:ascii="Arial Unicode MS" w:cs="Arial Unicode MS" w:eastAsia="Arial Unicode MS" w:hAnsi="Arial Unicode MS"/>
+          <w:b w:val="1"/>
+          <w:bCs w:val="1"/>
+          <w:color w:val="1f4e78"/>
+          <w:sz w:val="18"/>
+          <w:szCs w:val="18"/>
+          <w:highlight w:val="white"/>
+          <w:rtl w:val="0"/>
+        </w:rPr>
+        <w:t xml:space="preserve">- Then 미션에서 정의한 기본 상태값을 가진다.</w:t>
+      </w:r>
+    </w:p>
+    <w:p>
+      <w:pPr>
+        <w:pBdr>
+          <w:top w:color="auto" w:space="0" w:sz="0" w:val="none"/>
+          <w:left w:color="auto" w:space="0" w:sz="0" w:val="none"/>
+          <w:bottom w:color="auto" w:space="0" w:sz="0" w:val="none"/>
+          <w:right w:color="auto" w:space="0" w:sz="0" w:val="none"/>
+          <w:between w:color="auto" w:space="0" w:sz="0" w:val="none"/>
+        </w:pBdr>
+        <w:spacing w:after="40" w:line="259.20000000000005" w:lineRule="auto"/>
+        <w:rPr>
+          <w:b w:val="1"/>
+          <w:bCs w:val="1"/>
+          <w:color w:val="1f4e78"/>
+          <w:sz w:val="18"/>
+          <w:szCs w:val="18"/>
+          <w:highlight w:val="white"/>
+        </w:rPr>
+      </w:pPr>
+      <w:r>
+        <w:rPr>
+          <w:rtl w:val="0"/>
+        </w:rPr>
+      </w:r>
+    </w:p>
+    <w:p>
+      <w:pPr>
+        <w:pBdr>
+          <w:top w:color="auto" w:space="0" w:sz="0" w:val="none"/>
+          <w:left w:color="auto" w:space="0" w:sz="0" w:val="none"/>
+          <w:bottom w:color="auto" w:space="0" w:sz="0" w:val="none"/>
+          <w:right w:color="auto" w:space="0" w:sz="0" w:val="none"/>
+          <w:between w:color="auto" w:space="0" w:sz="0" w:val="none"/>
+        </w:pBdr>
+        <w:spacing w:after="40" w:line="259.20000000000005" w:lineRule="auto"/>
+        <w:rPr>
+          <w:b w:val="1"/>
+          <w:bCs w:val="1"/>
+          <w:color w:val="1f4e78"/>
+          <w:sz w:val="18"/>
+          <w:szCs w:val="18"/>
+          <w:highlight w:val="white"/>
+        </w:rPr>
+      </w:pPr>
+      <w:r>
+        <w:rPr>
+          <w:rFonts w:ascii="Arial Unicode MS" w:cs="Arial Unicode MS" w:eastAsia="Arial Unicode MS" w:hAnsi="Arial Unicode MS"/>
+          <w:b w:val="1"/>
+          <w:bCs w:val="1"/>
+          <w:color w:val="1f4e78"/>
+          <w:sz w:val="18"/>
+          <w:szCs w:val="18"/>
+          <w:highlight w:val="white"/>
+          <w:rtl w:val="0"/>
+        </w:rPr>
+        <w:t xml:space="preserve">검증할 테스트:</w:t>
+      </w:r>
+    </w:p>
+    <w:p>
+      <w:pPr>
+        <w:pBdr>
+          <w:top w:color="auto" w:space="0" w:sz="0" w:val="none"/>
+          <w:left w:color="auto" w:space="0" w:sz="0" w:val="none"/>
+          <w:bottom w:color="auto" w:space="0" w:sz="0" w:val="none"/>
+          <w:right w:color="auto" w:space="0" w:sz="0" w:val="none"/>
+          <w:between w:color="auto" w:space="0" w:sz="0" w:val="none"/>
+        </w:pBdr>
+        <w:spacing w:after="40" w:line="259.20000000000005" w:lineRule="auto"/>
+        <w:rPr>
+          <w:b w:val="1"/>
+          <w:bCs w:val="1"/>
+          <w:color w:val="1f4e78"/>
+          <w:sz w:val="18"/>
+          <w:szCs w:val="18"/>
+          <w:highlight w:val="white"/>
+        </w:rPr>
+      </w:pPr>
+      <w:r>
+        <w:rPr>
+          <w:rtl w:val="0"/>
+        </w:rPr>
+      </w:r>
+    </w:p>
+    <w:p>
+      <w:pPr>
+        <w:pBdr>
+          <w:top w:color="auto" w:space="0" w:sz="0" w:val="none"/>
+          <w:left w:color="auto" w:space="0" w:sz="0" w:val="none"/>
+          <w:bottom w:color="auto" w:space="0" w:sz="0" w:val="none"/>
+          <w:right w:color="auto" w:space="0" w:sz="0" w:val="none"/>
+          <w:between w:color="auto" w:space="0" w:sz="0" w:val="none"/>
+        </w:pBdr>
+        <w:spacing w:after="40" w:line="259.20000000000005" w:lineRule="auto"/>
+        <w:rPr>
+          <w:b w:val="1"/>
+          <w:bCs w:val="1"/>
+          <w:color w:val="1f4e78"/>
+          <w:sz w:val="18"/>
+          <w:szCs w:val="18"/>
+          <w:highlight w:val="white"/>
+        </w:rPr>
+      </w:pPr>
+      <w:r>
+        <w:rPr>
+          <w:rFonts w:ascii="Arial Unicode MS" w:cs="Arial Unicode MS" w:eastAsia="Arial Unicode MS" w:hAnsi="Arial Unicode MS"/>
+          <w:b w:val="1"/>
+          <w:bCs w:val="1"/>
+          <w:color w:val="1f4e78"/>
+          <w:sz w:val="18"/>
+          <w:szCs w:val="18"/>
+          <w:highlight w:val="white"/>
+          <w:rtl w:val="0"/>
+        </w:rPr>
+        <w:t xml:space="preserve">- 기차의 초기 상태는 `IN_SERVICE`이다.</w:t>
+      </w:r>
+    </w:p>
+    <w:p>
+      <w:pPr>
+        <w:pBdr>
+          <w:top w:color="auto" w:space="0" w:sz="0" w:val="none"/>
+          <w:left w:color="auto" w:space="0" w:sz="0" w:val="none"/>
+          <w:bottom w:color="auto" w:space="0" w:sz="0" w:val="none"/>
+          <w:right w:color="auto" w:space="0" w:sz="0" w:val="none"/>
+          <w:between w:color="auto" w:space="0" w:sz="0" w:val="none"/>
+        </w:pBdr>
+        <w:spacing w:after="40" w:line="259.20000000000005" w:lineRule="auto"/>
+        <w:rPr>
+          <w:b w:val="1"/>
+          <w:bCs w:val="1"/>
+          <w:color w:val="1f4e78"/>
+          <w:sz w:val="18"/>
+          <w:szCs w:val="18"/>
+          <w:highlight w:val="white"/>
+        </w:rPr>
+      </w:pPr>
+      <w:r>
+        <w:rPr>
+          <w:rFonts w:ascii="Arial Unicode MS" w:cs="Arial Unicode MS" w:eastAsia="Arial Unicode MS" w:hAnsi="Arial Unicode MS"/>
+          <w:b w:val="1"/>
+          <w:bCs w:val="1"/>
+          <w:color w:val="1f4e78"/>
+          <w:sz w:val="18"/>
+          <w:szCs w:val="18"/>
+          <w:highlight w:val="white"/>
+          <w:rtl w:val="0"/>
+        </w:rPr>
+        <w:t xml:space="preserve">- 운행 일정의 초기 상태는 `SCHEDULED`이다.</w:t>
+      </w:r>
+    </w:p>
+    <w:p>
+      <w:pPr>
+        <w:pBdr>
+          <w:top w:color="auto" w:space="0" w:sz="0" w:val="none"/>
+          <w:left w:color="auto" w:space="0" w:sz="0" w:val="none"/>
+          <w:bottom w:color="auto" w:space="0" w:sz="0" w:val="none"/>
+          <w:right w:color="auto" w:space="0" w:sz="0" w:val="none"/>
+          <w:between w:color="auto" w:space="0" w:sz="0" w:val="none"/>
+        </w:pBdr>
+        <w:spacing w:after="40" w:line="259.20000000000005" w:lineRule="auto"/>
+        <w:rPr>
+          <w:b w:val="1"/>
+          <w:bCs w:val="1"/>
+          <w:color w:val="1f4e78"/>
+          <w:sz w:val="18"/>
+          <w:szCs w:val="18"/>
+          <w:highlight w:val="white"/>
+        </w:rPr>
+      </w:pPr>
+      <w:r>
+        <w:rPr>
+          <w:rFonts w:ascii="Arial Unicode MS" w:cs="Arial Unicode MS" w:eastAsia="Arial Unicode MS" w:hAnsi="Arial Unicode MS"/>
+          <w:b w:val="1"/>
+          <w:bCs w:val="1"/>
+          <w:color w:val="1f4e78"/>
+          <w:sz w:val="18"/>
+          <w:szCs w:val="18"/>
+          <w:highlight w:val="white"/>
+          <w:rtl w:val="0"/>
+        </w:rPr>
+        <w:t xml:space="preserve">- 운행 좌석의 초기 상태는 `AVAILABLE`이다.</w:t>
+      </w:r>
+    </w:p>
+    <w:p>
+      <w:pPr>
+        <w:pBdr>
+          <w:top w:color="auto" w:space="0" w:sz="0" w:val="none"/>
+          <w:left w:color="auto" w:space="0" w:sz="0" w:val="none"/>
+          <w:bottom w:color="auto" w:space="0" w:sz="0" w:val="none"/>
+          <w:right w:color="auto" w:space="0" w:sz="0" w:val="none"/>
+          <w:between w:color="auto" w:space="0" w:sz="0" w:val="none"/>
+        </w:pBdr>
+        <w:spacing w:after="40" w:line="259.20000000000005" w:lineRule="auto"/>
+        <w:rPr>
+          <w:b w:val="1"/>
+          <w:bCs w:val="1"/>
+          <w:color w:val="1f4e78"/>
+          <w:sz w:val="18"/>
+          <w:szCs w:val="18"/>
+          <w:highlight w:val="white"/>
+        </w:rPr>
+      </w:pPr>
+      <w:r>
+        <w:rPr>
+          <w:rFonts w:ascii="Arial Unicode MS" w:cs="Arial Unicode MS" w:eastAsia="Arial Unicode MS" w:hAnsi="Arial Unicode MS"/>
+          <w:b w:val="1"/>
+          <w:bCs w:val="1"/>
+          <w:color w:val="1f4e78"/>
+          <w:sz w:val="18"/>
+          <w:szCs w:val="18"/>
+          <w:highlight w:val="white"/>
+          <w:rtl w:val="0"/>
+        </w:rPr>
+        <w:t xml:space="preserve">- 확정 예매의 상태는 `CONFIRMED`이다.</w:t>
+      </w:r>
+    </w:p>
+    <w:p>
+      <w:pPr>
+        <w:pBdr>
+          <w:top w:color="auto" w:space="0" w:sz="0" w:val="none"/>
+          <w:left w:color="auto" w:space="0" w:sz="0" w:val="none"/>
+          <w:bottom w:color="auto" w:space="0" w:sz="0" w:val="none"/>
+          <w:right w:color="auto" w:space="0" w:sz="0" w:val="none"/>
+          <w:between w:color="auto" w:space="0" w:sz="0" w:val="none"/>
+        </w:pBdr>
+        <w:spacing w:after="40" w:line="259.20000000000005" w:lineRule="auto"/>
+        <w:rPr>
+          <w:b w:val="1"/>
+          <w:bCs w:val="1"/>
+          <w:color w:val="1f4e78"/>
+          <w:sz w:val="18"/>
+          <w:szCs w:val="18"/>
+          <w:highlight w:val="white"/>
+        </w:rPr>
+      </w:pPr>
+      <w:r>
+        <w:rPr>
+          <w:rtl w:val="0"/>
+        </w:rPr>
+      </w:r>
+    </w:p>
+    <w:p>
+      <w:pPr>
+        <w:pBdr>
+          <w:top w:color="auto" w:space="0" w:sz="0" w:val="none"/>
+          <w:left w:color="auto" w:space="0" w:sz="0" w:val="none"/>
+          <w:bottom w:color="auto" w:space="0" w:sz="0" w:val="none"/>
+          <w:right w:color="auto" w:space="0" w:sz="0" w:val="none"/>
+          <w:between w:color="auto" w:space="0" w:sz="0" w:val="none"/>
+        </w:pBdr>
+        <w:spacing w:after="40" w:line="259.20000000000005" w:lineRule="auto"/>
+        <w:rPr>
+          <w:b w:val="1"/>
+          <w:bCs w:val="1"/>
+          <w:color w:val="1f4e78"/>
+          <w:sz w:val="18"/>
+          <w:szCs w:val="18"/>
+          <w:highlight w:val="white"/>
+        </w:rPr>
+      </w:pPr>
+      <w:r>
+        <w:rPr>
+          <w:rFonts w:ascii="Arial Unicode MS" w:cs="Arial Unicode MS" w:eastAsia="Arial Unicode MS" w:hAnsi="Arial Unicode MS"/>
+          <w:b w:val="1"/>
+          <w:bCs w:val="1"/>
+          <w:color w:val="1f4e78"/>
+          <w:sz w:val="18"/>
+          <w:szCs w:val="18"/>
+          <w:highlight w:val="white"/>
+          <w:rtl w:val="0"/>
+        </w:rPr>
+        <w:t xml:space="preserve">## 실패 시나리오</w:t>
+      </w:r>
+    </w:p>
+    <w:p>
+      <w:pPr>
+        <w:pBdr>
+          <w:top w:color="auto" w:space="0" w:sz="0" w:val="none"/>
+          <w:left w:color="auto" w:space="0" w:sz="0" w:val="none"/>
+          <w:bottom w:color="auto" w:space="0" w:sz="0" w:val="none"/>
+          <w:right w:color="auto" w:space="0" w:sz="0" w:val="none"/>
+          <w:between w:color="auto" w:space="0" w:sz="0" w:val="none"/>
+        </w:pBdr>
+        <w:spacing w:after="40" w:line="259.20000000000005" w:lineRule="auto"/>
+        <w:rPr>
+          <w:b w:val="1"/>
+          <w:bCs w:val="1"/>
+          <w:color w:val="1f4e78"/>
+          <w:sz w:val="18"/>
+          <w:szCs w:val="18"/>
+          <w:highlight w:val="white"/>
+        </w:rPr>
+      </w:pPr>
+      <w:r>
+        <w:rPr>
+          <w:rtl w:val="0"/>
+        </w:rPr>
+      </w:r>
+    </w:p>
+    <w:p>
+      <w:pPr>
+        <w:pBdr>
+          <w:top w:color="auto" w:space="0" w:sz="0" w:val="none"/>
+          <w:left w:color="auto" w:space="0" w:sz="0" w:val="none"/>
+          <w:bottom w:color="auto" w:space="0" w:sz="0" w:val="none"/>
+          <w:right w:color="auto" w:space="0" w:sz="0" w:val="none"/>
+          <w:between w:color="auto" w:space="0" w:sz="0" w:val="none"/>
+        </w:pBdr>
+        <w:spacing w:after="40" w:line="259.20000000000005" w:lineRule="auto"/>
+        <w:rPr>
+          <w:b w:val="1"/>
+          <w:bCs w:val="1"/>
+          <w:color w:val="1f4e78"/>
+          <w:sz w:val="18"/>
+          <w:szCs w:val="18"/>
+          <w:highlight w:val="white"/>
+        </w:rPr>
+      </w:pPr>
+      <w:r>
+        <w:rPr>
+          <w:rFonts w:ascii="Arial Unicode MS" w:cs="Arial Unicode MS" w:eastAsia="Arial Unicode MS" w:hAnsi="Arial Unicode MS"/>
+          <w:b w:val="1"/>
+          <w:bCs w:val="1"/>
+          <w:color w:val="1f4e78"/>
+          <w:sz w:val="18"/>
+          <w:szCs w:val="18"/>
+          <w:highlight w:val="white"/>
+          <w:rtl w:val="0"/>
+        </w:rPr>
+        <w:t xml:space="preserve">### 1. 동일 기차의 객차 번호 중복</w:t>
+      </w:r>
+    </w:p>
+    <w:p>
+      <w:pPr>
+        <w:pBdr>
+          <w:top w:color="auto" w:space="0" w:sz="0" w:val="none"/>
+          <w:left w:color="auto" w:space="0" w:sz="0" w:val="none"/>
+          <w:bottom w:color="auto" w:space="0" w:sz="0" w:val="none"/>
+          <w:right w:color="auto" w:space="0" w:sz="0" w:val="none"/>
+          <w:between w:color="auto" w:space="0" w:sz="0" w:val="none"/>
+        </w:pBdr>
+        <w:spacing w:after="40" w:line="259.20000000000005" w:lineRule="auto"/>
+        <w:rPr>
+          <w:b w:val="1"/>
+          <w:bCs w:val="1"/>
+          <w:color w:val="1f4e78"/>
+          <w:sz w:val="18"/>
+          <w:szCs w:val="18"/>
+          <w:highlight w:val="white"/>
+        </w:rPr>
+      </w:pPr>
+      <w:r>
+        <w:rPr>
+          <w:rtl w:val="0"/>
+        </w:rPr>
+      </w:r>
+    </w:p>
+    <w:p>
+      <w:pPr>
+        <w:pBdr>
+          <w:top w:color="auto" w:space="0" w:sz="0" w:val="none"/>
+          <w:left w:color="auto" w:space="0" w:sz="0" w:val="none"/>
+          <w:bottom w:color="auto" w:space="0" w:sz="0" w:val="none"/>
+          <w:right w:color="auto" w:space="0" w:sz="0" w:val="none"/>
+          <w:between w:color="auto" w:space="0" w:sz="0" w:val="none"/>
+        </w:pBdr>
+        <w:spacing w:after="40" w:line="259.20000000000005" w:lineRule="auto"/>
+        <w:rPr>
+          <w:b w:val="1"/>
+          <w:bCs w:val="1"/>
+          <w:color w:val="1f4e78"/>
+          <w:sz w:val="18"/>
+          <w:szCs w:val="18"/>
+          <w:highlight w:val="white"/>
+        </w:rPr>
+      </w:pPr>
+      <w:r>
+        <w:rPr>
+          <w:rFonts w:ascii="Arial Unicode MS" w:cs="Arial Unicode MS" w:eastAsia="Arial Unicode MS" w:hAnsi="Arial Unicode MS"/>
+          <w:b w:val="1"/>
+          <w:bCs w:val="1"/>
+          <w:color w:val="1f4e78"/>
+          <w:sz w:val="18"/>
+          <w:szCs w:val="18"/>
+          <w:highlight w:val="white"/>
+          <w:rtl w:val="0"/>
+        </w:rPr>
+        <w:t xml:space="preserve">- Given 한 기차에 특정 객차 번호가 이미 저장되어 있다.</w:t>
+      </w:r>
+    </w:p>
+    <w:p>
+      <w:pPr>
+        <w:pBdr>
+          <w:top w:color="auto" w:space="0" w:sz="0" w:val="none"/>
+          <w:left w:color="auto" w:space="0" w:sz="0" w:val="none"/>
+          <w:bottom w:color="auto" w:space="0" w:sz="0" w:val="none"/>
+          <w:right w:color="auto" w:space="0" w:sz="0" w:val="none"/>
+          <w:between w:color="auto" w:space="0" w:sz="0" w:val="none"/>
+        </w:pBdr>
+        <w:spacing w:after="40" w:line="259.20000000000005" w:lineRule="auto"/>
+        <w:rPr>
+          <w:b w:val="1"/>
+          <w:bCs w:val="1"/>
+          <w:color w:val="1f4e78"/>
+          <w:sz w:val="18"/>
+          <w:szCs w:val="18"/>
+          <w:highlight w:val="white"/>
+        </w:rPr>
+      </w:pPr>
+      <w:r>
+        <w:rPr>
+          <w:rFonts w:ascii="Arial Unicode MS" w:cs="Arial Unicode MS" w:eastAsia="Arial Unicode MS" w:hAnsi="Arial Unicode MS"/>
+          <w:b w:val="1"/>
+          <w:bCs w:val="1"/>
+          <w:color w:val="1f4e78"/>
+          <w:sz w:val="18"/>
+          <w:szCs w:val="18"/>
+          <w:highlight w:val="white"/>
+          <w:rtl w:val="0"/>
+        </w:rPr>
+        <w:t xml:space="preserve">- When 같은 기차에 동일한 객차 번호를 다시 저장한다.</w:t>
+      </w:r>
+    </w:p>
+    <w:p>
+      <w:pPr>
+        <w:pBdr>
+          <w:top w:color="auto" w:space="0" w:sz="0" w:val="none"/>
+          <w:left w:color="auto" w:space="0" w:sz="0" w:val="none"/>
+          <w:bottom w:color="auto" w:space="0" w:sz="0" w:val="none"/>
+          <w:right w:color="auto" w:space="0" w:sz="0" w:val="none"/>
+          <w:between w:color="auto" w:space="0" w:sz="0" w:val="none"/>
+        </w:pBdr>
+        <w:spacing w:after="40" w:line="259.20000000000005" w:lineRule="auto"/>
+        <w:rPr>
+          <w:b w:val="1"/>
+          <w:bCs w:val="1"/>
+          <w:color w:val="1f4e78"/>
+          <w:sz w:val="18"/>
+          <w:szCs w:val="18"/>
+          <w:highlight w:val="white"/>
+        </w:rPr>
+      </w:pPr>
+      <w:r>
+        <w:rPr>
+          <w:rFonts w:ascii="Arial Unicode MS" w:cs="Arial Unicode MS" w:eastAsia="Arial Unicode MS" w:hAnsi="Arial Unicode MS"/>
+          <w:b w:val="1"/>
+          <w:bCs w:val="1"/>
+          <w:color w:val="1f4e78"/>
+          <w:sz w:val="18"/>
+          <w:szCs w:val="18"/>
+          <w:highlight w:val="white"/>
+          <w:rtl w:val="0"/>
+        </w:rPr>
+        <w:t xml:space="preserve">- Then 중복 예외가 발생하고 기존 객차는 유지된다.</w:t>
+      </w:r>
+    </w:p>
+    <w:p>
+      <w:pPr>
+        <w:pBdr>
+          <w:top w:color="auto" w:space="0" w:sz="0" w:val="none"/>
+          <w:left w:color="auto" w:space="0" w:sz="0" w:val="none"/>
+          <w:bottom w:color="auto" w:space="0" w:sz="0" w:val="none"/>
+          <w:right w:color="auto" w:space="0" w:sz="0" w:val="none"/>
+          <w:between w:color="auto" w:space="0" w:sz="0" w:val="none"/>
+        </w:pBdr>
+        <w:spacing w:after="40" w:line="259.20000000000005" w:lineRule="auto"/>
+        <w:rPr>
+          <w:b w:val="1"/>
+          <w:bCs w:val="1"/>
+          <w:color w:val="1f4e78"/>
+          <w:sz w:val="18"/>
+          <w:szCs w:val="18"/>
+          <w:highlight w:val="white"/>
+        </w:rPr>
+      </w:pPr>
+      <w:r>
+        <w:rPr>
+          <w:rtl w:val="0"/>
+        </w:rPr>
+      </w:r>
+    </w:p>
+    <w:p>
+      <w:pPr>
+        <w:pBdr>
+          <w:top w:color="auto" w:space="0" w:sz="0" w:val="none"/>
+          <w:left w:color="auto" w:space="0" w:sz="0" w:val="none"/>
+          <w:bottom w:color="auto" w:space="0" w:sz="0" w:val="none"/>
+          <w:right w:color="auto" w:space="0" w:sz="0" w:val="none"/>
+          <w:between w:color="auto" w:space="0" w:sz="0" w:val="none"/>
+        </w:pBdr>
+        <w:spacing w:after="40" w:line="259.20000000000005" w:lineRule="auto"/>
+        <w:rPr>
+          <w:b w:val="1"/>
+          <w:bCs w:val="1"/>
+          <w:color w:val="1f4e78"/>
+          <w:sz w:val="18"/>
+          <w:szCs w:val="18"/>
+          <w:highlight w:val="white"/>
+        </w:rPr>
+      </w:pPr>
+      <w:r>
+        <w:rPr>
+          <w:rFonts w:ascii="Arial Unicode MS" w:cs="Arial Unicode MS" w:eastAsia="Arial Unicode MS" w:hAnsi="Arial Unicode MS"/>
+          <w:b w:val="1"/>
+          <w:bCs w:val="1"/>
+          <w:color w:val="1f4e78"/>
+          <w:sz w:val="18"/>
+          <w:szCs w:val="18"/>
+          <w:highlight w:val="white"/>
+          <w:rtl w:val="0"/>
+        </w:rPr>
+        <w:t xml:space="preserve">검증할 테스트:</w:t>
+      </w:r>
+    </w:p>
+    <w:p>
+      <w:pPr>
+        <w:pBdr>
+          <w:top w:color="auto" w:space="0" w:sz="0" w:val="none"/>
+          <w:left w:color="auto" w:space="0" w:sz="0" w:val="none"/>
+          <w:bottom w:color="auto" w:space="0" w:sz="0" w:val="none"/>
+          <w:right w:color="auto" w:space="0" w:sz="0" w:val="none"/>
+          <w:between w:color="auto" w:space="0" w:sz="0" w:val="none"/>
+        </w:pBdr>
+        <w:spacing w:after="40" w:line="259.20000000000005" w:lineRule="auto"/>
+        <w:rPr>
+          <w:b w:val="1"/>
+          <w:bCs w:val="1"/>
+          <w:color w:val="1f4e78"/>
+          <w:sz w:val="18"/>
+          <w:szCs w:val="18"/>
+          <w:highlight w:val="white"/>
+        </w:rPr>
+      </w:pPr>
+      <w:r>
+        <w:rPr>
+          <w:rtl w:val="0"/>
+        </w:rPr>
+      </w:r>
+    </w:p>
+    <w:p>
+      <w:pPr>
+        <w:pBdr>
+          <w:top w:color="auto" w:space="0" w:sz="0" w:val="none"/>
+          <w:left w:color="auto" w:space="0" w:sz="0" w:val="none"/>
+          <w:bottom w:color="auto" w:space="0" w:sz="0" w:val="none"/>
+          <w:right w:color="auto" w:space="0" w:sz="0" w:val="none"/>
+          <w:between w:color="auto" w:space="0" w:sz="0" w:val="none"/>
+        </w:pBdr>
+        <w:spacing w:after="40" w:line="259.20000000000005" w:lineRule="auto"/>
+        <w:rPr>
+          <w:b w:val="1"/>
+          <w:bCs w:val="1"/>
+          <w:color w:val="1f4e78"/>
+          <w:sz w:val="18"/>
+          <w:szCs w:val="18"/>
+          <w:highlight w:val="white"/>
+        </w:rPr>
+      </w:pPr>
+      <w:r>
+        <w:rPr>
+          <w:rFonts w:ascii="Arial Unicode MS" w:cs="Arial Unicode MS" w:eastAsia="Arial Unicode MS" w:hAnsi="Arial Unicode MS"/>
+          <w:b w:val="1"/>
+          <w:bCs w:val="1"/>
+          <w:color w:val="1f4e78"/>
+          <w:sz w:val="18"/>
+          <w:szCs w:val="18"/>
+          <w:highlight w:val="white"/>
+          <w:rtl w:val="0"/>
+        </w:rPr>
+        <w:t xml:space="preserve">- 같은 기차에는 동일한 객차 번호를 중복 저장할 수 없다.</w:t>
+      </w:r>
+    </w:p>
+    <w:p>
+      <w:pPr>
+        <w:pBdr>
+          <w:top w:color="auto" w:space="0" w:sz="0" w:val="none"/>
+          <w:left w:color="auto" w:space="0" w:sz="0" w:val="none"/>
+          <w:bottom w:color="auto" w:space="0" w:sz="0" w:val="none"/>
+          <w:right w:color="auto" w:space="0" w:sz="0" w:val="none"/>
+          <w:between w:color="auto" w:space="0" w:sz="0" w:val="none"/>
+        </w:pBdr>
+        <w:spacing w:after="40" w:line="259.20000000000005" w:lineRule="auto"/>
+        <w:rPr>
+          <w:b w:val="1"/>
+          <w:bCs w:val="1"/>
+          <w:color w:val="1f4e78"/>
+          <w:sz w:val="18"/>
+          <w:szCs w:val="18"/>
+          <w:highlight w:val="white"/>
+        </w:rPr>
+      </w:pPr>
+      <w:r>
+        <w:rPr>
+          <w:rFonts w:ascii="Arial Unicode MS" w:cs="Arial Unicode MS" w:eastAsia="Arial Unicode MS" w:hAnsi="Arial Unicode MS"/>
+          <w:b w:val="1"/>
+          <w:bCs w:val="1"/>
+          <w:color w:val="1f4e78"/>
+          <w:sz w:val="18"/>
+          <w:szCs w:val="18"/>
+          <w:highlight w:val="white"/>
+          <w:rtl w:val="0"/>
+        </w:rPr>
+        <w:t xml:space="preserve">- 서로 다른 기차에는 같은 객차 번호를 저장할 수 있다.</w:t>
+      </w:r>
+    </w:p>
+    <w:p>
+      <w:pPr>
+        <w:pBdr>
+          <w:top w:color="auto" w:space="0" w:sz="0" w:val="none"/>
+          <w:left w:color="auto" w:space="0" w:sz="0" w:val="none"/>
+          <w:bottom w:color="auto" w:space="0" w:sz="0" w:val="none"/>
+          <w:right w:color="auto" w:space="0" w:sz="0" w:val="none"/>
+          <w:between w:color="auto" w:space="0" w:sz="0" w:val="none"/>
+        </w:pBdr>
+        <w:spacing w:after="40" w:line="259.20000000000005" w:lineRule="auto"/>
+        <w:rPr>
+          <w:b w:val="1"/>
+          <w:bCs w:val="1"/>
+          <w:color w:val="1f4e78"/>
+          <w:sz w:val="18"/>
+          <w:szCs w:val="18"/>
+          <w:highlight w:val="white"/>
+        </w:rPr>
+      </w:pPr>
+      <w:r>
+        <w:rPr>
+          <w:rtl w:val="0"/>
+        </w:rPr>
+      </w:r>
+    </w:p>
+    <w:p>
+      <w:pPr>
+        <w:pBdr>
+          <w:top w:color="auto" w:space="0" w:sz="0" w:val="none"/>
+          <w:left w:color="auto" w:space="0" w:sz="0" w:val="none"/>
+          <w:bottom w:color="auto" w:space="0" w:sz="0" w:val="none"/>
+          <w:right w:color="auto" w:space="0" w:sz="0" w:val="none"/>
+          <w:between w:color="auto" w:space="0" w:sz="0" w:val="none"/>
+        </w:pBdr>
+        <w:spacing w:after="40" w:line="259.20000000000005" w:lineRule="auto"/>
+        <w:rPr>
+          <w:b w:val="1"/>
+          <w:bCs w:val="1"/>
+          <w:color w:val="1f4e78"/>
+          <w:sz w:val="18"/>
+          <w:szCs w:val="18"/>
+          <w:highlight w:val="white"/>
+        </w:rPr>
+      </w:pPr>
+      <w:r>
+        <w:rPr>
+          <w:rFonts w:ascii="Arial Unicode MS" w:cs="Arial Unicode MS" w:eastAsia="Arial Unicode MS" w:hAnsi="Arial Unicode MS"/>
+          <w:b w:val="1"/>
+          <w:bCs w:val="1"/>
+          <w:color w:val="1f4e78"/>
+          <w:sz w:val="18"/>
+          <w:szCs w:val="18"/>
+          <w:highlight w:val="white"/>
+          <w:rtl w:val="0"/>
+        </w:rPr>
+        <w:t xml:space="preserve">### 2. 동일 객차의 좌석 번호 중복</w:t>
+      </w:r>
+    </w:p>
+    <w:p>
+      <w:pPr>
+        <w:pBdr>
+          <w:top w:color="auto" w:space="0" w:sz="0" w:val="none"/>
+          <w:left w:color="auto" w:space="0" w:sz="0" w:val="none"/>
+          <w:bottom w:color="auto" w:space="0" w:sz="0" w:val="none"/>
+          <w:right w:color="auto" w:space="0" w:sz="0" w:val="none"/>
+          <w:between w:color="auto" w:space="0" w:sz="0" w:val="none"/>
+        </w:pBdr>
+        <w:spacing w:after="40" w:line="259.20000000000005" w:lineRule="auto"/>
+        <w:rPr>
+          <w:b w:val="1"/>
+          <w:bCs w:val="1"/>
+          <w:color w:val="1f4e78"/>
+          <w:sz w:val="18"/>
+          <w:szCs w:val="18"/>
+          <w:highlight w:val="white"/>
+        </w:rPr>
+      </w:pPr>
+      <w:r>
+        <w:rPr>
+          <w:rtl w:val="0"/>
+        </w:rPr>
+      </w:r>
+    </w:p>
+    <w:p>
+      <w:pPr>
+        <w:pBdr>
+          <w:top w:color="auto" w:space="0" w:sz="0" w:val="none"/>
+          <w:left w:color="auto" w:space="0" w:sz="0" w:val="none"/>
+          <w:bottom w:color="auto" w:space="0" w:sz="0" w:val="none"/>
+          <w:right w:color="auto" w:space="0" w:sz="0" w:val="none"/>
+          <w:between w:color="auto" w:space="0" w:sz="0" w:val="none"/>
+        </w:pBdr>
+        <w:spacing w:after="40" w:line="259.20000000000005" w:lineRule="auto"/>
+        <w:rPr>
+          <w:b w:val="1"/>
+          <w:bCs w:val="1"/>
+          <w:color w:val="1f4e78"/>
+          <w:sz w:val="18"/>
+          <w:szCs w:val="18"/>
+          <w:highlight w:val="white"/>
+        </w:rPr>
+      </w:pPr>
+      <w:r>
+        <w:rPr>
+          <w:rFonts w:ascii="Arial Unicode MS" w:cs="Arial Unicode MS" w:eastAsia="Arial Unicode MS" w:hAnsi="Arial Unicode MS"/>
+          <w:b w:val="1"/>
+          <w:bCs w:val="1"/>
+          <w:color w:val="1f4e78"/>
+          <w:sz w:val="18"/>
+          <w:szCs w:val="18"/>
+          <w:highlight w:val="white"/>
+          <w:rtl w:val="0"/>
+        </w:rPr>
+        <w:t xml:space="preserve">- Given 한 객차에 특정 좌석 번호가 이미 저장되어 있다.</w:t>
+      </w:r>
+    </w:p>
+    <w:p>
+      <w:pPr>
+        <w:pBdr>
+          <w:top w:color="auto" w:space="0" w:sz="0" w:val="none"/>
+          <w:left w:color="auto" w:space="0" w:sz="0" w:val="none"/>
+          <w:bottom w:color="auto" w:space="0" w:sz="0" w:val="none"/>
+          <w:right w:color="auto" w:space="0" w:sz="0" w:val="none"/>
+          <w:between w:color="auto" w:space="0" w:sz="0" w:val="none"/>
+        </w:pBdr>
+        <w:spacing w:after="40" w:line="259.20000000000005" w:lineRule="auto"/>
+        <w:rPr>
+          <w:b w:val="1"/>
+          <w:bCs w:val="1"/>
+          <w:color w:val="1f4e78"/>
+          <w:sz w:val="18"/>
+          <w:szCs w:val="18"/>
+          <w:highlight w:val="white"/>
+        </w:rPr>
+      </w:pPr>
+      <w:r>
+        <w:rPr>
+          <w:rFonts w:ascii="Arial Unicode MS" w:cs="Arial Unicode MS" w:eastAsia="Arial Unicode MS" w:hAnsi="Arial Unicode MS"/>
+          <w:b w:val="1"/>
+          <w:bCs w:val="1"/>
+          <w:color w:val="1f4e78"/>
+          <w:sz w:val="18"/>
+          <w:szCs w:val="18"/>
+          <w:highlight w:val="white"/>
+          <w:rtl w:val="0"/>
+        </w:rPr>
+        <w:t xml:space="preserve">- When 같은 객차에 동일한 좌석 번호를 다시 저장한다.</w:t>
+      </w:r>
+    </w:p>
+    <w:p>
+      <w:pPr>
+        <w:pBdr>
+          <w:top w:color="auto" w:space="0" w:sz="0" w:val="none"/>
+          <w:left w:color="auto" w:space="0" w:sz="0" w:val="none"/>
+          <w:bottom w:color="auto" w:space="0" w:sz="0" w:val="none"/>
+          <w:right w:color="auto" w:space="0" w:sz="0" w:val="none"/>
+          <w:between w:color="auto" w:space="0" w:sz="0" w:val="none"/>
+        </w:pBdr>
+        <w:spacing w:after="40" w:line="259.20000000000005" w:lineRule="auto"/>
+        <w:rPr>
+          <w:b w:val="1"/>
+          <w:bCs w:val="1"/>
+          <w:color w:val="1f4e78"/>
+          <w:sz w:val="18"/>
+          <w:szCs w:val="18"/>
+          <w:highlight w:val="white"/>
+        </w:rPr>
+      </w:pPr>
+      <w:r>
+        <w:rPr>
+          <w:rFonts w:ascii="Arial Unicode MS" w:cs="Arial Unicode MS" w:eastAsia="Arial Unicode MS" w:hAnsi="Arial Unicode MS"/>
+          <w:b w:val="1"/>
+          <w:bCs w:val="1"/>
+          <w:color w:val="1f4e78"/>
+          <w:sz w:val="18"/>
+          <w:szCs w:val="18"/>
+          <w:highlight w:val="white"/>
+          <w:rtl w:val="0"/>
+        </w:rPr>
+        <w:t xml:space="preserve">- Then 중복 예외가 발생하고 기존 좌석은 유지된다.</w:t>
+      </w:r>
+    </w:p>
+    <w:p>
+      <w:pPr>
+        <w:pBdr>
+          <w:top w:color="auto" w:space="0" w:sz="0" w:val="none"/>
+          <w:left w:color="auto" w:space="0" w:sz="0" w:val="none"/>
+          <w:bottom w:color="auto" w:space="0" w:sz="0" w:val="none"/>
+          <w:right w:color="auto" w:space="0" w:sz="0" w:val="none"/>
+          <w:between w:color="auto" w:space="0" w:sz="0" w:val="none"/>
+        </w:pBdr>
+        <w:spacing w:after="40" w:line="259.20000000000005" w:lineRule="auto"/>
+        <w:rPr>
+          <w:b w:val="1"/>
+          <w:bCs w:val="1"/>
+          <w:color w:val="1f4e78"/>
+          <w:sz w:val="18"/>
+          <w:szCs w:val="18"/>
+          <w:highlight w:val="white"/>
+        </w:rPr>
+      </w:pPr>
+      <w:r>
+        <w:rPr>
+          <w:rtl w:val="0"/>
+        </w:rPr>
+      </w:r>
+    </w:p>
+    <w:p>
+      <w:pPr>
+        <w:pBdr>
+          <w:top w:color="auto" w:space="0" w:sz="0" w:val="none"/>
+          <w:left w:color="auto" w:space="0" w:sz="0" w:val="none"/>
+          <w:bottom w:color="auto" w:space="0" w:sz="0" w:val="none"/>
+          <w:right w:color="auto" w:space="0" w:sz="0" w:val="none"/>
+          <w:between w:color="auto" w:space="0" w:sz="0" w:val="none"/>
+        </w:pBdr>
+        <w:spacing w:after="40" w:line="259.20000000000005" w:lineRule="auto"/>
+        <w:rPr>
+          <w:b w:val="1"/>
+          <w:bCs w:val="1"/>
+          <w:color w:val="1f4e78"/>
+          <w:sz w:val="18"/>
+          <w:szCs w:val="18"/>
+          <w:highlight w:val="white"/>
+        </w:rPr>
+      </w:pPr>
+      <w:r>
+        <w:rPr>
+          <w:rFonts w:ascii="Arial Unicode MS" w:cs="Arial Unicode MS" w:eastAsia="Arial Unicode MS" w:hAnsi="Arial Unicode MS"/>
+          <w:b w:val="1"/>
+          <w:bCs w:val="1"/>
+          <w:color w:val="1f4e78"/>
+          <w:sz w:val="18"/>
+          <w:szCs w:val="18"/>
+          <w:highlight w:val="white"/>
+          <w:rtl w:val="0"/>
+        </w:rPr>
+        <w:t xml:space="preserve">검증할 테스트:</w:t>
+      </w:r>
+    </w:p>
+    <w:p>
+      <w:pPr>
+        <w:pBdr>
+          <w:top w:color="auto" w:space="0" w:sz="0" w:val="none"/>
+          <w:left w:color="auto" w:space="0" w:sz="0" w:val="none"/>
+          <w:bottom w:color="auto" w:space="0" w:sz="0" w:val="none"/>
+          <w:right w:color="auto" w:space="0" w:sz="0" w:val="none"/>
+          <w:between w:color="auto" w:space="0" w:sz="0" w:val="none"/>
+        </w:pBdr>
+        <w:spacing w:after="40" w:line="259.20000000000005" w:lineRule="auto"/>
+        <w:rPr>
+          <w:b w:val="1"/>
+          <w:bCs w:val="1"/>
+          <w:color w:val="1f4e78"/>
+          <w:sz w:val="18"/>
+          <w:szCs w:val="18"/>
+          <w:highlight w:val="white"/>
+        </w:rPr>
+      </w:pPr>
+      <w:r>
+        <w:rPr>
+          <w:rtl w:val="0"/>
+        </w:rPr>
+      </w:r>
+    </w:p>
+    <w:p>
+      <w:pPr>
+        <w:pBdr>
+          <w:top w:color="auto" w:space="0" w:sz="0" w:val="none"/>
+          <w:left w:color="auto" w:space="0" w:sz="0" w:val="none"/>
+          <w:bottom w:color="auto" w:space="0" w:sz="0" w:val="none"/>
+          <w:right w:color="auto" w:space="0" w:sz="0" w:val="none"/>
+          <w:between w:color="auto" w:space="0" w:sz="0" w:val="none"/>
+        </w:pBdr>
+        <w:spacing w:after="40" w:line="259.20000000000005" w:lineRule="auto"/>
+        <w:rPr>
+          <w:b w:val="1"/>
+          <w:bCs w:val="1"/>
+          <w:color w:val="1f4e78"/>
+          <w:sz w:val="18"/>
+          <w:szCs w:val="18"/>
+          <w:highlight w:val="white"/>
+        </w:rPr>
+      </w:pPr>
+      <w:r>
+        <w:rPr>
+          <w:rFonts w:ascii="Arial Unicode MS" w:cs="Arial Unicode MS" w:eastAsia="Arial Unicode MS" w:hAnsi="Arial Unicode MS"/>
+          <w:b w:val="1"/>
+          <w:bCs w:val="1"/>
+          <w:color w:val="1f4e78"/>
+          <w:sz w:val="18"/>
+          <w:szCs w:val="18"/>
+          <w:highlight w:val="white"/>
+          <w:rtl w:val="0"/>
+        </w:rPr>
+        <w:t xml:space="preserve">- 같은 객차에는 동일한 좌석 번호를 중복 저장할 수 없다.</w:t>
+      </w:r>
+    </w:p>
+    <w:p>
+      <w:pPr>
+        <w:pBdr>
+          <w:top w:color="auto" w:space="0" w:sz="0" w:val="none"/>
+          <w:left w:color="auto" w:space="0" w:sz="0" w:val="none"/>
+          <w:bottom w:color="auto" w:space="0" w:sz="0" w:val="none"/>
+          <w:right w:color="auto" w:space="0" w:sz="0" w:val="none"/>
+          <w:between w:color="auto" w:space="0" w:sz="0" w:val="none"/>
+        </w:pBdr>
+        <w:spacing w:after="40" w:line="259.20000000000005" w:lineRule="auto"/>
+        <w:rPr>
+          <w:b w:val="1"/>
+          <w:bCs w:val="1"/>
+          <w:color w:val="1f4e78"/>
+          <w:sz w:val="18"/>
+          <w:szCs w:val="18"/>
+          <w:highlight w:val="white"/>
+        </w:rPr>
+      </w:pPr>
+      <w:r>
+        <w:rPr>
+          <w:rFonts w:ascii="Arial Unicode MS" w:cs="Arial Unicode MS" w:eastAsia="Arial Unicode MS" w:hAnsi="Arial Unicode MS"/>
+          <w:b w:val="1"/>
+          <w:bCs w:val="1"/>
+          <w:color w:val="1f4e78"/>
+          <w:sz w:val="18"/>
+          <w:szCs w:val="18"/>
+          <w:highlight w:val="white"/>
+          <w:rtl w:val="0"/>
+        </w:rPr>
+        <w:t xml:space="preserve">- 서로 다른 객차에는 같은 좌석 번호를 저장할 수 있다.</w:t>
+      </w:r>
+    </w:p>
+    <w:p>
+      <w:pPr>
+        <w:pBdr>
+          <w:top w:color="auto" w:space="0" w:sz="0" w:val="none"/>
+          <w:left w:color="auto" w:space="0" w:sz="0" w:val="none"/>
+          <w:bottom w:color="auto" w:space="0" w:sz="0" w:val="none"/>
+          <w:right w:color="auto" w:space="0" w:sz="0" w:val="none"/>
+          <w:between w:color="auto" w:space="0" w:sz="0" w:val="none"/>
+        </w:pBdr>
+        <w:spacing w:after="40" w:line="259.20000000000005" w:lineRule="auto"/>
+        <w:rPr>
+          <w:b w:val="1"/>
+          <w:bCs w:val="1"/>
+          <w:color w:val="1f4e78"/>
+          <w:sz w:val="18"/>
+          <w:szCs w:val="18"/>
+          <w:highlight w:val="white"/>
+        </w:rPr>
+      </w:pPr>
+      <w:r>
+        <w:rPr>
+          <w:rtl w:val="0"/>
+        </w:rPr>
+      </w:r>
+    </w:p>
+    <w:p>
+      <w:pPr>
+        <w:pBdr>
+          <w:top w:color="auto" w:space="0" w:sz="0" w:val="none"/>
+          <w:left w:color="auto" w:space="0" w:sz="0" w:val="none"/>
+          <w:bottom w:color="auto" w:space="0" w:sz="0" w:val="none"/>
+          <w:right w:color="auto" w:space="0" w:sz="0" w:val="none"/>
+          <w:between w:color="auto" w:space="0" w:sz="0" w:val="none"/>
+        </w:pBdr>
+        <w:spacing w:after="40" w:line="259.20000000000005" w:lineRule="auto"/>
+        <w:rPr>
+          <w:b w:val="1"/>
+          <w:bCs w:val="1"/>
+          <w:color w:val="1f4e78"/>
+          <w:sz w:val="18"/>
+          <w:szCs w:val="18"/>
+          <w:highlight w:val="white"/>
+        </w:rPr>
+      </w:pPr>
+      <w:r>
+        <w:rPr>
+          <w:rFonts w:ascii="Arial Unicode MS" w:cs="Arial Unicode MS" w:eastAsia="Arial Unicode MS" w:hAnsi="Arial Unicode MS"/>
+          <w:b w:val="1"/>
+          <w:bCs w:val="1"/>
+          <w:color w:val="1f4e78"/>
+          <w:sz w:val="18"/>
+          <w:szCs w:val="18"/>
+          <w:highlight w:val="white"/>
+          <w:rtl w:val="0"/>
+        </w:rPr>
+        <w:t xml:space="preserve">### 3. 동일 기차의 운행 일정 중복</w:t>
+      </w:r>
+    </w:p>
+    <w:p>
+      <w:pPr>
+        <w:pBdr>
+          <w:top w:color="auto" w:space="0" w:sz="0" w:val="none"/>
+          <w:left w:color="auto" w:space="0" w:sz="0" w:val="none"/>
+          <w:bottom w:color="auto" w:space="0" w:sz="0" w:val="none"/>
+          <w:right w:color="auto" w:space="0" w:sz="0" w:val="none"/>
+          <w:between w:color="auto" w:space="0" w:sz="0" w:val="none"/>
+        </w:pBdr>
+        <w:spacing w:after="40" w:line="259.20000000000005" w:lineRule="auto"/>
+        <w:rPr>
+          <w:b w:val="1"/>
+          <w:bCs w:val="1"/>
+          <w:color w:val="1f4e78"/>
+          <w:sz w:val="18"/>
+          <w:szCs w:val="18"/>
+          <w:highlight w:val="white"/>
+        </w:rPr>
+      </w:pPr>
+      <w:r>
+        <w:rPr>
+          <w:rtl w:val="0"/>
+        </w:rPr>
+      </w:r>
+    </w:p>
+    <w:p>
+      <w:pPr>
+        <w:pBdr>
+          <w:top w:color="auto" w:space="0" w:sz="0" w:val="none"/>
+          <w:left w:color="auto" w:space="0" w:sz="0" w:val="none"/>
+          <w:bottom w:color="auto" w:space="0" w:sz="0" w:val="none"/>
+          <w:right w:color="auto" w:space="0" w:sz="0" w:val="none"/>
+          <w:between w:color="auto" w:space="0" w:sz="0" w:val="none"/>
+        </w:pBdr>
+        <w:spacing w:after="40" w:line="259.20000000000005" w:lineRule="auto"/>
+        <w:rPr>
+          <w:b w:val="1"/>
+          <w:bCs w:val="1"/>
+          <w:color w:val="1f4e78"/>
+          <w:sz w:val="18"/>
+          <w:szCs w:val="18"/>
+          <w:highlight w:val="white"/>
+        </w:rPr>
+      </w:pPr>
+      <w:r>
+        <w:rPr>
+          <w:rFonts w:ascii="Arial Unicode MS" w:cs="Arial Unicode MS" w:eastAsia="Arial Unicode MS" w:hAnsi="Arial Unicode MS"/>
+          <w:b w:val="1"/>
+          <w:bCs w:val="1"/>
+          <w:color w:val="1f4e78"/>
+          <w:sz w:val="18"/>
+          <w:szCs w:val="18"/>
+          <w:highlight w:val="white"/>
+          <w:rtl w:val="0"/>
+        </w:rPr>
+        <w:t xml:space="preserve">- Given 특정 기차의 운행 날짜와 출발 시간이 이미 저장되어 있다.</w:t>
+      </w:r>
+    </w:p>
+    <w:p>
+      <w:pPr>
+        <w:pBdr>
+          <w:top w:color="auto" w:space="0" w:sz="0" w:val="none"/>
+          <w:left w:color="auto" w:space="0" w:sz="0" w:val="none"/>
+          <w:bottom w:color="auto" w:space="0" w:sz="0" w:val="none"/>
+          <w:right w:color="auto" w:space="0" w:sz="0" w:val="none"/>
+          <w:between w:color="auto" w:space="0" w:sz="0" w:val="none"/>
+        </w:pBdr>
+        <w:spacing w:after="40" w:line="259.20000000000005" w:lineRule="auto"/>
+        <w:rPr>
+          <w:b w:val="1"/>
+          <w:bCs w:val="1"/>
+          <w:color w:val="1f4e78"/>
+          <w:sz w:val="18"/>
+          <w:szCs w:val="18"/>
+          <w:highlight w:val="white"/>
+        </w:rPr>
+      </w:pPr>
+      <w:r>
+        <w:rPr>
+          <w:rFonts w:ascii="Arial Unicode MS" w:cs="Arial Unicode MS" w:eastAsia="Arial Unicode MS" w:hAnsi="Arial Unicode MS"/>
+          <w:b w:val="1"/>
+          <w:bCs w:val="1"/>
+          <w:color w:val="1f4e78"/>
+          <w:sz w:val="18"/>
+          <w:szCs w:val="18"/>
+          <w:highlight w:val="white"/>
+          <w:rtl w:val="0"/>
+        </w:rPr>
+        <w:t xml:space="preserve">- When 같은 기차에 동일한 운행 날짜와 출발 시간을 다시 저장한다.</w:t>
+      </w:r>
+    </w:p>
+    <w:p>
+      <w:pPr>
+        <w:pBdr>
+          <w:top w:color="auto" w:space="0" w:sz="0" w:val="none"/>
+          <w:left w:color="auto" w:space="0" w:sz="0" w:val="none"/>
+          <w:bottom w:color="auto" w:space="0" w:sz="0" w:val="none"/>
+          <w:right w:color="auto" w:space="0" w:sz="0" w:val="none"/>
+          <w:between w:color="auto" w:space="0" w:sz="0" w:val="none"/>
+        </w:pBdr>
+        <w:spacing w:after="40" w:line="259.20000000000005" w:lineRule="auto"/>
+        <w:rPr>
+          <w:b w:val="1"/>
+          <w:bCs w:val="1"/>
+          <w:color w:val="1f4e78"/>
+          <w:sz w:val="18"/>
+          <w:szCs w:val="18"/>
+          <w:highlight w:val="white"/>
+        </w:rPr>
+      </w:pPr>
+      <w:r>
+        <w:rPr>
+          <w:rFonts w:ascii="Arial Unicode MS" w:cs="Arial Unicode MS" w:eastAsia="Arial Unicode MS" w:hAnsi="Arial Unicode MS"/>
+          <w:b w:val="1"/>
+          <w:bCs w:val="1"/>
+          <w:color w:val="1f4e78"/>
+          <w:sz w:val="18"/>
+          <w:szCs w:val="18"/>
+          <w:highlight w:val="white"/>
+          <w:rtl w:val="0"/>
+        </w:rPr>
+        <w:t xml:space="preserve">- Then 중복 예외가 발생하고 기존 운행 일정은 유지된다.</w:t>
+      </w:r>
+    </w:p>
+    <w:p>
+      <w:pPr>
+        <w:pBdr>
+          <w:top w:color="auto" w:space="0" w:sz="0" w:val="none"/>
+          <w:left w:color="auto" w:space="0" w:sz="0" w:val="none"/>
+          <w:bottom w:color="auto" w:space="0" w:sz="0" w:val="none"/>
+          <w:right w:color="auto" w:space="0" w:sz="0" w:val="none"/>
+          <w:between w:color="auto" w:space="0" w:sz="0" w:val="none"/>
+        </w:pBdr>
+        <w:spacing w:after="40" w:line="259.20000000000005" w:lineRule="auto"/>
+        <w:rPr>
+          <w:b w:val="1"/>
+          <w:bCs w:val="1"/>
+          <w:color w:val="1f4e78"/>
+          <w:sz w:val="18"/>
+          <w:szCs w:val="18"/>
+          <w:highlight w:val="white"/>
+        </w:rPr>
+      </w:pPr>
+      <w:r>
+        <w:rPr>
+          <w:rtl w:val="0"/>
+        </w:rPr>
+      </w:r>
+    </w:p>
+    <w:p>
+      <w:pPr>
+        <w:pBdr>
+          <w:top w:color="auto" w:space="0" w:sz="0" w:val="none"/>
+          <w:left w:color="auto" w:space="0" w:sz="0" w:val="none"/>
+          <w:bottom w:color="auto" w:space="0" w:sz="0" w:val="none"/>
+          <w:right w:color="auto" w:space="0" w:sz="0" w:val="none"/>
+          <w:between w:color="auto" w:space="0" w:sz="0" w:val="none"/>
+        </w:pBdr>
+        <w:spacing w:after="40" w:line="259.20000000000005" w:lineRule="auto"/>
+        <w:rPr>
+          <w:b w:val="1"/>
+          <w:bCs w:val="1"/>
+          <w:color w:val="1f4e78"/>
+          <w:sz w:val="18"/>
+          <w:szCs w:val="18"/>
+          <w:highlight w:val="white"/>
+        </w:rPr>
+      </w:pPr>
+      <w:r>
+        <w:rPr>
+          <w:rFonts w:ascii="Arial Unicode MS" w:cs="Arial Unicode MS" w:eastAsia="Arial Unicode MS" w:hAnsi="Arial Unicode MS"/>
+          <w:b w:val="1"/>
+          <w:bCs w:val="1"/>
+          <w:color w:val="1f4e78"/>
+          <w:sz w:val="18"/>
+          <w:szCs w:val="18"/>
+          <w:highlight w:val="white"/>
+          <w:rtl w:val="0"/>
+        </w:rPr>
+        <w:t xml:space="preserve">검증할 테스트:</w:t>
+      </w:r>
+    </w:p>
+    <w:p>
+      <w:pPr>
+        <w:pBdr>
+          <w:top w:color="auto" w:space="0" w:sz="0" w:val="none"/>
+          <w:left w:color="auto" w:space="0" w:sz="0" w:val="none"/>
+          <w:bottom w:color="auto" w:space="0" w:sz="0" w:val="none"/>
+          <w:right w:color="auto" w:space="0" w:sz="0" w:val="none"/>
+          <w:between w:color="auto" w:space="0" w:sz="0" w:val="none"/>
+        </w:pBdr>
+        <w:spacing w:after="40" w:line="259.20000000000005" w:lineRule="auto"/>
+        <w:rPr>
+          <w:b w:val="1"/>
+          <w:bCs w:val="1"/>
+          <w:color w:val="1f4e78"/>
+          <w:sz w:val="18"/>
+          <w:szCs w:val="18"/>
+          <w:highlight w:val="white"/>
+        </w:rPr>
+      </w:pPr>
+      <w:r>
+        <w:rPr>
+          <w:rtl w:val="0"/>
+        </w:rPr>
+      </w:r>
+    </w:p>
+    <w:p>
+      <w:pPr>
+        <w:pBdr>
+          <w:top w:color="auto" w:space="0" w:sz="0" w:val="none"/>
+          <w:left w:color="auto" w:space="0" w:sz="0" w:val="none"/>
+          <w:bottom w:color="auto" w:space="0" w:sz="0" w:val="none"/>
+          <w:right w:color="auto" w:space="0" w:sz="0" w:val="none"/>
+          <w:between w:color="auto" w:space="0" w:sz="0" w:val="none"/>
+        </w:pBdr>
+        <w:spacing w:after="40" w:line="259.20000000000005" w:lineRule="auto"/>
+        <w:rPr>
+          <w:b w:val="1"/>
+          <w:bCs w:val="1"/>
+          <w:color w:val="1f4e78"/>
+          <w:sz w:val="18"/>
+          <w:szCs w:val="18"/>
+          <w:highlight w:val="white"/>
+        </w:rPr>
+      </w:pPr>
+      <w:r>
+        <w:rPr>
+          <w:rFonts w:ascii="Arial Unicode MS" w:cs="Arial Unicode MS" w:eastAsia="Arial Unicode MS" w:hAnsi="Arial Unicode MS"/>
+          <w:b w:val="1"/>
+          <w:bCs w:val="1"/>
+          <w:color w:val="1f4e78"/>
+          <w:sz w:val="18"/>
+          <w:szCs w:val="18"/>
+          <w:highlight w:val="white"/>
+          <w:rtl w:val="0"/>
+        </w:rPr>
+        <w:t xml:space="preserve">- 같은 기차의 동일 운행 날짜와 출발 시간은 중복 저장할 수 없다.</w:t>
+      </w:r>
+    </w:p>
+    <w:p>
+      <w:pPr>
+        <w:pBdr>
+          <w:top w:color="auto" w:space="0" w:sz="0" w:val="none"/>
+          <w:left w:color="auto" w:space="0" w:sz="0" w:val="none"/>
+          <w:bottom w:color="auto" w:space="0" w:sz="0" w:val="none"/>
+          <w:right w:color="auto" w:space="0" w:sz="0" w:val="none"/>
+          <w:between w:color="auto" w:space="0" w:sz="0" w:val="none"/>
+        </w:pBdr>
+        <w:spacing w:after="40" w:line="259.20000000000005" w:lineRule="auto"/>
+        <w:rPr>
+          <w:b w:val="1"/>
+          <w:bCs w:val="1"/>
+          <w:color w:val="1f4e78"/>
+          <w:sz w:val="18"/>
+          <w:szCs w:val="18"/>
+          <w:highlight w:val="white"/>
+        </w:rPr>
+      </w:pPr>
+      <w:r>
+        <w:rPr>
+          <w:rFonts w:ascii="Arial Unicode MS" w:cs="Arial Unicode MS" w:eastAsia="Arial Unicode MS" w:hAnsi="Arial Unicode MS"/>
+          <w:b w:val="1"/>
+          <w:bCs w:val="1"/>
+          <w:color w:val="1f4e78"/>
+          <w:sz w:val="18"/>
+          <w:szCs w:val="18"/>
+          <w:highlight w:val="white"/>
+          <w:rtl w:val="0"/>
+        </w:rPr>
+        <w:t xml:space="preserve">- 다른 기차에는 동일한 운행 날짜와 출발 시간을 저장할 수 있다.</w:t>
+      </w:r>
+    </w:p>
+    <w:p>
+      <w:pPr>
+        <w:pBdr>
+          <w:top w:color="auto" w:space="0" w:sz="0" w:val="none"/>
+          <w:left w:color="auto" w:space="0" w:sz="0" w:val="none"/>
+          <w:bottom w:color="auto" w:space="0" w:sz="0" w:val="none"/>
+          <w:right w:color="auto" w:space="0" w:sz="0" w:val="none"/>
+          <w:between w:color="auto" w:space="0" w:sz="0" w:val="none"/>
+        </w:pBdr>
+        <w:spacing w:after="40" w:line="259.20000000000005" w:lineRule="auto"/>
+        <w:rPr>
+          <w:b w:val="1"/>
+          <w:bCs w:val="1"/>
+          <w:color w:val="1f4e78"/>
+          <w:sz w:val="18"/>
+          <w:szCs w:val="18"/>
+          <w:highlight w:val="white"/>
+        </w:rPr>
+      </w:pPr>
+      <w:r>
+        <w:rPr>
+          <w:rtl w:val="0"/>
+        </w:rPr>
+      </w:r>
+    </w:p>
+    <w:p>
+      <w:pPr>
+        <w:pBdr>
+          <w:top w:color="auto" w:space="0" w:sz="0" w:val="none"/>
+          <w:left w:color="auto" w:space="0" w:sz="0" w:val="none"/>
+          <w:bottom w:color="auto" w:space="0" w:sz="0" w:val="none"/>
+          <w:right w:color="auto" w:space="0" w:sz="0" w:val="none"/>
+          <w:between w:color="auto" w:space="0" w:sz="0" w:val="none"/>
+        </w:pBdr>
+        <w:spacing w:after="40" w:line="259.20000000000005" w:lineRule="auto"/>
+        <w:rPr>
+          <w:b w:val="1"/>
+          <w:bCs w:val="1"/>
+          <w:color w:val="1f4e78"/>
+          <w:sz w:val="18"/>
+          <w:szCs w:val="18"/>
+          <w:highlight w:val="white"/>
+        </w:rPr>
+      </w:pPr>
+      <w:r>
+        <w:rPr>
+          <w:rFonts w:ascii="Arial Unicode MS" w:cs="Arial Unicode MS" w:eastAsia="Arial Unicode MS" w:hAnsi="Arial Unicode MS"/>
+          <w:b w:val="1"/>
+          <w:bCs w:val="1"/>
+          <w:color w:val="1f4e78"/>
+          <w:sz w:val="18"/>
+          <w:szCs w:val="18"/>
+          <w:highlight w:val="white"/>
+          <w:rtl w:val="0"/>
+        </w:rPr>
+        <w:t xml:space="preserve">### 4. 동일 운행 일정의 좌석 중복</w:t>
+      </w:r>
+    </w:p>
+    <w:p>
+      <w:pPr>
+        <w:pBdr>
+          <w:top w:color="auto" w:space="0" w:sz="0" w:val="none"/>
+          <w:left w:color="auto" w:space="0" w:sz="0" w:val="none"/>
+          <w:bottom w:color="auto" w:space="0" w:sz="0" w:val="none"/>
+          <w:right w:color="auto" w:space="0" w:sz="0" w:val="none"/>
+          <w:between w:color="auto" w:space="0" w:sz="0" w:val="none"/>
+        </w:pBdr>
+        <w:spacing w:after="40" w:line="259.20000000000005" w:lineRule="auto"/>
+        <w:rPr>
+          <w:b w:val="1"/>
+          <w:bCs w:val="1"/>
+          <w:color w:val="1f4e78"/>
+          <w:sz w:val="18"/>
+          <w:szCs w:val="18"/>
+          <w:highlight w:val="white"/>
+        </w:rPr>
+      </w:pPr>
+      <w:r>
+        <w:rPr>
+          <w:rtl w:val="0"/>
+        </w:rPr>
+      </w:r>
+    </w:p>
+    <w:p>
+      <w:pPr>
+        <w:pBdr>
+          <w:top w:color="auto" w:space="0" w:sz="0" w:val="none"/>
+          <w:left w:color="auto" w:space="0" w:sz="0" w:val="none"/>
+          <w:bottom w:color="auto" w:space="0" w:sz="0" w:val="none"/>
+          <w:right w:color="auto" w:space="0" w:sz="0" w:val="none"/>
+          <w:between w:color="auto" w:space="0" w:sz="0" w:val="none"/>
+        </w:pBdr>
+        <w:spacing w:after="40" w:line="259.20000000000005" w:lineRule="auto"/>
+        <w:rPr>
+          <w:b w:val="1"/>
+          <w:bCs w:val="1"/>
+          <w:color w:val="1f4e78"/>
+          <w:sz w:val="18"/>
+          <w:szCs w:val="18"/>
+          <w:highlight w:val="white"/>
+        </w:rPr>
+      </w:pPr>
+      <w:r>
+        <w:rPr>
+          <w:rFonts w:ascii="Arial Unicode MS" w:cs="Arial Unicode MS" w:eastAsia="Arial Unicode MS" w:hAnsi="Arial Unicode MS"/>
+          <w:b w:val="1"/>
+          <w:bCs w:val="1"/>
+          <w:color w:val="1f4e78"/>
+          <w:sz w:val="18"/>
+          <w:szCs w:val="18"/>
+          <w:highlight w:val="white"/>
+          <w:rtl w:val="0"/>
+        </w:rPr>
+        <w:t xml:space="preserve">- Given 운행 일정에 특정 좌석이 이미 등록되어 있다.</w:t>
+      </w:r>
+    </w:p>
+    <w:p>
+      <w:pPr>
+        <w:pBdr>
+          <w:top w:color="auto" w:space="0" w:sz="0" w:val="none"/>
+          <w:left w:color="auto" w:space="0" w:sz="0" w:val="none"/>
+          <w:bottom w:color="auto" w:space="0" w:sz="0" w:val="none"/>
+          <w:right w:color="auto" w:space="0" w:sz="0" w:val="none"/>
+          <w:between w:color="auto" w:space="0" w:sz="0" w:val="none"/>
+        </w:pBdr>
+        <w:spacing w:after="40" w:line="259.20000000000005" w:lineRule="auto"/>
+        <w:rPr>
+          <w:b w:val="1"/>
+          <w:bCs w:val="1"/>
+          <w:color w:val="1f4e78"/>
+          <w:sz w:val="18"/>
+          <w:szCs w:val="18"/>
+          <w:highlight w:val="white"/>
+        </w:rPr>
+      </w:pPr>
+      <w:r>
+        <w:rPr>
+          <w:rFonts w:ascii="Arial Unicode MS" w:cs="Arial Unicode MS" w:eastAsia="Arial Unicode MS" w:hAnsi="Arial Unicode MS"/>
+          <w:b w:val="1"/>
+          <w:bCs w:val="1"/>
+          <w:color w:val="1f4e78"/>
+          <w:sz w:val="18"/>
+          <w:szCs w:val="18"/>
+          <w:highlight w:val="white"/>
+          <w:rtl w:val="0"/>
+        </w:rPr>
+        <w:t xml:space="preserve">- When 동일한 운행 일정에 같은 좌석을 다시 등록한다.</w:t>
+      </w:r>
+    </w:p>
+    <w:p>
+      <w:pPr>
+        <w:pBdr>
+          <w:top w:color="auto" w:space="0" w:sz="0" w:val="none"/>
+          <w:left w:color="auto" w:space="0" w:sz="0" w:val="none"/>
+          <w:bottom w:color="auto" w:space="0" w:sz="0" w:val="none"/>
+          <w:right w:color="auto" w:space="0" w:sz="0" w:val="none"/>
+          <w:between w:color="auto" w:space="0" w:sz="0" w:val="none"/>
+        </w:pBdr>
+        <w:spacing w:after="40" w:line="259.20000000000005" w:lineRule="auto"/>
+        <w:rPr>
+          <w:b w:val="1"/>
+          <w:bCs w:val="1"/>
+          <w:color w:val="1f4e78"/>
+          <w:sz w:val="18"/>
+          <w:szCs w:val="18"/>
+          <w:highlight w:val="white"/>
+        </w:rPr>
+      </w:pPr>
+      <w:r>
+        <w:rPr>
+          <w:rFonts w:ascii="Arial Unicode MS" w:cs="Arial Unicode MS" w:eastAsia="Arial Unicode MS" w:hAnsi="Arial Unicode MS"/>
+          <w:b w:val="1"/>
+          <w:bCs w:val="1"/>
+          <w:color w:val="1f4e78"/>
+          <w:sz w:val="18"/>
+          <w:szCs w:val="18"/>
+          <w:highlight w:val="white"/>
+          <w:rtl w:val="0"/>
+        </w:rPr>
+        <w:t xml:space="preserve">- Then 중복 예외가 발생하고 기존 운행 좌석은 유지된다.</w:t>
+      </w:r>
+    </w:p>
+    <w:p>
+      <w:pPr>
+        <w:pBdr>
+          <w:top w:color="auto" w:space="0" w:sz="0" w:val="none"/>
+          <w:left w:color="auto" w:space="0" w:sz="0" w:val="none"/>
+          <w:bottom w:color="auto" w:space="0" w:sz="0" w:val="none"/>
+          <w:right w:color="auto" w:space="0" w:sz="0" w:val="none"/>
+          <w:between w:color="auto" w:space="0" w:sz="0" w:val="none"/>
+        </w:pBdr>
+        <w:spacing w:after="40" w:line="259.20000000000005" w:lineRule="auto"/>
+        <w:rPr>
+          <w:b w:val="1"/>
+          <w:bCs w:val="1"/>
+          <w:color w:val="1f4e78"/>
+          <w:sz w:val="18"/>
+          <w:szCs w:val="18"/>
+          <w:highlight w:val="white"/>
+        </w:rPr>
+      </w:pPr>
+      <w:r>
+        <w:rPr>
+          <w:rtl w:val="0"/>
+        </w:rPr>
+      </w:r>
+    </w:p>
+    <w:p>
+      <w:pPr>
+        <w:pBdr>
+          <w:top w:color="auto" w:space="0" w:sz="0" w:val="none"/>
+          <w:left w:color="auto" w:space="0" w:sz="0" w:val="none"/>
+          <w:bottom w:color="auto" w:space="0" w:sz="0" w:val="none"/>
+          <w:right w:color="auto" w:space="0" w:sz="0" w:val="none"/>
+          <w:between w:color="auto" w:space="0" w:sz="0" w:val="none"/>
+        </w:pBdr>
+        <w:spacing w:after="40" w:line="259.20000000000005" w:lineRule="auto"/>
+        <w:rPr>
+          <w:b w:val="1"/>
+          <w:bCs w:val="1"/>
+          <w:color w:val="1f4e78"/>
+          <w:sz w:val="18"/>
+          <w:szCs w:val="18"/>
+          <w:highlight w:val="white"/>
+        </w:rPr>
+      </w:pPr>
+      <w:r>
+        <w:rPr>
+          <w:rFonts w:ascii="Arial Unicode MS" w:cs="Arial Unicode MS" w:eastAsia="Arial Unicode MS" w:hAnsi="Arial Unicode MS"/>
+          <w:b w:val="1"/>
+          <w:bCs w:val="1"/>
+          <w:color w:val="1f4e78"/>
+          <w:sz w:val="18"/>
+          <w:szCs w:val="18"/>
+          <w:highlight w:val="white"/>
+          <w:rtl w:val="0"/>
+        </w:rPr>
+        <w:t xml:space="preserve">검증할 테스트:</w:t>
+      </w:r>
+    </w:p>
+    <w:p>
+      <w:pPr>
+        <w:pBdr>
+          <w:top w:color="auto" w:space="0" w:sz="0" w:val="none"/>
+          <w:left w:color="auto" w:space="0" w:sz="0" w:val="none"/>
+          <w:bottom w:color="auto" w:space="0" w:sz="0" w:val="none"/>
+          <w:right w:color="auto" w:space="0" w:sz="0" w:val="none"/>
+          <w:between w:color="auto" w:space="0" w:sz="0" w:val="none"/>
+        </w:pBdr>
+        <w:spacing w:after="40" w:line="259.20000000000005" w:lineRule="auto"/>
+        <w:rPr>
+          <w:b w:val="1"/>
+          <w:bCs w:val="1"/>
+          <w:color w:val="1f4e78"/>
+          <w:sz w:val="18"/>
+          <w:szCs w:val="18"/>
+          <w:highlight w:val="white"/>
+        </w:rPr>
+      </w:pPr>
+      <w:r>
+        <w:rPr>
+          <w:rtl w:val="0"/>
+        </w:rPr>
+      </w:r>
+    </w:p>
+    <w:p>
+      <w:pPr>
+        <w:pBdr>
+          <w:top w:color="auto" w:space="0" w:sz="0" w:val="none"/>
+          <w:left w:color="auto" w:space="0" w:sz="0" w:val="none"/>
+          <w:bottom w:color="auto" w:space="0" w:sz="0" w:val="none"/>
+          <w:right w:color="auto" w:space="0" w:sz="0" w:val="none"/>
+          <w:between w:color="auto" w:space="0" w:sz="0" w:val="none"/>
+        </w:pBdr>
+        <w:spacing w:after="40" w:line="259.20000000000005" w:lineRule="auto"/>
+        <w:rPr>
+          <w:b w:val="1"/>
+          <w:bCs w:val="1"/>
+          <w:color w:val="1f4e78"/>
+          <w:sz w:val="18"/>
+          <w:szCs w:val="18"/>
+          <w:highlight w:val="white"/>
+        </w:rPr>
+      </w:pPr>
+      <w:r>
+        <w:rPr>
+          <w:rFonts w:ascii="Arial Unicode MS" w:cs="Arial Unicode MS" w:eastAsia="Arial Unicode MS" w:hAnsi="Arial Unicode MS"/>
+          <w:b w:val="1"/>
+          <w:bCs w:val="1"/>
+          <w:color w:val="1f4e78"/>
+          <w:sz w:val="18"/>
+          <w:szCs w:val="18"/>
+          <w:highlight w:val="white"/>
+          <w:rtl w:val="0"/>
+        </w:rPr>
+        <w:t xml:space="preserve">- 같은 운행 일정에는 동일한 좌석을 중복 등록할 수 없다.</w:t>
+      </w:r>
+    </w:p>
+    <w:p>
+      <w:pPr>
+        <w:pBdr>
+          <w:top w:color="auto" w:space="0" w:sz="0" w:val="none"/>
+          <w:left w:color="auto" w:space="0" w:sz="0" w:val="none"/>
+          <w:bottom w:color="auto" w:space="0" w:sz="0" w:val="none"/>
+          <w:right w:color="auto" w:space="0" w:sz="0" w:val="none"/>
+          <w:between w:color="auto" w:space="0" w:sz="0" w:val="none"/>
+        </w:pBdr>
+        <w:spacing w:after="40" w:line="259.20000000000005" w:lineRule="auto"/>
+        <w:rPr>
+          <w:b w:val="1"/>
+          <w:bCs w:val="1"/>
+          <w:color w:val="1f4e78"/>
+          <w:sz w:val="18"/>
+          <w:szCs w:val="18"/>
+          <w:highlight w:val="white"/>
+        </w:rPr>
+      </w:pPr>
+      <w:r>
+        <w:rPr>
+          <w:rtl w:val="0"/>
+        </w:rPr>
+      </w:r>
+    </w:p>
+    <w:p>
+      <w:pPr>
+        <w:pBdr>
+          <w:top w:color="auto" w:space="0" w:sz="0" w:val="none"/>
+          <w:left w:color="auto" w:space="0" w:sz="0" w:val="none"/>
+          <w:bottom w:color="auto" w:space="0" w:sz="0" w:val="none"/>
+          <w:right w:color="auto" w:space="0" w:sz="0" w:val="none"/>
+          <w:between w:color="auto" w:space="0" w:sz="0" w:val="none"/>
+        </w:pBdr>
+        <w:spacing w:after="40" w:line="259.20000000000005" w:lineRule="auto"/>
+        <w:rPr>
+          <w:b w:val="1"/>
+          <w:bCs w:val="1"/>
+          <w:color w:val="1f4e78"/>
+          <w:sz w:val="18"/>
+          <w:szCs w:val="18"/>
+          <w:highlight w:val="white"/>
+        </w:rPr>
+      </w:pPr>
+      <w:r>
+        <w:rPr>
+          <w:rFonts w:ascii="Arial Unicode MS" w:cs="Arial Unicode MS" w:eastAsia="Arial Unicode MS" w:hAnsi="Arial Unicode MS"/>
+          <w:b w:val="1"/>
+          <w:bCs w:val="1"/>
+          <w:color w:val="1f4e78"/>
+          <w:sz w:val="18"/>
+          <w:szCs w:val="18"/>
+          <w:highlight w:val="white"/>
+          <w:rtl w:val="0"/>
+        </w:rPr>
+        <w:t xml:space="preserve">### 5. 다른 기차의 좌석 등록</w:t>
+      </w:r>
+    </w:p>
+    <w:p>
+      <w:pPr>
+        <w:pBdr>
+          <w:top w:color="auto" w:space="0" w:sz="0" w:val="none"/>
+          <w:left w:color="auto" w:space="0" w:sz="0" w:val="none"/>
+          <w:bottom w:color="auto" w:space="0" w:sz="0" w:val="none"/>
+          <w:right w:color="auto" w:space="0" w:sz="0" w:val="none"/>
+          <w:between w:color="auto" w:space="0" w:sz="0" w:val="none"/>
+        </w:pBdr>
+        <w:spacing w:after="40" w:line="259.20000000000005" w:lineRule="auto"/>
+        <w:rPr>
+          <w:b w:val="1"/>
+          <w:bCs w:val="1"/>
+          <w:color w:val="1f4e78"/>
+          <w:sz w:val="18"/>
+          <w:szCs w:val="18"/>
+          <w:highlight w:val="white"/>
+        </w:rPr>
+      </w:pPr>
+      <w:r>
+        <w:rPr>
+          <w:rtl w:val="0"/>
+        </w:rPr>
+      </w:r>
+    </w:p>
+    <w:p>
+      <w:pPr>
+        <w:pBdr>
+          <w:top w:color="auto" w:space="0" w:sz="0" w:val="none"/>
+          <w:left w:color="auto" w:space="0" w:sz="0" w:val="none"/>
+          <w:bottom w:color="auto" w:space="0" w:sz="0" w:val="none"/>
+          <w:right w:color="auto" w:space="0" w:sz="0" w:val="none"/>
+          <w:between w:color="auto" w:space="0" w:sz="0" w:val="none"/>
+        </w:pBdr>
+        <w:spacing w:after="40" w:line="259.20000000000005" w:lineRule="auto"/>
+        <w:rPr>
+          <w:b w:val="1"/>
+          <w:bCs w:val="1"/>
+          <w:color w:val="1f4e78"/>
+          <w:sz w:val="18"/>
+          <w:szCs w:val="18"/>
+          <w:highlight w:val="white"/>
+        </w:rPr>
+      </w:pPr>
+      <w:r>
+        <w:rPr>
+          <w:rFonts w:ascii="Arial Unicode MS" w:cs="Arial Unicode MS" w:eastAsia="Arial Unicode MS" w:hAnsi="Arial Unicode MS"/>
+          <w:b w:val="1"/>
+          <w:bCs w:val="1"/>
+          <w:color w:val="1f4e78"/>
+          <w:sz w:val="18"/>
+          <w:szCs w:val="18"/>
+          <w:highlight w:val="white"/>
+          <w:rtl w:val="0"/>
+        </w:rPr>
+        <w:t xml:space="preserve">- Given 기차 A의 운행 일정과 기차 B에 속한 좌석이 준비되어 있다.</w:t>
+      </w:r>
+    </w:p>
+    <w:p>
+      <w:pPr>
+        <w:pBdr>
+          <w:top w:color="auto" w:space="0" w:sz="0" w:val="none"/>
+          <w:left w:color="auto" w:space="0" w:sz="0" w:val="none"/>
+          <w:bottom w:color="auto" w:space="0" w:sz="0" w:val="none"/>
+          <w:right w:color="auto" w:space="0" w:sz="0" w:val="none"/>
+          <w:between w:color="auto" w:space="0" w:sz="0" w:val="none"/>
+        </w:pBdr>
+        <w:spacing w:after="40" w:line="259.20000000000005" w:lineRule="auto"/>
+        <w:rPr>
+          <w:b w:val="1"/>
+          <w:bCs w:val="1"/>
+          <w:color w:val="1f4e78"/>
+          <w:sz w:val="18"/>
+          <w:szCs w:val="18"/>
+          <w:highlight w:val="white"/>
+        </w:rPr>
+      </w:pPr>
+      <w:r>
+        <w:rPr>
+          <w:rFonts w:ascii="Arial Unicode MS" w:cs="Arial Unicode MS" w:eastAsia="Arial Unicode MS" w:hAnsi="Arial Unicode MS"/>
+          <w:b w:val="1"/>
+          <w:bCs w:val="1"/>
+          <w:color w:val="1f4e78"/>
+          <w:sz w:val="18"/>
+          <w:szCs w:val="18"/>
+          <w:highlight w:val="white"/>
+          <w:rtl w:val="0"/>
+        </w:rPr>
+        <w:t xml:space="preserve">- When 기차 A의 운행 일정에 기차 B의 좌석을 등록한다.</w:t>
+      </w:r>
+    </w:p>
+    <w:p>
+      <w:pPr>
+        <w:pBdr>
+          <w:top w:color="auto" w:space="0" w:sz="0" w:val="none"/>
+          <w:left w:color="auto" w:space="0" w:sz="0" w:val="none"/>
+          <w:bottom w:color="auto" w:space="0" w:sz="0" w:val="none"/>
+          <w:right w:color="auto" w:space="0" w:sz="0" w:val="none"/>
+          <w:between w:color="auto" w:space="0" w:sz="0" w:val="none"/>
+        </w:pBdr>
+        <w:spacing w:after="40" w:line="259.20000000000005" w:lineRule="auto"/>
+        <w:rPr>
+          <w:b w:val="1"/>
+          <w:bCs w:val="1"/>
+          <w:color w:val="1f4e78"/>
+          <w:sz w:val="18"/>
+          <w:szCs w:val="18"/>
+          <w:highlight w:val="white"/>
+        </w:rPr>
+      </w:pPr>
+      <w:r>
+        <w:rPr>
+          <w:rFonts w:ascii="Arial Unicode MS" w:cs="Arial Unicode MS" w:eastAsia="Arial Unicode MS" w:hAnsi="Arial Unicode MS"/>
+          <w:b w:val="1"/>
+          <w:bCs w:val="1"/>
+          <w:color w:val="1f4e78"/>
+          <w:sz w:val="18"/>
+          <w:szCs w:val="18"/>
+          <w:highlight w:val="white"/>
+          <w:rtl w:val="0"/>
+        </w:rPr>
+        <w:t xml:space="preserve">- Then 검증 예외가 발생하고 운행 좌석은 생성되지 않는다.</w:t>
+      </w:r>
+    </w:p>
+    <w:p>
+      <w:pPr>
+        <w:pBdr>
+          <w:top w:color="auto" w:space="0" w:sz="0" w:val="none"/>
+          <w:left w:color="auto" w:space="0" w:sz="0" w:val="none"/>
+          <w:bottom w:color="auto" w:space="0" w:sz="0" w:val="none"/>
+          <w:right w:color="auto" w:space="0" w:sz="0" w:val="none"/>
+          <w:between w:color="auto" w:space="0" w:sz="0" w:val="none"/>
+        </w:pBdr>
+        <w:spacing w:after="40" w:line="259.20000000000005" w:lineRule="auto"/>
+        <w:rPr>
+          <w:b w:val="1"/>
+          <w:bCs w:val="1"/>
+          <w:color w:val="1f4e78"/>
+          <w:sz w:val="18"/>
+          <w:szCs w:val="18"/>
+          <w:highlight w:val="white"/>
+        </w:rPr>
+      </w:pPr>
+      <w:r>
+        <w:rPr>
+          <w:rtl w:val="0"/>
+        </w:rPr>
+      </w:r>
+    </w:p>
+    <w:p>
+      <w:pPr>
+        <w:pBdr>
+          <w:top w:color="auto" w:space="0" w:sz="0" w:val="none"/>
+          <w:left w:color="auto" w:space="0" w:sz="0" w:val="none"/>
+          <w:bottom w:color="auto" w:space="0" w:sz="0" w:val="none"/>
+          <w:right w:color="auto" w:space="0" w:sz="0" w:val="none"/>
+          <w:between w:color="auto" w:space="0" w:sz="0" w:val="none"/>
+        </w:pBdr>
+        <w:spacing w:after="40" w:line="259.20000000000005" w:lineRule="auto"/>
+        <w:rPr>
+          <w:b w:val="1"/>
+          <w:bCs w:val="1"/>
+          <w:color w:val="1f4e78"/>
+          <w:sz w:val="18"/>
+          <w:szCs w:val="18"/>
+          <w:highlight w:val="white"/>
+        </w:rPr>
+      </w:pPr>
+      <w:r>
+        <w:rPr>
+          <w:rFonts w:ascii="Arial Unicode MS" w:cs="Arial Unicode MS" w:eastAsia="Arial Unicode MS" w:hAnsi="Arial Unicode MS"/>
+          <w:b w:val="1"/>
+          <w:bCs w:val="1"/>
+          <w:color w:val="1f4e78"/>
+          <w:sz w:val="18"/>
+          <w:szCs w:val="18"/>
+          <w:highlight w:val="white"/>
+          <w:rtl w:val="0"/>
+        </w:rPr>
+        <w:t xml:space="preserve">검증할 테스트:</w:t>
+      </w:r>
+    </w:p>
+    <w:p>
+      <w:pPr>
+        <w:pBdr>
+          <w:top w:color="auto" w:space="0" w:sz="0" w:val="none"/>
+          <w:left w:color="auto" w:space="0" w:sz="0" w:val="none"/>
+          <w:bottom w:color="auto" w:space="0" w:sz="0" w:val="none"/>
+          <w:right w:color="auto" w:space="0" w:sz="0" w:val="none"/>
+          <w:between w:color="auto" w:space="0" w:sz="0" w:val="none"/>
+        </w:pBdr>
+        <w:spacing w:after="40" w:line="259.20000000000005" w:lineRule="auto"/>
+        <w:rPr>
+          <w:b w:val="1"/>
+          <w:bCs w:val="1"/>
+          <w:color w:val="1f4e78"/>
+          <w:sz w:val="18"/>
+          <w:szCs w:val="18"/>
+          <w:highlight w:val="white"/>
+        </w:rPr>
+      </w:pPr>
+      <w:r>
+        <w:rPr>
+          <w:rtl w:val="0"/>
+        </w:rPr>
+      </w:r>
+    </w:p>
+    <w:p>
+      <w:pPr>
+        <w:pBdr>
+          <w:top w:color="auto" w:space="0" w:sz="0" w:val="none"/>
+          <w:left w:color="auto" w:space="0" w:sz="0" w:val="none"/>
+          <w:bottom w:color="auto" w:space="0" w:sz="0" w:val="none"/>
+          <w:right w:color="auto" w:space="0" w:sz="0" w:val="none"/>
+          <w:between w:color="auto" w:space="0" w:sz="0" w:val="none"/>
+        </w:pBdr>
+        <w:spacing w:after="40" w:line="259.20000000000005" w:lineRule="auto"/>
+        <w:rPr>
+          <w:b w:val="1"/>
+          <w:bCs w:val="1"/>
+          <w:color w:val="1f4e78"/>
+          <w:sz w:val="18"/>
+          <w:szCs w:val="18"/>
+          <w:highlight w:val="white"/>
+        </w:rPr>
+      </w:pPr>
+      <w:r>
+        <w:rPr>
+          <w:rFonts w:ascii="Arial Unicode MS" w:cs="Arial Unicode MS" w:eastAsia="Arial Unicode MS" w:hAnsi="Arial Unicode MS"/>
+          <w:b w:val="1"/>
+          <w:bCs w:val="1"/>
+          <w:color w:val="1f4e78"/>
+          <w:sz w:val="18"/>
+          <w:szCs w:val="18"/>
+          <w:highlight w:val="white"/>
+          <w:rtl w:val="0"/>
+        </w:rPr>
+        <w:t xml:space="preserve">- 운행 일정과 다른 기차에 속한 좌석은 등록할 수 없다.</w:t>
+      </w:r>
+    </w:p>
+    <w:p>
+      <w:pPr>
+        <w:pBdr>
+          <w:top w:color="auto" w:space="0" w:sz="0" w:val="none"/>
+          <w:left w:color="auto" w:space="0" w:sz="0" w:val="none"/>
+          <w:bottom w:color="auto" w:space="0" w:sz="0" w:val="none"/>
+          <w:right w:color="auto" w:space="0" w:sz="0" w:val="none"/>
+          <w:between w:color="auto" w:space="0" w:sz="0" w:val="none"/>
+        </w:pBdr>
+        <w:spacing w:after="40" w:line="259.20000000000005" w:lineRule="auto"/>
+        <w:rPr>
+          <w:b w:val="1"/>
+          <w:bCs w:val="1"/>
+          <w:color w:val="1f4e78"/>
+          <w:sz w:val="18"/>
+          <w:szCs w:val="18"/>
+          <w:highlight w:val="white"/>
+        </w:rPr>
+      </w:pPr>
+      <w:r>
+        <w:rPr>
+          <w:rtl w:val="0"/>
+        </w:rPr>
+      </w:r>
+    </w:p>
+    <w:p>
+      <w:pPr>
+        <w:pBdr>
+          <w:top w:color="auto" w:space="0" w:sz="0" w:val="none"/>
+          <w:left w:color="auto" w:space="0" w:sz="0" w:val="none"/>
+          <w:bottom w:color="auto" w:space="0" w:sz="0" w:val="none"/>
+          <w:right w:color="auto" w:space="0" w:sz="0" w:val="none"/>
+          <w:between w:color="auto" w:space="0" w:sz="0" w:val="none"/>
+        </w:pBdr>
+        <w:spacing w:after="40" w:line="259.20000000000005" w:lineRule="auto"/>
+        <w:rPr>
+          <w:b w:val="1"/>
+          <w:bCs w:val="1"/>
+          <w:color w:val="1f4e78"/>
+          <w:sz w:val="18"/>
+          <w:szCs w:val="18"/>
+          <w:highlight w:val="white"/>
+        </w:rPr>
+      </w:pPr>
+      <w:r>
+        <w:rPr>
+          <w:rFonts w:ascii="Arial Unicode MS" w:cs="Arial Unicode MS" w:eastAsia="Arial Unicode MS" w:hAnsi="Arial Unicode MS"/>
+          <w:b w:val="1"/>
+          <w:bCs w:val="1"/>
+          <w:color w:val="1f4e78"/>
+          <w:sz w:val="18"/>
+          <w:szCs w:val="18"/>
+          <w:highlight w:val="white"/>
+          <w:rtl w:val="0"/>
+        </w:rPr>
+        <w:t xml:space="preserve">### 6. 동일 운행 좌석 중복 예매</w:t>
+      </w:r>
+    </w:p>
+    <w:p>
+      <w:pPr>
+        <w:pBdr>
+          <w:top w:color="auto" w:space="0" w:sz="0" w:val="none"/>
+          <w:left w:color="auto" w:space="0" w:sz="0" w:val="none"/>
+          <w:bottom w:color="auto" w:space="0" w:sz="0" w:val="none"/>
+          <w:right w:color="auto" w:space="0" w:sz="0" w:val="none"/>
+          <w:between w:color="auto" w:space="0" w:sz="0" w:val="none"/>
+        </w:pBdr>
+        <w:spacing w:after="40" w:line="259.20000000000005" w:lineRule="auto"/>
+        <w:rPr>
+          <w:b w:val="1"/>
+          <w:bCs w:val="1"/>
+          <w:color w:val="1f4e78"/>
+          <w:sz w:val="18"/>
+          <w:szCs w:val="18"/>
+          <w:highlight w:val="white"/>
+        </w:rPr>
+      </w:pPr>
+      <w:r>
+        <w:rPr>
+          <w:rtl w:val="0"/>
+        </w:rPr>
+      </w:r>
+    </w:p>
+    <w:p>
+      <w:pPr>
+        <w:pBdr>
+          <w:top w:color="auto" w:space="0" w:sz="0" w:val="none"/>
+          <w:left w:color="auto" w:space="0" w:sz="0" w:val="none"/>
+          <w:bottom w:color="auto" w:space="0" w:sz="0" w:val="none"/>
+          <w:right w:color="auto" w:space="0" w:sz="0" w:val="none"/>
+          <w:between w:color="auto" w:space="0" w:sz="0" w:val="none"/>
+        </w:pBdr>
+        <w:spacing w:after="40" w:line="259.20000000000005" w:lineRule="auto"/>
+        <w:rPr>
+          <w:b w:val="1"/>
+          <w:bCs w:val="1"/>
+          <w:color w:val="1f4e78"/>
+          <w:sz w:val="18"/>
+          <w:szCs w:val="18"/>
+          <w:highlight w:val="white"/>
+        </w:rPr>
+      </w:pPr>
+      <w:r>
+        <w:rPr>
+          <w:rFonts w:ascii="Arial Unicode MS" w:cs="Arial Unicode MS" w:eastAsia="Arial Unicode MS" w:hAnsi="Arial Unicode MS"/>
+          <w:b w:val="1"/>
+          <w:bCs w:val="1"/>
+          <w:color w:val="1f4e78"/>
+          <w:sz w:val="18"/>
+          <w:szCs w:val="18"/>
+          <w:highlight w:val="white"/>
+          <w:rtl w:val="0"/>
+        </w:rPr>
+        <w:t xml:space="preserve">- Given 특정 운행 좌석에 확정된 예매가 이미 저장되어 있다.</w:t>
+      </w:r>
+    </w:p>
+    <w:p>
+      <w:pPr>
+        <w:pBdr>
+          <w:top w:color="auto" w:space="0" w:sz="0" w:val="none"/>
+          <w:left w:color="auto" w:space="0" w:sz="0" w:val="none"/>
+          <w:bottom w:color="auto" w:space="0" w:sz="0" w:val="none"/>
+          <w:right w:color="auto" w:space="0" w:sz="0" w:val="none"/>
+          <w:between w:color="auto" w:space="0" w:sz="0" w:val="none"/>
+        </w:pBdr>
+        <w:spacing w:after="40" w:line="259.20000000000005" w:lineRule="auto"/>
+        <w:rPr>
+          <w:b w:val="1"/>
+          <w:bCs w:val="1"/>
+          <w:color w:val="1f4e78"/>
+          <w:sz w:val="18"/>
+          <w:szCs w:val="18"/>
+          <w:highlight w:val="white"/>
+        </w:rPr>
+      </w:pPr>
+      <w:r>
+        <w:rPr>
+          <w:rFonts w:ascii="Arial Unicode MS" w:cs="Arial Unicode MS" w:eastAsia="Arial Unicode MS" w:hAnsi="Arial Unicode MS"/>
+          <w:b w:val="1"/>
+          <w:bCs w:val="1"/>
+          <w:color w:val="1f4e78"/>
+          <w:sz w:val="18"/>
+          <w:szCs w:val="18"/>
+          <w:highlight w:val="white"/>
+          <w:rtl w:val="0"/>
+        </w:rPr>
+        <w:t xml:space="preserve">- When 다른 사용자가 동일한 운행 좌석에 예매를 저장한다.</w:t>
+      </w:r>
+    </w:p>
+    <w:p>
+      <w:pPr>
+        <w:pBdr>
+          <w:top w:color="auto" w:space="0" w:sz="0" w:val="none"/>
+          <w:left w:color="auto" w:space="0" w:sz="0" w:val="none"/>
+          <w:bottom w:color="auto" w:space="0" w:sz="0" w:val="none"/>
+          <w:right w:color="auto" w:space="0" w:sz="0" w:val="none"/>
+          <w:between w:color="auto" w:space="0" w:sz="0" w:val="none"/>
+        </w:pBdr>
+        <w:spacing w:after="40" w:line="259.20000000000005" w:lineRule="auto"/>
+        <w:rPr>
+          <w:b w:val="1"/>
+          <w:bCs w:val="1"/>
+          <w:color w:val="1f4e78"/>
+          <w:sz w:val="18"/>
+          <w:szCs w:val="18"/>
+          <w:highlight w:val="white"/>
+        </w:rPr>
+      </w:pPr>
+      <w:r>
+        <w:rPr>
+          <w:rFonts w:ascii="Arial Unicode MS" w:cs="Arial Unicode MS" w:eastAsia="Arial Unicode MS" w:hAnsi="Arial Unicode MS"/>
+          <w:b w:val="1"/>
+          <w:bCs w:val="1"/>
+          <w:color w:val="1f4e78"/>
+          <w:sz w:val="18"/>
+          <w:szCs w:val="18"/>
+          <w:highlight w:val="white"/>
+          <w:rtl w:val="0"/>
+        </w:rPr>
+        <w:t xml:space="preserve">- Then 중복 예외가 발생하고 기존 예매는 유지된다.</w:t>
+      </w:r>
+    </w:p>
+    <w:p>
+      <w:pPr>
+        <w:pBdr>
+          <w:top w:color="auto" w:space="0" w:sz="0" w:val="none"/>
+          <w:left w:color="auto" w:space="0" w:sz="0" w:val="none"/>
+          <w:bottom w:color="auto" w:space="0" w:sz="0" w:val="none"/>
+          <w:right w:color="auto" w:space="0" w:sz="0" w:val="none"/>
+          <w:between w:color="auto" w:space="0" w:sz="0" w:val="none"/>
+        </w:pBdr>
+        <w:spacing w:after="40" w:line="259.20000000000005" w:lineRule="auto"/>
+        <w:rPr>
+          <w:b w:val="1"/>
+          <w:bCs w:val="1"/>
+          <w:color w:val="1f4e78"/>
+          <w:sz w:val="18"/>
+          <w:szCs w:val="18"/>
+          <w:highlight w:val="white"/>
+        </w:rPr>
+      </w:pPr>
+      <w:r>
+        <w:rPr>
+          <w:rtl w:val="0"/>
+        </w:rPr>
+      </w:r>
+    </w:p>
+    <w:p>
+      <w:pPr>
+        <w:pBdr>
+          <w:top w:color="auto" w:space="0" w:sz="0" w:val="none"/>
+          <w:left w:color="auto" w:space="0" w:sz="0" w:val="none"/>
+          <w:bottom w:color="auto" w:space="0" w:sz="0" w:val="none"/>
+          <w:right w:color="auto" w:space="0" w:sz="0" w:val="none"/>
+          <w:between w:color="auto" w:space="0" w:sz="0" w:val="none"/>
+        </w:pBdr>
+        <w:spacing w:after="40" w:line="259.20000000000005" w:lineRule="auto"/>
+        <w:rPr>
+          <w:b w:val="1"/>
+          <w:bCs w:val="1"/>
+          <w:color w:val="1f4e78"/>
+          <w:sz w:val="18"/>
+          <w:szCs w:val="18"/>
+          <w:highlight w:val="white"/>
+        </w:rPr>
+      </w:pPr>
+      <w:r>
+        <w:rPr>
+          <w:rFonts w:ascii="Arial Unicode MS" w:cs="Arial Unicode MS" w:eastAsia="Arial Unicode MS" w:hAnsi="Arial Unicode MS"/>
+          <w:b w:val="1"/>
+          <w:bCs w:val="1"/>
+          <w:color w:val="1f4e78"/>
+          <w:sz w:val="18"/>
+          <w:szCs w:val="18"/>
+          <w:highlight w:val="white"/>
+          <w:rtl w:val="0"/>
+        </w:rPr>
+        <w:t xml:space="preserve">검증할 테스트:</w:t>
+      </w:r>
+    </w:p>
+    <w:p>
+      <w:pPr>
+        <w:pBdr>
+          <w:top w:color="auto" w:space="0" w:sz="0" w:val="none"/>
+          <w:left w:color="auto" w:space="0" w:sz="0" w:val="none"/>
+          <w:bottom w:color="auto" w:space="0" w:sz="0" w:val="none"/>
+          <w:right w:color="auto" w:space="0" w:sz="0" w:val="none"/>
+          <w:between w:color="auto" w:space="0" w:sz="0" w:val="none"/>
+        </w:pBdr>
+        <w:spacing w:after="40" w:line="259.20000000000005" w:lineRule="auto"/>
+        <w:rPr>
+          <w:b w:val="1"/>
+          <w:bCs w:val="1"/>
+          <w:color w:val="1f4e78"/>
+          <w:sz w:val="18"/>
+          <w:szCs w:val="18"/>
+          <w:highlight w:val="white"/>
+        </w:rPr>
+      </w:pPr>
+      <w:r>
+        <w:rPr>
+          <w:rtl w:val="0"/>
+        </w:rPr>
+      </w:r>
+    </w:p>
+    <w:p>
+      <w:pPr>
+        <w:pBdr>
+          <w:top w:color="auto" w:space="0" w:sz="0" w:val="none"/>
+          <w:left w:color="auto" w:space="0" w:sz="0" w:val="none"/>
+          <w:bottom w:color="auto" w:space="0" w:sz="0" w:val="none"/>
+          <w:right w:color="auto" w:space="0" w:sz="0" w:val="none"/>
+          <w:between w:color="auto" w:space="0" w:sz="0" w:val="none"/>
+        </w:pBdr>
+        <w:spacing w:after="40" w:line="259.20000000000005" w:lineRule="auto"/>
+        <w:rPr>
+          <w:b w:val="1"/>
+          <w:bCs w:val="1"/>
+          <w:color w:val="1f4e78"/>
+          <w:sz w:val="18"/>
+          <w:szCs w:val="18"/>
+          <w:highlight w:val="white"/>
+        </w:rPr>
+      </w:pPr>
+      <w:r>
+        <w:rPr>
+          <w:rFonts w:ascii="Arial Unicode MS" w:cs="Arial Unicode MS" w:eastAsia="Arial Unicode MS" w:hAnsi="Arial Unicode MS"/>
+          <w:b w:val="1"/>
+          <w:bCs w:val="1"/>
+          <w:color w:val="1f4e78"/>
+          <w:sz w:val="18"/>
+          <w:szCs w:val="18"/>
+          <w:highlight w:val="white"/>
+          <w:rtl w:val="0"/>
+        </w:rPr>
+        <w:t xml:space="preserve">- 동일한 운행 좌석에는 예매를 중복 저장할 수 없다.</w:t>
+      </w:r>
+    </w:p>
+    <w:p>
+      <w:pPr>
+        <w:pBdr>
+          <w:top w:color="auto" w:space="0" w:sz="0" w:val="none"/>
+          <w:left w:color="auto" w:space="0" w:sz="0" w:val="none"/>
+          <w:bottom w:color="auto" w:space="0" w:sz="0" w:val="none"/>
+          <w:right w:color="auto" w:space="0" w:sz="0" w:val="none"/>
+          <w:between w:color="auto" w:space="0" w:sz="0" w:val="none"/>
+        </w:pBdr>
+        <w:spacing w:after="40" w:line="259.20000000000005" w:lineRule="auto"/>
+        <w:rPr>
+          <w:b w:val="1"/>
+          <w:bCs w:val="1"/>
+          <w:color w:val="1f4e78"/>
+          <w:sz w:val="18"/>
+          <w:szCs w:val="18"/>
+          <w:highlight w:val="white"/>
+        </w:rPr>
+      </w:pPr>
+      <w:r>
+        <w:rPr>
+          <w:rtl w:val="0"/>
+        </w:rPr>
+      </w:r>
+    </w:p>
+    <w:p>
+      <w:pPr>
+        <w:pBdr>
+          <w:top w:color="auto" w:space="0" w:sz="0" w:val="none"/>
+          <w:left w:color="auto" w:space="0" w:sz="0" w:val="none"/>
+          <w:bottom w:color="auto" w:space="0" w:sz="0" w:val="none"/>
+          <w:right w:color="auto" w:space="0" w:sz="0" w:val="none"/>
+          <w:between w:color="auto" w:space="0" w:sz="0" w:val="none"/>
+        </w:pBdr>
+        <w:spacing w:after="40" w:line="259.20000000000005" w:lineRule="auto"/>
+        <w:rPr>
+          <w:b w:val="1"/>
+          <w:bCs w:val="1"/>
+          <w:color w:val="1f4e78"/>
+          <w:sz w:val="18"/>
+          <w:szCs w:val="18"/>
+          <w:highlight w:val="white"/>
+        </w:rPr>
+      </w:pPr>
+      <w:r>
+        <w:rPr>
+          <w:rFonts w:ascii="Arial Unicode MS" w:cs="Arial Unicode MS" w:eastAsia="Arial Unicode MS" w:hAnsi="Arial Unicode MS"/>
+          <w:b w:val="1"/>
+          <w:bCs w:val="1"/>
+          <w:color w:val="1f4e78"/>
+          <w:sz w:val="18"/>
+          <w:szCs w:val="18"/>
+          <w:highlight w:val="white"/>
+          <w:rtl w:val="0"/>
+        </w:rPr>
+        <w:t xml:space="preserve">### 7. 사용자 ID 필수값 누락</w:t>
+      </w:r>
+    </w:p>
+    <w:p>
+      <w:pPr>
+        <w:pBdr>
+          <w:top w:color="auto" w:space="0" w:sz="0" w:val="none"/>
+          <w:left w:color="auto" w:space="0" w:sz="0" w:val="none"/>
+          <w:bottom w:color="auto" w:space="0" w:sz="0" w:val="none"/>
+          <w:right w:color="auto" w:space="0" w:sz="0" w:val="none"/>
+          <w:between w:color="auto" w:space="0" w:sz="0" w:val="none"/>
+        </w:pBdr>
+        <w:spacing w:after="40" w:line="259.20000000000005" w:lineRule="auto"/>
+        <w:rPr>
+          <w:b w:val="1"/>
+          <w:bCs w:val="1"/>
+          <w:color w:val="1f4e78"/>
+          <w:sz w:val="18"/>
+          <w:szCs w:val="18"/>
+          <w:highlight w:val="white"/>
+        </w:rPr>
+      </w:pPr>
+      <w:r>
+        <w:rPr>
+          <w:rtl w:val="0"/>
+        </w:rPr>
+      </w:r>
+    </w:p>
+    <w:p>
+      <w:pPr>
+        <w:pBdr>
+          <w:top w:color="auto" w:space="0" w:sz="0" w:val="none"/>
+          <w:left w:color="auto" w:space="0" w:sz="0" w:val="none"/>
+          <w:bottom w:color="auto" w:space="0" w:sz="0" w:val="none"/>
+          <w:right w:color="auto" w:space="0" w:sz="0" w:val="none"/>
+          <w:between w:color="auto" w:space="0" w:sz="0" w:val="none"/>
+        </w:pBdr>
+        <w:spacing w:after="40" w:line="259.20000000000005" w:lineRule="auto"/>
+        <w:rPr>
+          <w:b w:val="1"/>
+          <w:bCs w:val="1"/>
+          <w:color w:val="1f4e78"/>
+          <w:sz w:val="18"/>
+          <w:szCs w:val="18"/>
+          <w:highlight w:val="white"/>
+        </w:rPr>
+      </w:pPr>
+      <w:r>
+        <w:rPr>
+          <w:rFonts w:ascii="Arial Unicode MS" w:cs="Arial Unicode MS" w:eastAsia="Arial Unicode MS" w:hAnsi="Arial Unicode MS"/>
+          <w:b w:val="1"/>
+          <w:bCs w:val="1"/>
+          <w:color w:val="1f4e78"/>
+          <w:sz w:val="18"/>
+          <w:szCs w:val="18"/>
+          <w:highlight w:val="white"/>
+          <w:rtl w:val="0"/>
+        </w:rPr>
+        <w:t xml:space="preserve">- Given 예매할 운행 좌석이 준비되어 있다.</w:t>
+      </w:r>
+    </w:p>
+    <w:p>
+      <w:pPr>
+        <w:pBdr>
+          <w:top w:color="auto" w:space="0" w:sz="0" w:val="none"/>
+          <w:left w:color="auto" w:space="0" w:sz="0" w:val="none"/>
+          <w:bottom w:color="auto" w:space="0" w:sz="0" w:val="none"/>
+          <w:right w:color="auto" w:space="0" w:sz="0" w:val="none"/>
+          <w:between w:color="auto" w:space="0" w:sz="0" w:val="none"/>
+        </w:pBdr>
+        <w:spacing w:after="40" w:line="259.20000000000005" w:lineRule="auto"/>
+        <w:rPr>
+          <w:b w:val="1"/>
+          <w:bCs w:val="1"/>
+          <w:color w:val="1f4e78"/>
+          <w:sz w:val="18"/>
+          <w:szCs w:val="18"/>
+          <w:highlight w:val="white"/>
+        </w:rPr>
+      </w:pPr>
+      <w:r>
+        <w:rPr>
+          <w:rFonts w:ascii="Arial Unicode MS" w:cs="Arial Unicode MS" w:eastAsia="Arial Unicode MS" w:hAnsi="Arial Unicode MS"/>
+          <w:b w:val="1"/>
+          <w:bCs w:val="1"/>
+          <w:color w:val="1f4e78"/>
+          <w:sz w:val="18"/>
+          <w:szCs w:val="18"/>
+          <w:highlight w:val="white"/>
+          <w:rtl w:val="0"/>
+        </w:rPr>
+        <w:t xml:space="preserve">- When 사용자 ID 없이 예매를 생성한다.</w:t>
+      </w:r>
+    </w:p>
+    <w:p>
+      <w:pPr>
+        <w:pBdr>
+          <w:top w:color="auto" w:space="0" w:sz="0" w:val="none"/>
+          <w:left w:color="auto" w:space="0" w:sz="0" w:val="none"/>
+          <w:bottom w:color="auto" w:space="0" w:sz="0" w:val="none"/>
+          <w:right w:color="auto" w:space="0" w:sz="0" w:val="none"/>
+          <w:between w:color="auto" w:space="0" w:sz="0" w:val="none"/>
+        </w:pBdr>
+        <w:spacing w:after="40" w:line="259.20000000000005" w:lineRule="auto"/>
+        <w:rPr>
+          <w:b w:val="1"/>
+          <w:bCs w:val="1"/>
+          <w:color w:val="1f4e78"/>
+          <w:sz w:val="18"/>
+          <w:szCs w:val="18"/>
+          <w:highlight w:val="white"/>
+        </w:rPr>
+      </w:pPr>
+      <w:r>
+        <w:rPr>
+          <w:rFonts w:ascii="Arial Unicode MS" w:cs="Arial Unicode MS" w:eastAsia="Arial Unicode MS" w:hAnsi="Arial Unicode MS"/>
+          <w:b w:val="1"/>
+          <w:bCs w:val="1"/>
+          <w:color w:val="1f4e78"/>
+          <w:sz w:val="18"/>
+          <w:szCs w:val="18"/>
+          <w:highlight w:val="white"/>
+          <w:rtl w:val="0"/>
+        </w:rPr>
+        <w:t xml:space="preserve">- Then 검증 예외가 발생하고 예매는 생성되지 않는다.</w:t>
+      </w:r>
+    </w:p>
+    <w:p>
+      <w:pPr>
+        <w:pBdr>
+          <w:top w:color="auto" w:space="0" w:sz="0" w:val="none"/>
+          <w:left w:color="auto" w:space="0" w:sz="0" w:val="none"/>
+          <w:bottom w:color="auto" w:space="0" w:sz="0" w:val="none"/>
+          <w:right w:color="auto" w:space="0" w:sz="0" w:val="none"/>
+          <w:between w:color="auto" w:space="0" w:sz="0" w:val="none"/>
+        </w:pBdr>
+        <w:spacing w:after="40" w:line="259.20000000000005" w:lineRule="auto"/>
+        <w:rPr>
+          <w:b w:val="1"/>
+          <w:bCs w:val="1"/>
+          <w:color w:val="1f4e78"/>
+          <w:sz w:val="18"/>
+          <w:szCs w:val="18"/>
+          <w:highlight w:val="white"/>
+        </w:rPr>
+      </w:pPr>
+      <w:r>
+        <w:rPr>
+          <w:rtl w:val="0"/>
+        </w:rPr>
+      </w:r>
+    </w:p>
+    <w:p>
+      <w:pPr>
+        <w:pBdr>
+          <w:top w:color="auto" w:space="0" w:sz="0" w:val="none"/>
+          <w:left w:color="auto" w:space="0" w:sz="0" w:val="none"/>
+          <w:bottom w:color="auto" w:space="0" w:sz="0" w:val="none"/>
+          <w:right w:color="auto" w:space="0" w:sz="0" w:val="none"/>
+          <w:between w:color="auto" w:space="0" w:sz="0" w:val="none"/>
+        </w:pBdr>
+        <w:spacing w:after="40" w:line="259.20000000000005" w:lineRule="auto"/>
+        <w:rPr>
+          <w:b w:val="1"/>
+          <w:bCs w:val="1"/>
+          <w:color w:val="1f4e78"/>
+          <w:sz w:val="18"/>
+          <w:szCs w:val="18"/>
+          <w:highlight w:val="white"/>
+        </w:rPr>
+      </w:pPr>
+      <w:r>
+        <w:rPr>
+          <w:rFonts w:ascii="Arial Unicode MS" w:cs="Arial Unicode MS" w:eastAsia="Arial Unicode MS" w:hAnsi="Arial Unicode MS"/>
+          <w:b w:val="1"/>
+          <w:bCs w:val="1"/>
+          <w:color w:val="1f4e78"/>
+          <w:sz w:val="18"/>
+          <w:szCs w:val="18"/>
+          <w:highlight w:val="white"/>
+          <w:rtl w:val="0"/>
+        </w:rPr>
+        <w:t xml:space="preserve">검증할 테스트:</w:t>
+      </w:r>
+    </w:p>
+    <w:p>
+      <w:pPr>
+        <w:pBdr>
+          <w:top w:color="auto" w:space="0" w:sz="0" w:val="none"/>
+          <w:left w:color="auto" w:space="0" w:sz="0" w:val="none"/>
+          <w:bottom w:color="auto" w:space="0" w:sz="0" w:val="none"/>
+          <w:right w:color="auto" w:space="0" w:sz="0" w:val="none"/>
+          <w:between w:color="auto" w:space="0" w:sz="0" w:val="none"/>
+        </w:pBdr>
+        <w:spacing w:after="40" w:line="259.20000000000005" w:lineRule="auto"/>
+        <w:rPr>
+          <w:b w:val="1"/>
+          <w:bCs w:val="1"/>
+          <w:color w:val="1f4e78"/>
+          <w:sz w:val="18"/>
+          <w:szCs w:val="18"/>
+          <w:highlight w:val="white"/>
+        </w:rPr>
+      </w:pPr>
+      <w:r>
+        <w:rPr>
+          <w:rtl w:val="0"/>
+        </w:rPr>
+      </w:r>
+    </w:p>
+    <w:p>
+      <w:pPr>
+        <w:pBdr>
+          <w:top w:color="auto" w:space="0" w:sz="0" w:val="none"/>
+          <w:left w:color="auto" w:space="0" w:sz="0" w:val="none"/>
+          <w:bottom w:color="auto" w:space="0" w:sz="0" w:val="none"/>
+          <w:right w:color="auto" w:space="0" w:sz="0" w:val="none"/>
+          <w:between w:color="auto" w:space="0" w:sz="0" w:val="none"/>
+        </w:pBdr>
+        <w:spacing w:after="40" w:line="259.20000000000005" w:lineRule="auto"/>
+        <w:rPr>
+          <w:b w:val="1"/>
+          <w:bCs w:val="1"/>
+          <w:color w:val="1f4e78"/>
+          <w:sz w:val="18"/>
+          <w:szCs w:val="18"/>
+          <w:highlight w:val="white"/>
+        </w:rPr>
+      </w:pPr>
+      <w:r>
+        <w:rPr>
+          <w:rFonts w:ascii="Arial Unicode MS" w:cs="Arial Unicode MS" w:eastAsia="Arial Unicode MS" w:hAnsi="Arial Unicode MS"/>
+          <w:b w:val="1"/>
+          <w:bCs w:val="1"/>
+          <w:color w:val="1f4e78"/>
+          <w:sz w:val="18"/>
+          <w:szCs w:val="18"/>
+          <w:highlight w:val="white"/>
+          <w:rtl w:val="0"/>
+        </w:rPr>
+        <w:t xml:space="preserve">- 사용자 ID가 `null`이면 예매를 생성할 수 없다.</w:t>
+      </w:r>
+    </w:p>
+    <w:p>
+      <w:pPr>
+        <w:pBdr>
+          <w:top w:color="auto" w:space="0" w:sz="0" w:val="none"/>
+          <w:left w:color="auto" w:space="0" w:sz="0" w:val="none"/>
+          <w:bottom w:color="auto" w:space="0" w:sz="0" w:val="none"/>
+          <w:right w:color="auto" w:space="0" w:sz="0" w:val="none"/>
+          <w:between w:color="auto" w:space="0" w:sz="0" w:val="none"/>
+        </w:pBdr>
+        <w:spacing w:after="40" w:line="259.20000000000005" w:lineRule="auto"/>
+        <w:rPr>
+          <w:b w:val="1"/>
+          <w:bCs w:val="1"/>
+          <w:color w:val="1f4e78"/>
+          <w:sz w:val="18"/>
+          <w:szCs w:val="18"/>
+          <w:highlight w:val="white"/>
+        </w:rPr>
+      </w:pPr>
+      <w:r>
+        <w:rPr>
+          <w:rFonts w:ascii="Arial Unicode MS" w:cs="Arial Unicode MS" w:eastAsia="Arial Unicode MS" w:hAnsi="Arial Unicode MS"/>
+          <w:b w:val="1"/>
+          <w:bCs w:val="1"/>
+          <w:color w:val="1f4e78"/>
+          <w:sz w:val="18"/>
+          <w:szCs w:val="18"/>
+          <w:highlight w:val="white"/>
+          <w:rtl w:val="0"/>
+        </w:rPr>
+        <w:t xml:space="preserve">- 사용자 ID가 빈 문자열이면 예매를 생성할 수 없다.</w:t>
+      </w:r>
+    </w:p>
+    <w:p>
+      <w:pPr>
+        <w:pBdr>
+          <w:top w:color="auto" w:space="0" w:sz="0" w:val="none"/>
+          <w:left w:color="auto" w:space="0" w:sz="0" w:val="none"/>
+          <w:bottom w:color="auto" w:space="0" w:sz="0" w:val="none"/>
+          <w:right w:color="auto" w:space="0" w:sz="0" w:val="none"/>
+          <w:between w:color="auto" w:space="0" w:sz="0" w:val="none"/>
+        </w:pBdr>
+        <w:spacing w:after="40" w:line="259.20000000000005" w:lineRule="auto"/>
+        <w:rPr>
+          <w:b w:val="1"/>
+          <w:bCs w:val="1"/>
+          <w:color w:val="1f4e78"/>
+          <w:sz w:val="18"/>
+          <w:szCs w:val="18"/>
+          <w:highlight w:val="white"/>
+        </w:rPr>
+      </w:pPr>
+      <w:r>
+        <w:rPr>
+          <w:rFonts w:ascii="Arial Unicode MS" w:cs="Arial Unicode MS" w:eastAsia="Arial Unicode MS" w:hAnsi="Arial Unicode MS"/>
+          <w:b w:val="1"/>
+          <w:bCs w:val="1"/>
+          <w:color w:val="1f4e78"/>
+          <w:sz w:val="18"/>
+          <w:szCs w:val="18"/>
+          <w:highlight w:val="white"/>
+          <w:rtl w:val="0"/>
+        </w:rPr>
+        <w:t xml:space="preserve">- 사용자 ID가 공백으로만 구성되어 있으면 예매를 생성할 수 없다.</w:t>
+      </w:r>
+    </w:p>
+    <w:p>
+      <w:pPr>
+        <w:pBdr>
+          <w:top w:color="auto" w:space="0" w:sz="0" w:val="none"/>
+          <w:left w:color="auto" w:space="0" w:sz="0" w:val="none"/>
+          <w:bottom w:color="auto" w:space="0" w:sz="0" w:val="none"/>
+          <w:right w:color="auto" w:space="0" w:sz="0" w:val="none"/>
+          <w:between w:color="auto" w:space="0" w:sz="0" w:val="none"/>
+        </w:pBdr>
+        <w:spacing w:after="40" w:line="259.20000000000005" w:lineRule="auto"/>
+        <w:rPr>
+          <w:b w:val="1"/>
+          <w:bCs w:val="1"/>
+          <w:color w:val="1f4e78"/>
+          <w:sz w:val="18"/>
+          <w:szCs w:val="18"/>
+          <w:highlight w:val="white"/>
+        </w:rPr>
+      </w:pPr>
+      <w:r>
+        <w:rPr>
+          <w:rtl w:val="0"/>
+        </w:rPr>
+      </w:r>
+    </w:p>
+    <w:p>
+      <w:pPr>
+        <w:pBdr>
+          <w:top w:color="auto" w:space="0" w:sz="0" w:val="none"/>
+          <w:left w:color="auto" w:space="0" w:sz="0" w:val="none"/>
+          <w:bottom w:color="auto" w:space="0" w:sz="0" w:val="none"/>
+          <w:right w:color="auto" w:space="0" w:sz="0" w:val="none"/>
+          <w:between w:color="auto" w:space="0" w:sz="0" w:val="none"/>
+        </w:pBdr>
+        <w:spacing w:after="40" w:line="259.20000000000005" w:lineRule="auto"/>
+        <w:rPr>
+          <w:b w:val="1"/>
+          <w:bCs w:val="1"/>
+          <w:color w:val="1f4e78"/>
+          <w:sz w:val="18"/>
+          <w:szCs w:val="18"/>
+          <w:highlight w:val="white"/>
+        </w:rPr>
+      </w:pPr>
+      <w:r>
+        <w:rPr>
+          <w:rFonts w:ascii="Arial Unicode MS" w:cs="Arial Unicode MS" w:eastAsia="Arial Unicode MS" w:hAnsi="Arial Unicode MS"/>
+          <w:b w:val="1"/>
+          <w:bCs w:val="1"/>
+          <w:color w:val="1f4e78"/>
+          <w:sz w:val="18"/>
+          <w:szCs w:val="18"/>
+          <w:highlight w:val="white"/>
+          <w:rtl w:val="0"/>
+        </w:rPr>
+        <w:t xml:space="preserve">### 8. 운행 좌석 필수값 누락</w:t>
+      </w:r>
+    </w:p>
+    <w:p>
+      <w:pPr>
+        <w:pBdr>
+          <w:top w:color="auto" w:space="0" w:sz="0" w:val="none"/>
+          <w:left w:color="auto" w:space="0" w:sz="0" w:val="none"/>
+          <w:bottom w:color="auto" w:space="0" w:sz="0" w:val="none"/>
+          <w:right w:color="auto" w:space="0" w:sz="0" w:val="none"/>
+          <w:between w:color="auto" w:space="0" w:sz="0" w:val="none"/>
+        </w:pBdr>
+        <w:spacing w:after="40" w:line="259.20000000000005" w:lineRule="auto"/>
+        <w:rPr>
+          <w:b w:val="1"/>
+          <w:bCs w:val="1"/>
+          <w:color w:val="1f4e78"/>
+          <w:sz w:val="18"/>
+          <w:szCs w:val="18"/>
+          <w:highlight w:val="white"/>
+        </w:rPr>
+      </w:pPr>
+      <w:r>
+        <w:rPr>
+          <w:rtl w:val="0"/>
+        </w:rPr>
+      </w:r>
+    </w:p>
+    <w:p>
+      <w:pPr>
+        <w:pBdr>
+          <w:top w:color="auto" w:space="0" w:sz="0" w:val="none"/>
+          <w:left w:color="auto" w:space="0" w:sz="0" w:val="none"/>
+          <w:bottom w:color="auto" w:space="0" w:sz="0" w:val="none"/>
+          <w:right w:color="auto" w:space="0" w:sz="0" w:val="none"/>
+          <w:between w:color="auto" w:space="0" w:sz="0" w:val="none"/>
+        </w:pBdr>
+        <w:spacing w:after="40" w:line="259.20000000000005" w:lineRule="auto"/>
+        <w:rPr>
+          <w:b w:val="1"/>
+          <w:bCs w:val="1"/>
+          <w:color w:val="1f4e78"/>
+          <w:sz w:val="18"/>
+          <w:szCs w:val="18"/>
+          <w:highlight w:val="white"/>
+        </w:rPr>
+      </w:pPr>
+      <w:r>
+        <w:rPr>
+          <w:rFonts w:ascii="Arial Unicode MS" w:cs="Arial Unicode MS" w:eastAsia="Arial Unicode MS" w:hAnsi="Arial Unicode MS"/>
+          <w:b w:val="1"/>
+          <w:bCs w:val="1"/>
+          <w:color w:val="1f4e78"/>
+          <w:sz w:val="18"/>
+          <w:szCs w:val="18"/>
+          <w:highlight w:val="white"/>
+          <w:rtl w:val="0"/>
+        </w:rPr>
+        <w:t xml:space="preserve">- Given 사용자 ID가 준비되어 있다.</w:t>
+      </w:r>
+    </w:p>
+    <w:p>
+      <w:pPr>
+        <w:pBdr>
+          <w:top w:color="auto" w:space="0" w:sz="0" w:val="none"/>
+          <w:left w:color="auto" w:space="0" w:sz="0" w:val="none"/>
+          <w:bottom w:color="auto" w:space="0" w:sz="0" w:val="none"/>
+          <w:right w:color="auto" w:space="0" w:sz="0" w:val="none"/>
+          <w:between w:color="auto" w:space="0" w:sz="0" w:val="none"/>
+        </w:pBdr>
+        <w:spacing w:after="40" w:line="259.20000000000005" w:lineRule="auto"/>
+        <w:rPr>
+          <w:b w:val="1"/>
+          <w:bCs w:val="1"/>
+          <w:color w:val="1f4e78"/>
+          <w:sz w:val="18"/>
+          <w:szCs w:val="18"/>
+          <w:highlight w:val="white"/>
+        </w:rPr>
+      </w:pPr>
+      <w:r>
+        <w:rPr>
+          <w:rFonts w:ascii="Arial Unicode MS" w:cs="Arial Unicode MS" w:eastAsia="Arial Unicode MS" w:hAnsi="Arial Unicode MS"/>
+          <w:b w:val="1"/>
+          <w:bCs w:val="1"/>
+          <w:color w:val="1f4e78"/>
+          <w:sz w:val="18"/>
+          <w:szCs w:val="18"/>
+          <w:highlight w:val="white"/>
+          <w:rtl w:val="0"/>
+        </w:rPr>
+        <w:t xml:space="preserve">- When 운행 좌석 없이 예매를 생성한다.</w:t>
+      </w:r>
+    </w:p>
+    <w:p>
+      <w:pPr>
+        <w:pBdr>
+          <w:top w:color="auto" w:space="0" w:sz="0" w:val="none"/>
+          <w:left w:color="auto" w:space="0" w:sz="0" w:val="none"/>
+          <w:bottom w:color="auto" w:space="0" w:sz="0" w:val="none"/>
+          <w:right w:color="auto" w:space="0" w:sz="0" w:val="none"/>
+          <w:between w:color="auto" w:space="0" w:sz="0" w:val="none"/>
+        </w:pBdr>
+        <w:spacing w:after="40" w:line="259.20000000000005" w:lineRule="auto"/>
+        <w:rPr>
+          <w:b w:val="1"/>
+          <w:bCs w:val="1"/>
+          <w:color w:val="1f4e78"/>
+          <w:sz w:val="18"/>
+          <w:szCs w:val="18"/>
+          <w:highlight w:val="white"/>
+        </w:rPr>
+      </w:pPr>
+      <w:r>
+        <w:rPr>
+          <w:rFonts w:ascii="Arial Unicode MS" w:cs="Arial Unicode MS" w:eastAsia="Arial Unicode MS" w:hAnsi="Arial Unicode MS"/>
+          <w:b w:val="1"/>
+          <w:bCs w:val="1"/>
+          <w:color w:val="1f4e78"/>
+          <w:sz w:val="18"/>
+          <w:szCs w:val="18"/>
+          <w:highlight w:val="white"/>
+          <w:rtl w:val="0"/>
+        </w:rPr>
+        <w:t xml:space="preserve">- Then 검증 예외가 발생하고 예매는 생성되지 않는다.</w:t>
+      </w:r>
+    </w:p>
+    <w:p>
+      <w:pPr>
+        <w:pBdr>
+          <w:top w:color="auto" w:space="0" w:sz="0" w:val="none"/>
+          <w:left w:color="auto" w:space="0" w:sz="0" w:val="none"/>
+          <w:bottom w:color="auto" w:space="0" w:sz="0" w:val="none"/>
+          <w:right w:color="auto" w:space="0" w:sz="0" w:val="none"/>
+          <w:between w:color="auto" w:space="0" w:sz="0" w:val="none"/>
+        </w:pBdr>
+        <w:spacing w:after="40" w:line="259.20000000000005" w:lineRule="auto"/>
+        <w:rPr>
+          <w:b w:val="1"/>
+          <w:bCs w:val="1"/>
+          <w:color w:val="1f4e78"/>
+          <w:sz w:val="18"/>
+          <w:szCs w:val="18"/>
+          <w:highlight w:val="white"/>
+        </w:rPr>
+      </w:pPr>
+      <w:r>
+        <w:rPr>
+          <w:rtl w:val="0"/>
+        </w:rPr>
+      </w:r>
+    </w:p>
+    <w:p>
+      <w:pPr>
+        <w:pBdr>
+          <w:top w:color="auto" w:space="0" w:sz="0" w:val="none"/>
+          <w:left w:color="auto" w:space="0" w:sz="0" w:val="none"/>
+          <w:bottom w:color="auto" w:space="0" w:sz="0" w:val="none"/>
+          <w:right w:color="auto" w:space="0" w:sz="0" w:val="none"/>
+          <w:between w:color="auto" w:space="0" w:sz="0" w:val="none"/>
+        </w:pBdr>
+        <w:spacing w:after="40" w:line="259.20000000000005" w:lineRule="auto"/>
+        <w:rPr>
+          <w:b w:val="1"/>
+          <w:bCs w:val="1"/>
+          <w:color w:val="1f4e78"/>
+          <w:sz w:val="18"/>
+          <w:szCs w:val="18"/>
+          <w:highlight w:val="white"/>
+        </w:rPr>
+      </w:pPr>
+      <w:r>
+        <w:rPr>
+          <w:rFonts w:ascii="Arial Unicode MS" w:cs="Arial Unicode MS" w:eastAsia="Arial Unicode MS" w:hAnsi="Arial Unicode MS"/>
+          <w:b w:val="1"/>
+          <w:bCs w:val="1"/>
+          <w:color w:val="1f4e78"/>
+          <w:sz w:val="18"/>
+          <w:szCs w:val="18"/>
+          <w:highlight w:val="white"/>
+          <w:rtl w:val="0"/>
+        </w:rPr>
+        <w:t xml:space="preserve">검증할 테스트:</w:t>
+      </w:r>
+    </w:p>
+    <w:p>
+      <w:pPr>
+        <w:pBdr>
+          <w:top w:color="auto" w:space="0" w:sz="0" w:val="none"/>
+          <w:left w:color="auto" w:space="0" w:sz="0" w:val="none"/>
+          <w:bottom w:color="auto" w:space="0" w:sz="0" w:val="none"/>
+          <w:right w:color="auto" w:space="0" w:sz="0" w:val="none"/>
+          <w:between w:color="auto" w:space="0" w:sz="0" w:val="none"/>
+        </w:pBdr>
+        <w:spacing w:after="40" w:line="259.20000000000005" w:lineRule="auto"/>
+        <w:rPr>
+          <w:b w:val="1"/>
+          <w:bCs w:val="1"/>
+          <w:color w:val="1f4e78"/>
+          <w:sz w:val="18"/>
+          <w:szCs w:val="18"/>
+          <w:highlight w:val="white"/>
+        </w:rPr>
+      </w:pPr>
+      <w:r>
+        <w:rPr>
+          <w:rtl w:val="0"/>
+        </w:rPr>
+      </w:r>
+    </w:p>
+    <w:p>
+      <w:pPr>
+        <w:pBdr>
+          <w:top w:color="auto" w:space="0" w:sz="0" w:val="none"/>
+          <w:left w:color="auto" w:space="0" w:sz="0" w:val="none"/>
+          <w:bottom w:color="auto" w:space="0" w:sz="0" w:val="none"/>
+          <w:right w:color="auto" w:space="0" w:sz="0" w:val="none"/>
+          <w:between w:color="auto" w:space="0" w:sz="0" w:val="none"/>
+        </w:pBdr>
+        <w:spacing w:after="40" w:line="259.20000000000005" w:lineRule="auto"/>
+        <w:rPr>
+          <w:b w:val="1"/>
+          <w:bCs w:val="1"/>
+          <w:color w:val="1f4e78"/>
+          <w:sz w:val="18"/>
+          <w:szCs w:val="18"/>
+          <w:highlight w:val="white"/>
+        </w:rPr>
+      </w:pPr>
+      <w:r>
+        <w:rPr>
+          <w:rFonts w:ascii="Arial Unicode MS" w:cs="Arial Unicode MS" w:eastAsia="Arial Unicode MS" w:hAnsi="Arial Unicode MS"/>
+          <w:b w:val="1"/>
+          <w:bCs w:val="1"/>
+          <w:color w:val="1f4e78"/>
+          <w:sz w:val="18"/>
+          <w:szCs w:val="18"/>
+          <w:highlight w:val="white"/>
+          <w:rtl w:val="0"/>
+        </w:rPr>
+        <w:t xml:space="preserve">- 운행 좌석이 `null`이면 예매를 생성할 수 없다.</w:t>
+      </w:r>
+    </w:p>
+    <w:p>
+      <w:pPr>
+        <w:pBdr>
+          <w:top w:color="auto" w:space="0" w:sz="0" w:val="none"/>
+          <w:left w:color="auto" w:space="0" w:sz="0" w:val="none"/>
+          <w:bottom w:color="auto" w:space="0" w:sz="0" w:val="none"/>
+          <w:right w:color="auto" w:space="0" w:sz="0" w:val="none"/>
+          <w:between w:color="auto" w:space="0" w:sz="0" w:val="none"/>
+        </w:pBdr>
+        <w:spacing w:after="40" w:line="259.20000000000005" w:lineRule="auto"/>
+        <w:rPr>
+          <w:b w:val="1"/>
+          <w:bCs w:val="1"/>
+          <w:color w:val="1f4e78"/>
+          <w:sz w:val="18"/>
+          <w:szCs w:val="18"/>
+          <w:highlight w:val="white"/>
+        </w:rPr>
+      </w:pPr>
+      <w:r>
+        <w:rPr>
+          <w:rtl w:val="0"/>
+        </w:rPr>
+      </w:r>
+    </w:p>
+    <w:p>
+      <w:pPr>
+        <w:pBdr>
+          <w:top w:color="auto" w:space="0" w:sz="0" w:val="none"/>
+          <w:left w:color="auto" w:space="0" w:sz="0" w:val="none"/>
+          <w:bottom w:color="auto" w:space="0" w:sz="0" w:val="none"/>
+          <w:right w:color="auto" w:space="0" w:sz="0" w:val="none"/>
+          <w:between w:color="auto" w:space="0" w:sz="0" w:val="none"/>
+        </w:pBdr>
+        <w:spacing w:after="40" w:line="259.20000000000005" w:lineRule="auto"/>
+        <w:rPr>
+          <w:b w:val="1"/>
+          <w:bCs w:val="1"/>
+          <w:color w:val="1f4e78"/>
+          <w:sz w:val="18"/>
+          <w:szCs w:val="18"/>
+          <w:highlight w:val="white"/>
+        </w:rPr>
+      </w:pPr>
+      <w:r>
+        <w:rPr>
+          <w:rFonts w:ascii="Arial Unicode MS" w:cs="Arial Unicode MS" w:eastAsia="Arial Unicode MS" w:hAnsi="Arial Unicode MS"/>
+          <w:b w:val="1"/>
+          <w:bCs w:val="1"/>
+          <w:color w:val="1f4e78"/>
+          <w:sz w:val="18"/>
+          <w:szCs w:val="18"/>
+          <w:highlight w:val="white"/>
+          <w:rtl w:val="0"/>
+        </w:rPr>
+        <w:t xml:space="preserve">### 9. 예매 상태 필수값 누락</w:t>
+      </w:r>
+    </w:p>
+    <w:p>
+      <w:pPr>
+        <w:pBdr>
+          <w:top w:color="auto" w:space="0" w:sz="0" w:val="none"/>
+          <w:left w:color="auto" w:space="0" w:sz="0" w:val="none"/>
+          <w:bottom w:color="auto" w:space="0" w:sz="0" w:val="none"/>
+          <w:right w:color="auto" w:space="0" w:sz="0" w:val="none"/>
+          <w:between w:color="auto" w:space="0" w:sz="0" w:val="none"/>
+        </w:pBdr>
+        <w:spacing w:after="40" w:line="259.20000000000005" w:lineRule="auto"/>
+        <w:rPr>
+          <w:b w:val="1"/>
+          <w:bCs w:val="1"/>
+          <w:color w:val="1f4e78"/>
+          <w:sz w:val="18"/>
+          <w:szCs w:val="18"/>
+          <w:highlight w:val="white"/>
+        </w:rPr>
+      </w:pPr>
+      <w:r>
+        <w:rPr>
+          <w:rtl w:val="0"/>
+        </w:rPr>
+      </w:r>
+    </w:p>
+    <w:p>
+      <w:pPr>
+        <w:pBdr>
+          <w:top w:color="auto" w:space="0" w:sz="0" w:val="none"/>
+          <w:left w:color="auto" w:space="0" w:sz="0" w:val="none"/>
+          <w:bottom w:color="auto" w:space="0" w:sz="0" w:val="none"/>
+          <w:right w:color="auto" w:space="0" w:sz="0" w:val="none"/>
+          <w:between w:color="auto" w:space="0" w:sz="0" w:val="none"/>
+        </w:pBdr>
+        <w:spacing w:after="40" w:line="259.20000000000005" w:lineRule="auto"/>
+        <w:rPr>
+          <w:b w:val="1"/>
+          <w:bCs w:val="1"/>
+          <w:color w:val="1f4e78"/>
+          <w:sz w:val="18"/>
+          <w:szCs w:val="18"/>
+          <w:highlight w:val="white"/>
+        </w:rPr>
+      </w:pPr>
+      <w:r>
+        <w:rPr>
+          <w:rFonts w:ascii="Arial Unicode MS" w:cs="Arial Unicode MS" w:eastAsia="Arial Unicode MS" w:hAnsi="Arial Unicode MS"/>
+          <w:b w:val="1"/>
+          <w:bCs w:val="1"/>
+          <w:color w:val="1f4e78"/>
+          <w:sz w:val="18"/>
+          <w:szCs w:val="18"/>
+          <w:highlight w:val="white"/>
+          <w:rtl w:val="0"/>
+        </w:rPr>
+        <w:t xml:space="preserve">- Given 사용자 ID와 운행 좌석이 준비되어 있다.</w:t>
+      </w:r>
+    </w:p>
+    <w:p>
+      <w:pPr>
+        <w:pBdr>
+          <w:top w:color="auto" w:space="0" w:sz="0" w:val="none"/>
+          <w:left w:color="auto" w:space="0" w:sz="0" w:val="none"/>
+          <w:bottom w:color="auto" w:space="0" w:sz="0" w:val="none"/>
+          <w:right w:color="auto" w:space="0" w:sz="0" w:val="none"/>
+          <w:between w:color="auto" w:space="0" w:sz="0" w:val="none"/>
+        </w:pBdr>
+        <w:spacing w:after="40" w:line="259.20000000000005" w:lineRule="auto"/>
+        <w:rPr>
+          <w:b w:val="1"/>
+          <w:bCs w:val="1"/>
+          <w:color w:val="1f4e78"/>
+          <w:sz w:val="18"/>
+          <w:szCs w:val="18"/>
+          <w:highlight w:val="white"/>
+        </w:rPr>
+      </w:pPr>
+      <w:r>
+        <w:rPr>
+          <w:rFonts w:ascii="Arial Unicode MS" w:cs="Arial Unicode MS" w:eastAsia="Arial Unicode MS" w:hAnsi="Arial Unicode MS"/>
+          <w:b w:val="1"/>
+          <w:bCs w:val="1"/>
+          <w:color w:val="1f4e78"/>
+          <w:sz w:val="18"/>
+          <w:szCs w:val="18"/>
+          <w:highlight w:val="white"/>
+          <w:rtl w:val="0"/>
+        </w:rPr>
+        <w:t xml:space="preserve">- When 예매 상태 없이 예매를 생성한다.</w:t>
+      </w:r>
+    </w:p>
+    <w:p>
+      <w:pPr>
+        <w:pBdr>
+          <w:top w:color="auto" w:space="0" w:sz="0" w:val="none"/>
+          <w:left w:color="auto" w:space="0" w:sz="0" w:val="none"/>
+          <w:bottom w:color="auto" w:space="0" w:sz="0" w:val="none"/>
+          <w:right w:color="auto" w:space="0" w:sz="0" w:val="none"/>
+          <w:between w:color="auto" w:space="0" w:sz="0" w:val="none"/>
+        </w:pBdr>
+        <w:spacing w:after="40" w:line="259.20000000000005" w:lineRule="auto"/>
+        <w:rPr>
+          <w:b w:val="1"/>
+          <w:bCs w:val="1"/>
+          <w:color w:val="1f4e78"/>
+          <w:sz w:val="18"/>
+          <w:szCs w:val="18"/>
+          <w:highlight w:val="white"/>
+        </w:rPr>
+      </w:pPr>
+      <w:r>
+        <w:rPr>
+          <w:rFonts w:ascii="Arial Unicode MS" w:cs="Arial Unicode MS" w:eastAsia="Arial Unicode MS" w:hAnsi="Arial Unicode MS"/>
+          <w:b w:val="1"/>
+          <w:bCs w:val="1"/>
+          <w:color w:val="1f4e78"/>
+          <w:sz w:val="18"/>
+          <w:szCs w:val="18"/>
+          <w:highlight w:val="white"/>
+          <w:rtl w:val="0"/>
+        </w:rPr>
+        <w:t xml:space="preserve">- Then 검증 예외가 발생하고 예매는 생성되지 않는다.</w:t>
+      </w:r>
+    </w:p>
+    <w:p>
+      <w:pPr>
+        <w:pBdr>
+          <w:top w:color="auto" w:space="0" w:sz="0" w:val="none"/>
+          <w:left w:color="auto" w:space="0" w:sz="0" w:val="none"/>
+          <w:bottom w:color="auto" w:space="0" w:sz="0" w:val="none"/>
+          <w:right w:color="auto" w:space="0" w:sz="0" w:val="none"/>
+          <w:between w:color="auto" w:space="0" w:sz="0" w:val="none"/>
+        </w:pBdr>
+        <w:spacing w:after="40" w:line="259.20000000000005" w:lineRule="auto"/>
+        <w:rPr>
+          <w:b w:val="1"/>
+          <w:bCs w:val="1"/>
+          <w:color w:val="1f4e78"/>
+          <w:sz w:val="18"/>
+          <w:szCs w:val="18"/>
+          <w:highlight w:val="white"/>
+        </w:rPr>
+      </w:pPr>
+      <w:r>
+        <w:rPr>
+          <w:rtl w:val="0"/>
+        </w:rPr>
+      </w:r>
+    </w:p>
+    <w:p>
+      <w:pPr>
+        <w:pBdr>
+          <w:top w:color="auto" w:space="0" w:sz="0" w:val="none"/>
+          <w:left w:color="auto" w:space="0" w:sz="0" w:val="none"/>
+          <w:bottom w:color="auto" w:space="0" w:sz="0" w:val="none"/>
+          <w:right w:color="auto" w:space="0" w:sz="0" w:val="none"/>
+          <w:between w:color="auto" w:space="0" w:sz="0" w:val="none"/>
+        </w:pBdr>
+        <w:spacing w:after="40" w:line="259.20000000000005" w:lineRule="auto"/>
+        <w:rPr>
+          <w:b w:val="1"/>
+          <w:bCs w:val="1"/>
+          <w:color w:val="1f4e78"/>
+          <w:sz w:val="18"/>
+          <w:szCs w:val="18"/>
+          <w:highlight w:val="white"/>
+        </w:rPr>
+      </w:pPr>
+      <w:r>
+        <w:rPr>
+          <w:rFonts w:ascii="Arial Unicode MS" w:cs="Arial Unicode MS" w:eastAsia="Arial Unicode MS" w:hAnsi="Arial Unicode MS"/>
+          <w:b w:val="1"/>
+          <w:bCs w:val="1"/>
+          <w:color w:val="1f4e78"/>
+          <w:sz w:val="18"/>
+          <w:szCs w:val="18"/>
+          <w:highlight w:val="white"/>
+          <w:rtl w:val="0"/>
+        </w:rPr>
+        <w:t xml:space="preserve">검증할 테스트:</w:t>
+      </w:r>
+    </w:p>
+    <w:p>
+      <w:pPr>
+        <w:pBdr>
+          <w:top w:color="auto" w:space="0" w:sz="0" w:val="none"/>
+          <w:left w:color="auto" w:space="0" w:sz="0" w:val="none"/>
+          <w:bottom w:color="auto" w:space="0" w:sz="0" w:val="none"/>
+          <w:right w:color="auto" w:space="0" w:sz="0" w:val="none"/>
+          <w:between w:color="auto" w:space="0" w:sz="0" w:val="none"/>
+        </w:pBdr>
+        <w:spacing w:after="40" w:line="259.20000000000005" w:lineRule="auto"/>
+        <w:rPr>
+          <w:b w:val="1"/>
+          <w:bCs w:val="1"/>
+          <w:color w:val="1f4e78"/>
+          <w:sz w:val="18"/>
+          <w:szCs w:val="18"/>
+          <w:highlight w:val="white"/>
+        </w:rPr>
+      </w:pPr>
+      <w:r>
+        <w:rPr>
+          <w:rtl w:val="0"/>
+        </w:rPr>
+      </w:r>
+    </w:p>
+    <w:p>
+      <w:pPr>
+        <w:pBdr>
+          <w:top w:color="auto" w:space="0" w:sz="0" w:val="none"/>
+          <w:left w:color="auto" w:space="0" w:sz="0" w:val="none"/>
+          <w:bottom w:color="auto" w:space="0" w:sz="0" w:val="none"/>
+          <w:right w:color="auto" w:space="0" w:sz="0" w:val="none"/>
+          <w:between w:color="auto" w:space="0" w:sz="0" w:val="none"/>
+        </w:pBdr>
+        <w:spacing w:after="40" w:line="259.20000000000005" w:lineRule="auto"/>
+        <w:rPr>
+          <w:b w:val="1"/>
+          <w:bCs w:val="1"/>
+          <w:color w:val="1f4e78"/>
+          <w:sz w:val="18"/>
+          <w:szCs w:val="18"/>
+          <w:highlight w:val="white"/>
+        </w:rPr>
+      </w:pPr>
+      <w:r>
+        <w:rPr>
+          <w:rFonts w:ascii="Arial Unicode MS" w:cs="Arial Unicode MS" w:eastAsia="Arial Unicode MS" w:hAnsi="Arial Unicode MS"/>
+          <w:b w:val="1"/>
+          <w:bCs w:val="1"/>
+          <w:color w:val="1f4e78"/>
+          <w:sz w:val="18"/>
+          <w:szCs w:val="18"/>
+          <w:highlight w:val="white"/>
+          <w:rtl w:val="0"/>
+        </w:rPr>
+        <w:t xml:space="preserve">- 예매 상태가 `null`이면 예매를 생성할 수 없다.</w:t>
+      </w:r>
+    </w:p>
+    <w:p>
+      <w:pPr>
+        <w:pBdr>
+          <w:top w:color="auto" w:space="0" w:sz="0" w:val="none"/>
+          <w:left w:color="auto" w:space="0" w:sz="0" w:val="none"/>
+          <w:bottom w:color="auto" w:space="0" w:sz="0" w:val="none"/>
+          <w:right w:color="auto" w:space="0" w:sz="0" w:val="none"/>
+          <w:between w:color="auto" w:space="0" w:sz="0" w:val="none"/>
+        </w:pBdr>
+        <w:spacing w:after="40" w:line="259.20000000000005" w:lineRule="auto"/>
+        <w:rPr>
+          <w:b w:val="1"/>
+          <w:bCs w:val="1"/>
+          <w:color w:val="1f4e78"/>
+          <w:sz w:val="18"/>
+          <w:szCs w:val="18"/>
+          <w:highlight w:val="white"/>
+        </w:rPr>
+      </w:pPr>
+      <w:r>
+        <w:rPr>
+          <w:rtl w:val="0"/>
+        </w:rPr>
+      </w:r>
+    </w:p>
+    <w:p>
+      <w:pPr>
+        <w:pBdr>
+          <w:top w:color="auto" w:space="0" w:sz="0" w:val="none"/>
+          <w:left w:color="auto" w:space="0" w:sz="0" w:val="none"/>
+          <w:bottom w:color="auto" w:space="0" w:sz="0" w:val="none"/>
+          <w:right w:color="auto" w:space="0" w:sz="0" w:val="none"/>
+          <w:between w:color="auto" w:space="0" w:sz="0" w:val="none"/>
+        </w:pBdr>
+        <w:spacing w:after="40" w:line="259.20000000000005" w:lineRule="auto"/>
+        <w:rPr>
+          <w:b w:val="1"/>
+          <w:bCs w:val="1"/>
+          <w:color w:val="1f4e78"/>
+          <w:sz w:val="18"/>
+          <w:szCs w:val="18"/>
+          <w:highlight w:val="white"/>
+        </w:rPr>
+      </w:pPr>
+      <w:r>
+        <w:rPr>
+          <w:rFonts w:ascii="Arial Unicode MS" w:cs="Arial Unicode MS" w:eastAsia="Arial Unicode MS" w:hAnsi="Arial Unicode MS"/>
+          <w:b w:val="1"/>
+          <w:bCs w:val="1"/>
+          <w:color w:val="1f4e78"/>
+          <w:sz w:val="18"/>
+          <w:szCs w:val="18"/>
+          <w:highlight w:val="white"/>
+          <w:rtl w:val="0"/>
+        </w:rPr>
+        <w:t xml:space="preserve">## 제약사항</w:t>
+      </w:r>
+    </w:p>
+    <w:p>
+      <w:pPr>
+        <w:pBdr>
+          <w:top w:color="auto" w:space="0" w:sz="0" w:val="none"/>
+          <w:left w:color="auto" w:space="0" w:sz="0" w:val="none"/>
+          <w:bottom w:color="auto" w:space="0" w:sz="0" w:val="none"/>
+          <w:right w:color="auto" w:space="0" w:sz="0" w:val="none"/>
+          <w:between w:color="auto" w:space="0" w:sz="0" w:val="none"/>
+        </w:pBdr>
+        <w:spacing w:after="40" w:line="259.20000000000005" w:lineRule="auto"/>
+        <w:rPr>
+          <w:b w:val="1"/>
+          <w:bCs w:val="1"/>
+          <w:color w:val="1f4e78"/>
+          <w:sz w:val="18"/>
+          <w:szCs w:val="18"/>
+          <w:highlight w:val="white"/>
+        </w:rPr>
+      </w:pPr>
+      <w:r>
+        <w:rPr>
+          <w:rtl w:val="0"/>
+        </w:rPr>
+      </w:r>
+    </w:p>
+    <w:p>
+      <w:pPr>
+        <w:pBdr>
+          <w:top w:color="auto" w:space="0" w:sz="0" w:val="none"/>
+          <w:left w:color="auto" w:space="0" w:sz="0" w:val="none"/>
+          <w:bottom w:color="auto" w:space="0" w:sz="0" w:val="none"/>
+          <w:right w:color="auto" w:space="0" w:sz="0" w:val="none"/>
+          <w:between w:color="auto" w:space="0" w:sz="0" w:val="none"/>
+        </w:pBdr>
+        <w:spacing w:after="40" w:line="259.20000000000005" w:lineRule="auto"/>
+        <w:rPr>
+          <w:b w:val="1"/>
+          <w:bCs w:val="1"/>
+          <w:color w:val="1f4e78"/>
+          <w:sz w:val="18"/>
+          <w:szCs w:val="18"/>
+          <w:highlight w:val="white"/>
+        </w:rPr>
+      </w:pPr>
+      <w:r>
+        <w:rPr>
+          <w:rFonts w:ascii="Arial Unicode MS" w:cs="Arial Unicode MS" w:eastAsia="Arial Unicode MS" w:hAnsi="Arial Unicode MS"/>
+          <w:b w:val="1"/>
+          <w:bCs w:val="1"/>
+          <w:color w:val="1f4e78"/>
+          <w:sz w:val="18"/>
+          <w:szCs w:val="18"/>
+          <w:highlight w:val="white"/>
+          <w:rtl w:val="0"/>
+        </w:rPr>
+        <w:t xml:space="preserve">- 모든 성공 및 실패 시나리오를 통과한 뒤에도 좌석과 예매 데이터의 식별자, 필수값, 상태값 및 연관관계가 데이터베이스와 도메인 객체에서 일관되게 유지되어야 한다.</w:t>
+      </w:r>
+    </w:p>
+    <w:p>
+      <w:pPr>
+        <w:pBdr>
+          <w:top w:color="auto" w:space="0" w:sz="0" w:val="none"/>
+          <w:left w:color="auto" w:space="0" w:sz="0" w:val="none"/>
+          <w:bottom w:color="auto" w:space="0" w:sz="0" w:val="none"/>
+          <w:right w:color="auto" w:space="0" w:sz="0" w:val="none"/>
+          <w:between w:color="auto" w:space="0" w:sz="0" w:val="none"/>
+        </w:pBdr>
+        <w:spacing w:after="40" w:line="259.20000000000005" w:lineRule="auto"/>
+        <w:rPr>
+          <w:b w:val="1"/>
+          <w:bCs w:val="1"/>
+          <w:color w:val="1f4e78"/>
+          <w:sz w:val="18"/>
+          <w:szCs w:val="18"/>
+          <w:highlight w:val="white"/>
+        </w:rPr>
+      </w:pPr>
+      <w:r>
+        <w:rPr>
+          <w:rtl w:val="0"/>
+        </w:rPr>
       </w:r>
     </w:p>
     <w:p>
